--- a/SGB_Functionality_Audit_2026/02_School_Mission_Statement/SGB_Mission_and_Vision_Statement_2026.docx
+++ b/SGB_Functionality_Audit_2026/02_School_Mission_Statement/SGB_Mission_and_Vision_Statement_2026.docx
@@ -129,7 +129,7 @@
                           </pic:cNvPicPr>
                         </pic:nvPicPr>
                         <pic:blipFill>
-                          <a:blip r:embed="rId8" cstate="none"/>
+                          <a:blip r:embed="rId9" cstate="none"/>
                           <a:srcRect/>
                           <a:stretch>
                             <a:fillRect/>
@@ -169,7 +169,7 @@
             </w:pPr>
             <w:r>
               <w:rPr>
-                <w:rFonts w:ascii="Arial" w:cs="Arial" w:eastAsia="Arial" w:hAnsi="Arial"/>
+                <w:rFonts w:ascii="Aptos" w:cs="Aptos" w:eastAsia="Aptos" w:hAnsi="Aptos"/>
                 <w:b/>
                 <w:bCs/>
                 <w:color w:val="0C2340"/>
@@ -185,7 +185,7 @@
             </w:pPr>
             <w:r>
               <w:rPr>
-                <w:rFonts w:ascii="Arial" w:cs="Arial" w:eastAsia="Arial" w:hAnsi="Arial"/>
+                <w:rFonts w:ascii="Aptos" w:cs="Aptos" w:eastAsia="Aptos" w:hAnsi="Aptos"/>
                 <w:b/>
                 <w:bCs/>
                 <w:i/>
@@ -203,7 +203,7 @@
             </w:pPr>
             <w:r>
               <w:rPr>
-                <w:rFonts w:ascii="Arial" w:cs="Arial" w:eastAsia="Arial" w:hAnsi="Arial"/>
+                <w:rFonts w:ascii="Aptos" w:cs="Aptos" w:eastAsia="Aptos" w:hAnsi="Aptos"/>
                 <w:color w:val="475569"/>
                 <w:sz w:val="14"/>
                 <w:szCs w:val="14"/>
@@ -217,7 +217,7 @@
             </w:pPr>
             <w:r>
               <w:rPr>
-                <w:rFonts w:ascii="Arial" w:cs="Arial" w:eastAsia="Arial" w:hAnsi="Arial"/>
+                <w:rFonts w:ascii="Aptos" w:cs="Aptos" w:eastAsia="Aptos" w:hAnsi="Aptos"/>
                 <w:color w:val="475569"/>
                 <w:sz w:val="14"/>
                 <w:szCs w:val="14"/>
@@ -249,7 +249,7 @@
             </w:pPr>
             <w:r>
               <w:rPr>
-                <w:rFonts w:ascii="Arial" w:cs="Arial" w:eastAsia="Arial" w:hAnsi="Arial"/>
+                <w:rFonts w:ascii="Aptos" w:cs="Aptos" w:eastAsia="Aptos" w:hAnsi="Aptos"/>
                 <w:b/>
                 <w:bCs/>
                 <w:color w:val="0C2340"/>
@@ -265,12 +265,12 @@
             </w:pPr>
             <w:r>
               <w:rPr>
-                <w:rFonts w:ascii="Arial" w:cs="Arial" w:eastAsia="Arial" w:hAnsi="Arial"/>
+                <w:rFonts w:ascii="Aptos" w:cs="Aptos" w:eastAsia="Aptos" w:hAnsi="Aptos"/>
                 <w:color w:val="64748B"/>
                 <w:sz w:val="14"/>
                 <w:szCs w:val="14"/>
               </w:rPr>
-              <w:t xml:space="preserve">MISSION</w:t>
+              <w:t xml:space="preserve">STATEMENT</w:t>
             </w:r>
           </w:p>
         </w:tc>
@@ -291,14 +291,14 @@
       </w:pPr>
       <w:r>
         <w:rPr>
-          <w:rFonts w:ascii="Arial" w:cs="Arial" w:eastAsia="Arial" w:hAnsi="Arial"/>
+          <w:rFonts w:ascii="Aptos" w:cs="Aptos" w:eastAsia="Aptos" w:hAnsi="Aptos"/>
           <w:b/>
           <w:bCs/>
           <w:color w:val="0C2340"/>
           <w:sz w:val="28"/>
           <w:szCs w:val="28"/>
         </w:rPr>
-        <w:t xml:space="preserve">SGB Mission and Vision Statement 2026</w:t>
+        <w:t xml:space="preserve">SCHOOL MISSION STATEMENT</w:t>
       </w:r>
     </w:p>
     <w:p>
@@ -308,7 +308,7 @@
       </w:pPr>
       <w:r>
         <w:rPr>
-          <w:rFonts w:ascii="Arial" w:cs="Arial" w:eastAsia="Arial" w:hAnsi="Arial"/>
+          <w:rFonts w:ascii="Aptos" w:cs="Aptos" w:eastAsia="Aptos" w:hAnsi="Aptos"/>
           <w:b/>
           <w:bCs/>
           <w:color w:val="A6192E"/>
@@ -318,17 +318,472 @@
         <w:t xml:space="preserve">LADY GREY ARTS ACADEMY</w:t>
       </w:r>
     </w:p>
+    <w:tbl>
+      <w:tblPr>
+        <w:tblW w:type="dxa" w:w="10771"/>
+        <w:tblBorders>
+          <w:top w:val="single" w:color="auto" w:sz="4"/>
+          <w:left w:val="single" w:color="auto" w:sz="4"/>
+          <w:bottom w:val="single" w:color="auto" w:sz="4"/>
+          <w:right w:val="single" w:color="auto" w:sz="4"/>
+          <w:insideH w:val="single" w:color="auto" w:sz="4"/>
+          <w:insideV w:val="single" w:color="auto" w:sz="4"/>
+        </w:tblBorders>
+      </w:tblPr>
+      <w:tblGrid>
+        <w:gridCol w:w="100"/>
+        <w:gridCol w:w="100"/>
+      </w:tblGrid>
+      <w:tr>
+        <w:tc>
+          <w:tcPr>
+            <w:tcW w:type="dxa" w:w="4081"/>
+            <w:shd w:fill="0C2340"/>
+            <w:tcMar>
+              <w:top w:type="dxa" w:w="100"/>
+              <w:left w:type="dxa" w:w="140"/>
+              <w:bottom w:type="dxa" w:w="100"/>
+              <w:right w:type="dxa" w:w="140"/>
+            </w:tcMar>
+          </w:tcPr>
+          <w:p>
+            <w:r>
+              <w:rPr>
+                <w:rFonts w:ascii="Aptos" w:cs="Aptos" w:eastAsia="Aptos" w:hAnsi="Aptos"/>
+                <w:b/>
+                <w:bCs/>
+                <w:color w:val="FFFFFF"/>
+                <w:sz w:val="19"/>
+                <w:szCs w:val="19"/>
+              </w:rPr>
+              <w:t xml:space="preserve">Regulatory Alignment &amp; Authority</w:t>
+            </w:r>
+          </w:p>
+        </w:tc>
+        <w:tc>
+          <w:tcPr>
+            <w:tcW w:type="dxa" w:w="6689"/>
+            <w:shd w:fill="0C2340"/>
+            <w:tcMar>
+              <w:top w:type="dxa" w:w="100"/>
+              <w:left w:type="dxa" w:w="140"/>
+              <w:bottom w:type="dxa" w:w="100"/>
+              <w:right w:type="dxa" w:w="140"/>
+            </w:tcMar>
+          </w:tcPr>
+          <w:p>
+            <w:r>
+              <w:rPr>
+                <w:rFonts w:ascii="Aptos" w:cs="Aptos" w:eastAsia="Aptos" w:hAnsi="Aptos"/>
+                <w:b/>
+                <w:bCs/>
+                <w:color w:val="FFFFFF"/>
+                <w:sz w:val="19"/>
+                <w:szCs w:val="19"/>
+              </w:rPr>
+              <w:t xml:space="preserve">Details &amp; Specifications</w:t>
+            </w:r>
+          </w:p>
+        </w:tc>
+      </w:tr>
+      <w:tr>
+        <w:tc>
+          <w:tcPr>
+            <w:tcW w:type="dxa" w:w="4081"/>
+            <w:tcBorders>
+              <w:top w:val="single" w:color="CBD5E1" w:sz="4"/>
+              <w:left w:val="single" w:color="CBD5E1" w:sz="4"/>
+              <w:bottom w:val="single" w:color="CBD5E1" w:sz="4"/>
+              <w:right w:val="single" w:color="CBD5E1" w:sz="4"/>
+            </w:tcBorders>
+            <w:tcMar>
+              <w:top w:type="dxa" w:w="80"/>
+              <w:left w:type="dxa" w:w="140"/>
+              <w:bottom w:type="dxa" w:w="80"/>
+              <w:right w:type="dxa" w:w="140"/>
+            </w:tcMar>
+          </w:tcPr>
+          <w:p>
+            <w:r>
+              <w:rPr>
+                <w:rFonts w:ascii="Aptos" w:cs="Aptos" w:eastAsia="Aptos" w:hAnsi="Aptos"/>
+                <w:b/>
+                <w:bCs/>
+                <w:color w:val="0C2340"/>
+                <w:sz w:val="20"/>
+                <w:szCs w:val="20"/>
+              </w:rPr>
+              <w:t xml:space="preserve">National Legislative Basis</w:t>
+            </w:r>
+          </w:p>
+        </w:tc>
+        <w:tc>
+          <w:tcPr>
+            <w:tcW w:type="dxa" w:w="6689"/>
+            <w:tcBorders>
+              <w:top w:val="single" w:color="CBD5E1" w:sz="4"/>
+              <w:left w:val="single" w:color="CBD5E1" w:sz="4"/>
+              <w:bottom w:val="single" w:color="CBD5E1" w:sz="4"/>
+              <w:right w:val="single" w:color="CBD5E1" w:sz="4"/>
+            </w:tcBorders>
+            <w:tcMar>
+              <w:top w:type="dxa" w:w="80"/>
+              <w:left w:type="dxa" w:w="140"/>
+              <w:bottom w:type="dxa" w:w="80"/>
+              <w:right w:type="dxa" w:w="140"/>
+            </w:tcMar>
+          </w:tcPr>
+          <w:p>
+            <w:r>
+              <w:rPr>
+                <w:rFonts w:ascii="Aptos" w:cs="Aptos" w:eastAsia="Aptos" w:hAnsi="Aptos"/>
+                <w:color w:val="1A1A1A"/>
+                <w:sz w:val="20"/>
+                <w:szCs w:val="20"/>
+              </w:rPr>
+              <w:t xml:space="preserve">Section 20(1)(c) of South African Schools Act, 1996 (Act No. 84 of 1996)</w:t>
+            </w:r>
+          </w:p>
+        </w:tc>
+      </w:tr>
+      <w:tr>
+        <w:tc>
+          <w:tcPr>
+            <w:tcW w:type="dxa" w:w="4081"/>
+            <w:tcBorders>
+              <w:top w:val="single" w:color="CBD5E1" w:sz="4"/>
+              <w:left w:val="single" w:color="CBD5E1" w:sz="4"/>
+              <w:bottom w:val="single" w:color="CBD5E1" w:sz="4"/>
+              <w:right w:val="single" w:color="CBD5E1" w:sz="4"/>
+            </w:tcBorders>
+            <w:shd w:fill="F8FAFC"/>
+            <w:tcMar>
+              <w:top w:type="dxa" w:w="80"/>
+              <w:left w:type="dxa" w:w="140"/>
+              <w:bottom w:type="dxa" w:w="80"/>
+              <w:right w:type="dxa" w:w="140"/>
+            </w:tcMar>
+          </w:tcPr>
+          <w:p>
+            <w:r>
+              <w:rPr>
+                <w:rFonts w:ascii="Aptos" w:cs="Aptos" w:eastAsia="Aptos" w:hAnsi="Aptos"/>
+                <w:b/>
+                <w:bCs/>
+                <w:color w:val="0C2340"/>
+                <w:sz w:val="20"/>
+                <w:szCs w:val="20"/>
+              </w:rPr>
+              <w:t xml:space="preserve">Provincial Governance Directives</w:t>
+            </w:r>
+          </w:p>
+        </w:tc>
+        <w:tc>
+          <w:tcPr>
+            <w:tcW w:type="dxa" w:w="6689"/>
+            <w:tcBorders>
+              <w:top w:val="single" w:color="CBD5E1" w:sz="4"/>
+              <w:left w:val="single" w:color="CBD5E1" w:sz="4"/>
+              <w:bottom w:val="single" w:color="CBD5E1" w:sz="4"/>
+              <w:right w:val="single" w:color="CBD5E1" w:sz="4"/>
+            </w:tcBorders>
+            <w:shd w:fill="F8FAFC"/>
+            <w:tcMar>
+              <w:top w:type="dxa" w:w="80"/>
+              <w:left w:type="dxa" w:w="140"/>
+              <w:bottom w:type="dxa" w:w="80"/>
+              <w:right w:type="dxa" w:w="140"/>
+            </w:tcMar>
+          </w:tcPr>
+          <w:p>
+            <w:r>
+              <w:rPr>
+                <w:rFonts w:ascii="Aptos" w:cs="Aptos" w:eastAsia="Aptos" w:hAnsi="Aptos"/>
+                <w:color w:val="1A1A1A"/>
+                <w:sz w:val="20"/>
+                <w:szCs w:val="20"/>
+              </w:rPr>
+              <w:t xml:space="preserve">Eastern Cape Department of Education Curriculum &amp; School Governance Directives</w:t>
+            </w:r>
+          </w:p>
+        </w:tc>
+      </w:tr>
+      <w:tr>
+        <w:tc>
+          <w:tcPr>
+            <w:tcW w:type="dxa" w:w="4081"/>
+            <w:tcBorders>
+              <w:top w:val="single" w:color="CBD5E1" w:sz="4"/>
+              <w:left w:val="single" w:color="CBD5E1" w:sz="4"/>
+              <w:bottom w:val="single" w:color="CBD5E1" w:sz="4"/>
+              <w:right w:val="single" w:color="CBD5E1" w:sz="4"/>
+            </w:tcBorders>
+            <w:tcMar>
+              <w:top w:type="dxa" w:w="80"/>
+              <w:left w:type="dxa" w:w="140"/>
+              <w:bottom w:type="dxa" w:w="80"/>
+              <w:right w:type="dxa" w:w="140"/>
+            </w:tcMar>
+          </w:tcPr>
+          <w:p>
+            <w:r>
+              <w:rPr>
+                <w:rFonts w:ascii="Aptos" w:cs="Aptos" w:eastAsia="Aptos" w:hAnsi="Aptos"/>
+                <w:b/>
+                <w:bCs/>
+                <w:color w:val="0C2340"/>
+                <w:sz w:val="20"/>
+                <w:szCs w:val="20"/>
+              </w:rPr>
+              <w:t xml:space="preserve">Institutional Juristic Status</w:t>
+            </w:r>
+          </w:p>
+        </w:tc>
+        <w:tc>
+          <w:tcPr>
+            <w:tcW w:type="dxa" w:w="6689"/>
+            <w:tcBorders>
+              <w:top w:val="single" w:color="CBD5E1" w:sz="4"/>
+              <w:left w:val="single" w:color="CBD5E1" w:sz="4"/>
+              <w:bottom w:val="single" w:color="CBD5E1" w:sz="4"/>
+              <w:right w:val="single" w:color="CBD5E1" w:sz="4"/>
+            </w:tcBorders>
+            <w:tcMar>
+              <w:top w:type="dxa" w:w="80"/>
+              <w:left w:type="dxa" w:w="140"/>
+              <w:bottom w:type="dxa" w:w="80"/>
+              <w:right w:type="dxa" w:w="140"/>
+            </w:tcMar>
+          </w:tcPr>
+          <w:p>
+            <w:r>
+              <w:rPr>
+                <w:rFonts w:ascii="Aptos" w:cs="Aptos" w:eastAsia="Aptos" w:hAnsi="Aptos"/>
+                <w:color w:val="1A1A1A"/>
+                <w:sz w:val="20"/>
+                <w:szCs w:val="20"/>
+              </w:rPr>
+              <w:t xml:space="preserve">Lady Grey Arts Academy (EMIS: 200600985)</w:t>
+            </w:r>
+          </w:p>
+        </w:tc>
+      </w:tr>
+      <w:tr>
+        <w:tc>
+          <w:tcPr>
+            <w:tcW w:type="dxa" w:w="4081"/>
+            <w:tcBorders>
+              <w:top w:val="single" w:color="CBD5E1" w:sz="4"/>
+              <w:left w:val="single" w:color="CBD5E1" w:sz="4"/>
+              <w:bottom w:val="single" w:color="CBD5E1" w:sz="4"/>
+              <w:right w:val="single" w:color="CBD5E1" w:sz="4"/>
+            </w:tcBorders>
+            <w:shd w:fill="F8FAFC"/>
+            <w:tcMar>
+              <w:top w:type="dxa" w:w="80"/>
+              <w:left w:type="dxa" w:w="140"/>
+              <w:bottom w:type="dxa" w:w="80"/>
+              <w:right w:type="dxa" w:w="140"/>
+            </w:tcMar>
+          </w:tcPr>
+          <w:p>
+            <w:r>
+              <w:rPr>
+                <w:rFonts w:ascii="Aptos" w:cs="Aptos" w:eastAsia="Aptos" w:hAnsi="Aptos"/>
+                <w:b/>
+                <w:bCs/>
+                <w:color w:val="0C2340"/>
+                <w:sz w:val="20"/>
+                <w:szCs w:val="20"/>
+              </w:rPr>
+              <w:t xml:space="preserve">Core Educational Mandate</w:t>
+            </w:r>
+          </w:p>
+        </w:tc>
+        <w:tc>
+          <w:tcPr>
+            <w:tcW w:type="dxa" w:w="6689"/>
+            <w:tcBorders>
+              <w:top w:val="single" w:color="CBD5E1" w:sz="4"/>
+              <w:left w:val="single" w:color="CBD5E1" w:sz="4"/>
+              <w:bottom w:val="single" w:color="CBD5E1" w:sz="4"/>
+              <w:right w:val="single" w:color="CBD5E1" w:sz="4"/>
+            </w:tcBorders>
+            <w:shd w:fill="F8FAFC"/>
+            <w:tcMar>
+              <w:top w:type="dxa" w:w="80"/>
+              <w:left w:type="dxa" w:w="140"/>
+              <w:bottom w:type="dxa" w:w="80"/>
+              <w:right w:type="dxa" w:w="140"/>
+            </w:tcMar>
+          </w:tcPr>
+          <w:p>
+            <w:r>
+              <w:rPr>
+                <w:rFonts w:ascii="Aptos" w:cs="Aptos" w:eastAsia="Aptos" w:hAnsi="Aptos"/>
+                <w:color w:val="1A1A1A"/>
+                <w:sz w:val="20"/>
+                <w:szCs w:val="20"/>
+              </w:rPr>
+              <w:t xml:space="preserve">Whole School Development, Academic Excellence &amp; Specialized Creative and Performing Arts</w:t>
+            </w:r>
+          </w:p>
+        </w:tc>
+      </w:tr>
+      <w:tr>
+        <w:tc>
+          <w:tcPr>
+            <w:tcW w:type="dxa" w:w="4081"/>
+            <w:tcBorders>
+              <w:top w:val="single" w:color="CBD5E1" w:sz="4"/>
+              <w:left w:val="single" w:color="CBD5E1" w:sz="4"/>
+              <w:bottom w:val="single" w:color="CBD5E1" w:sz="4"/>
+              <w:right w:val="single" w:color="CBD5E1" w:sz="4"/>
+            </w:tcBorders>
+            <w:tcMar>
+              <w:top w:type="dxa" w:w="80"/>
+              <w:left w:type="dxa" w:w="140"/>
+              <w:bottom w:type="dxa" w:w="80"/>
+              <w:right w:type="dxa" w:w="140"/>
+            </w:tcMar>
+          </w:tcPr>
+          <w:p>
+            <w:r>
+              <w:rPr>
+                <w:rFonts w:ascii="Aptos" w:cs="Aptos" w:eastAsia="Aptos" w:hAnsi="Aptos"/>
+                <w:b/>
+                <w:bCs/>
+                <w:color w:val="0C2340"/>
+                <w:sz w:val="20"/>
+                <w:szCs w:val="20"/>
+              </w:rPr>
+              <w:t xml:space="preserve">Adoption &amp; Custodianship</w:t>
+            </w:r>
+          </w:p>
+        </w:tc>
+        <w:tc>
+          <w:tcPr>
+            <w:tcW w:type="dxa" w:w="6689"/>
+            <w:tcBorders>
+              <w:top w:val="single" w:color="CBD5E1" w:sz="4"/>
+              <w:left w:val="single" w:color="CBD5E1" w:sz="4"/>
+              <w:bottom w:val="single" w:color="CBD5E1" w:sz="4"/>
+              <w:right w:val="single" w:color="CBD5E1" w:sz="4"/>
+            </w:tcBorders>
+            <w:tcMar>
+              <w:top w:type="dxa" w:w="80"/>
+              <w:left w:type="dxa" w:w="140"/>
+              <w:bottom w:type="dxa" w:w="80"/>
+              <w:right w:type="dxa" w:w="140"/>
+            </w:tcMar>
+          </w:tcPr>
+          <w:p>
+            <w:r>
+              <w:rPr>
+                <w:rFonts w:ascii="Aptos" w:cs="Aptos" w:eastAsia="Aptos" w:hAnsi="Aptos"/>
+                <w:color w:val="1A1A1A"/>
+                <w:sz w:val="20"/>
+                <w:szCs w:val="20"/>
+              </w:rPr>
+              <w:t xml:space="preserve">School Governing Body (SGB) &amp; School Management Team (SMT)</w:t>
+            </w:r>
+          </w:p>
+        </w:tc>
+      </w:tr>
+    </w:tbl>
+    <w:p>
+      <w:pPr>
+        <w:spacing w:after="0" w:before="120"/>
+      </w:pPr>
+    </w:p>
+    <w:tbl>
+      <w:tblPr>
+        <w:tblW w:type="dxa" w:w="10771"/>
+        <w:tblBorders>
+          <w:top w:val="single" w:color="E2E8F0" w:sz="4"/>
+          <w:left w:val="single" w:color="0C2340" w:sz="24"/>
+          <w:bottom w:val="single" w:color="E2E8F0" w:sz="4"/>
+          <w:right w:val="single" w:color="E2E8F0" w:sz="4"/>
+          <w:insideH w:val="single" w:color="auto" w:sz="4"/>
+          <w:insideV w:val="single" w:color="auto" w:sz="4"/>
+        </w:tblBorders>
+      </w:tblPr>
+      <w:tblGrid>
+        <w:gridCol w:w="100"/>
+      </w:tblGrid>
+      <w:tr>
+        <w:tc>
+          <w:tcPr>
+            <w:tcW w:type="dxa" w:w="10771"/>
+            <w:shd w:fill="F8FAFC"/>
+            <w:tcMar>
+              <w:top w:type="dxa" w:w="120"/>
+              <w:left w:type="dxa" w:w="160"/>
+              <w:bottom w:type="dxa" w:w="120"/>
+              <w:right w:type="dxa" w:w="160"/>
+            </w:tcMar>
+          </w:tcPr>
+          <w:p>
+            <w:pPr>
+              <w:spacing w:after="0" w:before="0" w:line="260"/>
+              <w:jc w:val="both"/>
+            </w:pPr>
+            <w:r>
+              <w:rPr>
+                <w:rFonts w:ascii="Aptos" w:cs="Aptos" w:eastAsia="Aptos" w:hAnsi="Aptos"/>
+                <w:b/>
+                <w:bCs/>
+                <w:color w:val="0C2340"/>
+                <w:sz w:val="18"/>
+                <w:szCs w:val="18"/>
+              </w:rPr>
+              <w:t xml:space="preserve">LEGAL NOTICE: </w:t>
+            </w:r>
+            <w:r>
+              <w:rPr>
+                <w:rFonts w:ascii="Aptos" w:cs="Aptos" w:eastAsia="Aptos" w:hAnsi="Aptos"/>
+                <w:color w:val="1A1A1A"/>
+                <w:sz w:val="18"/>
+                <w:szCs w:val="18"/>
+              </w:rPr>
+              <w:t xml:space="preserve">This school mission statement is an official statutory and regulatory instrument drafted, adopted, and promulgated by the School Governing Body in terms of Section 20(1)(c) of the South African Schools Act, 1996 (Act No. 84 of 1996). This document aligns fully with the Constitution of the Republic of South Africa, 1996 (Act No. 108 of 1996), the National Education Policy Act, 1996 (Act No. 27 of 1996), and applicable provincial education legislation and governance directives. All members of the School Governing Body, School Management Team, educators, administrative and support staff, learners, and parents/guardians are legally bound by and subject to the provisions herein.</w:t>
+            </w:r>
+          </w:p>
+        </w:tc>
+      </w:tr>
+    </w:tbl>
+    <w:p>
+      <w:pPr>
+        <w:spacing w:after="0" w:before="140"/>
+      </w:pPr>
+    </w:p>
+    <w:p>
+      <w:pPr>
+        <w:spacing w:after="0" w:before="0" w:line="300"/>
+        <w:ind w:left="0"/>
+        <w:jc w:val="both"/>
+      </w:pPr>
+      <w:r>
+        <w:rPr>
+          <w:rFonts w:ascii="Aptos" w:cs="Aptos" w:eastAsia="Aptos" w:hAnsi="Aptos"/>
+          <w:color w:val="1A1A1A"/>
+          <w:sz w:val="20"/>
+          <w:szCs w:val="20"/>
+        </w:rPr>
+        <w:t xml:space="preserve">The Lady Grey Arts Academy is a Section 21 Public School, offering specialised education in the performing- and visual arts to students from all backgrounds and cultures in the more remote parts of the rural areas of South Africa - a true reflection of the South African “Rainbow Nation”. The Academy’s horizons in all educational respects are ever expanding to meet the needs of the young people of today, focusing especially on the development of artistic talent and skills.</w:t>
+      </w:r>
+    </w:p>
     <w:p>
       <w:pPr>
         <w:tabs>
           <w:tab w:val="left" w:pos="566"/>
         </w:tabs>
-        <w:spacing w:after="100" w:before="240"/>
+        <w:spacing w:after="0" w:before="100"/>
         <w:ind w:left="0"/>
       </w:pPr>
       <w:r>
         <w:rPr>
-          <w:rFonts w:ascii="Arial" w:cs="Arial" w:eastAsia="Arial" w:hAnsi="Arial"/>
+          <w:rFonts w:ascii="Aptos" w:cs="Aptos" w:eastAsia="Aptos" w:hAnsi="Aptos"/>
           <w:b/>
           <w:bCs/>
           <w:color w:val="0C2340"/>
@@ -339,7 +794,7 @@
       </w:r>
       <w:r>
         <w:rPr>
-          <w:rFonts w:ascii="Arial" w:cs="Arial" w:eastAsia="Arial" w:hAnsi="Arial"/>
+          <w:rFonts w:ascii="Aptos" w:cs="Aptos" w:eastAsia="Aptos" w:hAnsi="Aptos"/>
           <w:sz w:val="22"/>
           <w:szCs w:val="22"/>
         </w:rPr>
@@ -347,14 +802,30 @@
       </w:r>
       <w:r>
         <w:rPr>
-          <w:rFonts w:ascii="Arial" w:cs="Arial" w:eastAsia="Arial" w:hAnsi="Arial"/>
+          <w:rFonts w:ascii="Aptos" w:cs="Aptos" w:eastAsia="Aptos" w:hAnsi="Aptos"/>
           <w:b/>
           <w:bCs/>
           <w:color w:val="0C2340"/>
           <w:sz w:val="22"/>
           <w:szCs w:val="22"/>
         </w:rPr>
-        <w:t xml:space="preserve">VISION</w:t>
+        <w:t xml:space="preserve">OUR VISION</w:t>
+      </w:r>
+    </w:p>
+    <w:p>
+      <w:pPr>
+        <w:spacing w:after="0" w:before="0" w:line="300"/>
+        <w:ind w:left="566"/>
+        <w:jc w:val="both"/>
+      </w:pPr>
+      <w:r>
+        <w:rPr>
+          <w:rFonts w:ascii="Aptos" w:cs="Aptos" w:eastAsia="Aptos" w:hAnsi="Aptos"/>
+          <w:color w:val="1A1A1A"/>
+          <w:sz w:val="20"/>
+          <w:szCs w:val="20"/>
+        </w:rPr>
+        <w:t xml:space="preserve">The Lady Grey Arts Academy will be a dynamic nationally and internationally know Arts school which produces graduate students who can make a critical and constructive contribution to society. Here the holistic development of every learner is developed and potential is turned into excellence.</w:t>
       </w:r>
     </w:p>
     <w:p>
@@ -362,39 +833,70 @@
         <w:tabs>
           <w:tab w:val="left" w:pos="566"/>
         </w:tabs>
-        <w:spacing w:after="90" w:before="70" w:line="276"/>
-        <w:ind w:left="566" w:hanging="566"/>
-        <w:jc w:val="both"/>
-      </w:pPr>
-      <w:r>
-        <w:rPr>
-          <w:rFonts w:ascii="Arial" w:cs="Arial" w:eastAsia="Arial" w:hAnsi="Arial"/>
-          <w:b/>
-          <w:bCs/>
-          <w:color w:val="1A1A1A"/>
-          <w:sz w:val="20"/>
-          <w:szCs w:val="20"/>
-        </w:rPr>
-        <w:t xml:space="preserve">1.1</w:t>
-      </w:r>
-      <w:r>
-        <w:rPr>
-          <w:rFonts w:ascii="Arial" w:cs="Arial" w:eastAsia="Arial" w:hAnsi="Arial"/>
-          <w:sz w:val="20"/>
-          <w:szCs w:val="20"/>
+        <w:spacing w:after="0" w:before="100"/>
+        <w:ind w:left="0"/>
+      </w:pPr>
+      <w:r>
+        <w:rPr>
+          <w:rFonts w:ascii="Aptos" w:cs="Aptos" w:eastAsia="Aptos" w:hAnsi="Aptos"/>
+          <w:b/>
+          <w:bCs/>
+          <w:color w:val="0C2340"/>
+          <w:sz w:val="22"/>
+          <w:szCs w:val="22"/>
+        </w:rPr>
+        <w:t xml:space="preserve">2.</w:t>
+      </w:r>
+      <w:r>
+        <w:rPr>
+          <w:rFonts w:ascii="Aptos" w:cs="Aptos" w:eastAsia="Aptos" w:hAnsi="Aptos"/>
+          <w:sz w:val="22"/>
+          <w:szCs w:val="22"/>
         </w:rPr>
         <w:t xml:space="preserve">	</w:t>
       </w:r>
       <w:r>
         <w:rPr>
-          <w:rFonts w:ascii="Arial" w:cs="Arial" w:eastAsia="Arial" w:hAnsi="Arial"/>
-          <w:b w:val="false"/>
-          <w:bCs w:val="false"/>
-          <w:color w:val="1A1A1A"/>
-          <w:sz w:val="20"/>
-          <w:szCs w:val="20"/>
-        </w:rPr>
-        <w:t xml:space="preserve">Lady Grey Arts Academy aspires to be a premier South African center of educational and artistic excellence.</w:t>
+          <w:rFonts w:ascii="Aptos" w:cs="Aptos" w:eastAsia="Aptos" w:hAnsi="Aptos"/>
+          <w:b/>
+          <w:bCs/>
+          <w:color w:val="0C2340"/>
+          <w:sz w:val="22"/>
+          <w:szCs w:val="22"/>
+        </w:rPr>
+        <w:t xml:space="preserve">OUR MISSION</w:t>
+      </w:r>
+    </w:p>
+    <w:p>
+      <w:pPr>
+        <w:spacing w:after="0" w:before="0" w:line="300"/>
+        <w:ind w:left="566"/>
+        <w:jc w:val="both"/>
+      </w:pPr>
+      <w:r>
+        <w:rPr>
+          <w:rFonts w:ascii="Aptos" w:cs="Aptos" w:eastAsia="Aptos" w:hAnsi="Aptos"/>
+          <w:color w:val="1A1A1A"/>
+          <w:sz w:val="20"/>
+          <w:szCs w:val="20"/>
+        </w:rPr>
+        <w:t xml:space="preserve">The Lady Grey Arts Academy (LGAA) is an educational institution of excellence dedicated to the holistic development of young adults within a disciplined and nurturing environment. Guided by specialist educators, we use engaging, integrated learning methods designed to ignite learners’ imaginations and cultivate innovative problem-solving skills. Rooted in the belief that the arts are vital to human growth, our approach actively stimulates creativity, passion, and inventiveness in every student.</w:t>
+      </w:r>
+    </w:p>
+    <w:p>
+      <w:pPr>
+        <w:spacing w:after="0" w:before="100" w:line="300"/>
+        <w:ind w:left="566"/>
+        <w:jc w:val="both"/>
+      </w:pPr>
+      <w:r>
+        <w:rPr>
+          <w:rFonts w:ascii="Aptos" w:cs="Aptos" w:eastAsia="Aptos" w:hAnsi="Aptos"/>
+          <w:color w:val="1A1A1A"/>
+          <w:sz w:val="20"/>
+          <w:szCs w:val="20"/>
+        </w:rPr>
+        <w:t xml:space="preserve">As a leading South African focus school for creative culture, LGAA continues to expand its international affiliations while deeply enriching local communities. We shape the unique character and identity of our learners through dynamic, multi-disciplinary approaches that bridge artistic expression with technological innovation. In doing so, we ensure that arts education remains accessible, inclusive, and deeply meaningful for the next generation.</w:t>
       </w:r>
     </w:p>
     <w:p>
@@ -402,23 +904,23 @@
         <w:tabs>
           <w:tab w:val="left" w:pos="566"/>
         </w:tabs>
-        <w:spacing w:after="100" w:before="240"/>
+        <w:spacing w:after="0" w:before="100"/>
         <w:ind w:left="0"/>
       </w:pPr>
       <w:r>
         <w:rPr>
-          <w:rFonts w:ascii="Arial" w:cs="Arial" w:eastAsia="Arial" w:hAnsi="Arial"/>
+          <w:rFonts w:ascii="Aptos" w:cs="Aptos" w:eastAsia="Aptos" w:hAnsi="Aptos"/>
           <w:b/>
           <w:bCs/>
           <w:color w:val="0C2340"/>
           <w:sz w:val="22"/>
           <w:szCs w:val="22"/>
         </w:rPr>
-        <w:t xml:space="preserve">2.</w:t>
-      </w:r>
-      <w:r>
-        <w:rPr>
-          <w:rFonts w:ascii="Arial" w:cs="Arial" w:eastAsia="Arial" w:hAnsi="Arial"/>
+        <w:t xml:space="preserve">3.</w:t>
+      </w:r>
+      <w:r>
+        <w:rPr>
+          <w:rFonts w:ascii="Aptos" w:cs="Aptos" w:eastAsia="Aptos" w:hAnsi="Aptos"/>
           <w:sz w:val="22"/>
           <w:szCs w:val="22"/>
         </w:rPr>
@@ -426,14 +928,30 @@
       </w:r>
       <w:r>
         <w:rPr>
-          <w:rFonts w:ascii="Arial" w:cs="Arial" w:eastAsia="Arial" w:hAnsi="Arial"/>
+          <w:rFonts w:ascii="Aptos" w:cs="Aptos" w:eastAsia="Aptos" w:hAnsi="Aptos"/>
           <w:b/>
           <w:bCs/>
           <w:color w:val="0C2340"/>
           <w:sz w:val="22"/>
           <w:szCs w:val="22"/>
         </w:rPr>
-        <w:t xml:space="preserve">MISSION STATEMENT</w:t>
+        <w:t xml:space="preserve">OUR CORE VALUES</w:t>
+      </w:r>
+    </w:p>
+    <w:p>
+      <w:pPr>
+        <w:spacing w:after="0" w:before="0" w:line="300"/>
+        <w:ind w:left="566"/>
+        <w:jc w:val="both"/>
+      </w:pPr>
+      <w:r>
+        <w:rPr>
+          <w:rFonts w:ascii="Aptos" w:cs="Aptos" w:eastAsia="Aptos" w:hAnsi="Aptos"/>
+          <w:color w:val="1A1A1A"/>
+          <w:sz w:val="20"/>
+          <w:szCs w:val="20"/>
+        </w:rPr>
+        <w:t xml:space="preserve">Respect, Honesty, Accountability, Excellence, Ubuntu</w:t>
       </w:r>
     </w:p>
     <w:p>
@@ -441,24 +959,198 @@
         <w:tabs>
           <w:tab w:val="left" w:pos="566"/>
         </w:tabs>
-        <w:spacing w:after="90" w:before="70" w:line="276"/>
+        <w:spacing w:after="0" w:before="100"/>
+        <w:ind w:left="0"/>
+      </w:pPr>
+      <w:r>
+        <w:rPr>
+          <w:rFonts w:ascii="Aptos" w:cs="Aptos" w:eastAsia="Aptos" w:hAnsi="Aptos"/>
+          <w:b/>
+          <w:bCs/>
+          <w:color w:val="0C2340"/>
+          <w:sz w:val="22"/>
+          <w:szCs w:val="22"/>
+        </w:rPr>
+        <w:t xml:space="preserve">4.</w:t>
+      </w:r>
+      <w:r>
+        <w:rPr>
+          <w:rFonts w:ascii="Aptos" w:cs="Aptos" w:eastAsia="Aptos" w:hAnsi="Aptos"/>
+          <w:sz w:val="22"/>
+          <w:szCs w:val="22"/>
+        </w:rPr>
+        <w:t xml:space="preserve">	</w:t>
+      </w:r>
+      <w:r>
+        <w:rPr>
+          <w:rFonts w:ascii="Aptos" w:cs="Aptos" w:eastAsia="Aptos" w:hAnsi="Aptos"/>
+          <w:b/>
+          <w:bCs/>
+          <w:color w:val="0C2340"/>
+          <w:sz w:val="22"/>
+          <w:szCs w:val="22"/>
+        </w:rPr>
+        <w:t xml:space="preserve">BACKGROUND AND BRIEF HISTORY</w:t>
+      </w:r>
+    </w:p>
+    <w:p>
+      <w:pPr>
+        <w:spacing w:after="0" w:before="0" w:line="300"/>
+        <w:ind w:left="566"/>
+        <w:jc w:val="both"/>
+      </w:pPr>
+      <w:r>
+        <w:rPr>
+          <w:rFonts w:ascii="Aptos" w:cs="Aptos" w:eastAsia="Aptos" w:hAnsi="Aptos"/>
+          <w:color w:val="1A1A1A"/>
+          <w:sz w:val="20"/>
+          <w:szCs w:val="20"/>
+        </w:rPr>
+        <w:t xml:space="preserve">Founded in the Eastern Cape Province of South Africa in 1996, the Lady Grey Arts Academy is tucked away in the Southern Drakensberg Mountains in the quaint town of Lady Grey. Following the political changes of 1994, a severe drought situation and the depopulation of the small rural town Lady Grey, the School Governing Body at that time had to implement drastic measures to ensure the future of the town as well as the well-being of its community. A decision was made that would change the former David Ross Primary School to a completely new undertaking - that of an Art and Music School.</w:t>
+      </w:r>
+    </w:p>
+    <w:p>
+      <w:pPr>
+        <w:spacing w:after="0" w:before="100" w:line="300"/>
+        <w:ind w:left="566"/>
+        <w:jc w:val="both"/>
+      </w:pPr>
+      <w:r>
+        <w:rPr>
+          <w:rFonts w:ascii="Aptos" w:cs="Aptos" w:eastAsia="Aptos" w:hAnsi="Aptos"/>
+          <w:color w:val="1A1A1A"/>
+          <w:sz w:val="20"/>
+          <w:szCs w:val="20"/>
+        </w:rPr>
+        <w:t xml:space="preserve">Christian ethos prevailed and, in a changing society, the Academy’s boundaries have long since expanded to welcome pupils from all backgrounds and cultures. The Academy is indeed a true reflection of the South African “Rainbow Nation”, offering specialised education in the Arts to pupils from the more remote parts of the rural areas of South Africa.</w:t>
+      </w:r>
+    </w:p>
+    <w:p>
+      <w:pPr>
+        <w:spacing w:after="0" w:before="100" w:line="300"/>
+        <w:ind w:left="566"/>
+        <w:jc w:val="both"/>
+      </w:pPr>
+      <w:r>
+        <w:rPr>
+          <w:rFonts w:ascii="Aptos" w:cs="Aptos" w:eastAsia="Aptos" w:hAnsi="Aptos"/>
+          <w:color w:val="1A1A1A"/>
+          <w:sz w:val="20"/>
+          <w:szCs w:val="20"/>
+        </w:rPr>
+        <w:t xml:space="preserve">To assist in this venture, a visit was paid to the associate-director and conductor of the Drakensberg Boys' Choir School, Botes Gresse, who at that time had indicated a possible career change. He decided to take on the challenge and commenced his duties as music teacher in 1996 at, what was then known as the Witteberg Academy of Art and Music. In January 1997 Botes Gresse took over the reigns as headmaster of the school.</w:t>
+      </w:r>
+    </w:p>
+    <w:p>
+      <w:pPr>
+        <w:spacing w:after="0" w:before="100" w:line="300"/>
+        <w:ind w:left="566"/>
+        <w:jc w:val="both"/>
+      </w:pPr>
+      <w:r>
+        <w:rPr>
+          <w:rFonts w:ascii="Aptos" w:cs="Aptos" w:eastAsia="Aptos" w:hAnsi="Aptos"/>
+          <w:color w:val="1A1A1A"/>
+          <w:sz w:val="20"/>
+          <w:szCs w:val="20"/>
+        </w:rPr>
+        <w:t xml:space="preserve">Nineteen-ninety-seven proved to be a watershed year in the school’s history. Not only were more arts disciplines introduced as part of the official curriculum; a new school logo and uniform was approved and the name of the school changed to the Lady Grey Arts Academy. Since then, all five art subjects (Dance Studies, Design, Dramatic Arts, Music Studies and Visual Arts) form part of the curriculum.</w:t>
+      </w:r>
+    </w:p>
+    <w:p>
+      <w:pPr>
+        <w:spacing w:after="0" w:before="100" w:line="300"/>
+        <w:ind w:left="566"/>
+        <w:jc w:val="both"/>
+      </w:pPr>
+      <w:r>
+        <w:rPr>
+          <w:rFonts w:ascii="Aptos" w:cs="Aptos" w:eastAsia="Aptos" w:hAnsi="Aptos"/>
+          <w:color w:val="1A1A1A"/>
+          <w:sz w:val="20"/>
+          <w:szCs w:val="20"/>
+        </w:rPr>
+        <w:t xml:space="preserve">The Academy very soon reached the status of a combined Primary and Secondary school with its first Grade 12 Class in 2000. The number of pupils has grown from 73 in 1996 to the current 375.</w:t>
+      </w:r>
+    </w:p>
+    <w:p>
+      <w:pPr>
+        <w:spacing w:after="0" w:before="100" w:line="300"/>
+        <w:ind w:left="566"/>
+        <w:jc w:val="both"/>
+      </w:pPr>
+      <w:r>
+        <w:rPr>
+          <w:rFonts w:ascii="Aptos" w:cs="Aptos" w:eastAsia="Aptos" w:hAnsi="Aptos"/>
+          <w:color w:val="1A1A1A"/>
+          <w:sz w:val="20"/>
+          <w:szCs w:val="20"/>
+        </w:rPr>
+        <w:t xml:space="preserve">Another very important decision was also taken during 1997: the school would not be managed as an elitist institution, but would rather strive towards the development of the talents and artistic skills of any student who shows an interest or talent in the visual or performing arts, including the many talented youngsters in the rural parts of the Eastern Cape. Although this decision marked the beginning of a continuous financial struggle to make ends meet, it has proven to be beneficial to several previously disadvantaged youngsters who have found their passion, a large number of whom have managed to turn their passion into a successful career, living their dreams.</w:t>
+      </w:r>
+    </w:p>
+    <w:p>
+      <w:pPr>
+        <w:tabs>
+          <w:tab w:val="left" w:pos="566"/>
+        </w:tabs>
+        <w:spacing w:after="0" w:before="100"/>
+        <w:ind w:left="0"/>
+      </w:pPr>
+      <w:r>
+        <w:rPr>
+          <w:rFonts w:ascii="Aptos" w:cs="Aptos" w:eastAsia="Aptos" w:hAnsi="Aptos"/>
+          <w:b/>
+          <w:bCs/>
+          <w:color w:val="0C2340"/>
+          <w:sz w:val="22"/>
+          <w:szCs w:val="22"/>
+        </w:rPr>
+        <w:t xml:space="preserve">5.</w:t>
+      </w:r>
+      <w:r>
+        <w:rPr>
+          <w:rFonts w:ascii="Aptos" w:cs="Aptos" w:eastAsia="Aptos" w:hAnsi="Aptos"/>
+          <w:sz w:val="22"/>
+          <w:szCs w:val="22"/>
+        </w:rPr>
+        <w:t xml:space="preserve">	</w:t>
+      </w:r>
+      <w:r>
+        <w:rPr>
+          <w:rFonts w:ascii="Aptos" w:cs="Aptos" w:eastAsia="Aptos" w:hAnsi="Aptos"/>
+          <w:b/>
+          <w:bCs/>
+          <w:color w:val="0C2340"/>
+          <w:sz w:val="22"/>
+          <w:szCs w:val="22"/>
+        </w:rPr>
+        <w:t xml:space="preserve">CURRENT SITUATION</w:t>
+      </w:r>
+    </w:p>
+    <w:p>
+      <w:pPr>
+        <w:tabs>
+          <w:tab w:val="left" w:pos="566"/>
+        </w:tabs>
+        <w:spacing w:after="0" w:before="100" w:line="300"/>
         <w:ind w:left="566" w:hanging="566"/>
         <w:jc w:val="both"/>
       </w:pPr>
       <w:r>
         <w:rPr>
-          <w:rFonts w:ascii="Arial" w:cs="Arial" w:eastAsia="Arial" w:hAnsi="Arial"/>
-          <w:b/>
-          <w:bCs/>
-          <w:color w:val="1A1A1A"/>
-          <w:sz w:val="20"/>
-          <w:szCs w:val="20"/>
-        </w:rPr>
-        <w:t xml:space="preserve">2.1</w:t>
-      </w:r>
-      <w:r>
-        <w:rPr>
-          <w:rFonts w:ascii="Arial" w:cs="Arial" w:eastAsia="Arial" w:hAnsi="Arial"/>
+          <w:rFonts w:ascii="Aptos" w:cs="Aptos" w:eastAsia="Aptos" w:hAnsi="Aptos"/>
+          <w:b/>
+          <w:bCs/>
+          <w:color w:val="0C2340"/>
+          <w:sz w:val="20"/>
+          <w:szCs w:val="20"/>
+        </w:rPr>
+        <w:t xml:space="preserve">5.1</w:t>
+      </w:r>
+      <w:r>
+        <w:rPr>
+          <w:rFonts w:ascii="Aptos" w:cs="Aptos" w:eastAsia="Aptos" w:hAnsi="Aptos"/>
           <w:sz w:val="20"/>
           <w:szCs w:val="20"/>
         </w:rPr>
@@ -466,18 +1158,1353 @@
       </w:r>
       <w:r>
         <w:rPr>
-          <w:rFonts w:ascii="Arial" w:cs="Arial" w:eastAsia="Arial" w:hAnsi="Arial"/>
-          <w:b w:val="false"/>
-          <w:bCs w:val="false"/>
-          <w:color w:val="1A1A1A"/>
-          <w:sz w:val="20"/>
-          <w:szCs w:val="20"/>
-        </w:rPr>
-        <w:t xml:space="preserve">To provide holistic, high-quality, disciplined education integrating rigorous academic standards with visual arts, performing arts, and character development.</w:t>
-      </w:r>
-    </w:p>
+          <w:rFonts w:ascii="Aptos" w:cs="Aptos" w:eastAsia="Aptos" w:hAnsi="Aptos"/>
+          <w:b/>
+          <w:bCs/>
+          <w:color w:val="1A1A1A"/>
+          <w:sz w:val="20"/>
+          <w:szCs w:val="20"/>
+        </w:rPr>
+        <w:t xml:space="preserve">ENROLMENT</w:t>
+      </w:r>
+    </w:p>
+    <w:p>
+      <w:pPr>
+        <w:spacing w:after="0" w:before="0" w:line="300"/>
+        <w:ind w:left="566"/>
+        <w:jc w:val="both"/>
+      </w:pPr>
+      <w:r>
+        <w:rPr>
+          <w:rFonts w:ascii="Aptos" w:cs="Aptos" w:eastAsia="Aptos" w:hAnsi="Aptos"/>
+          <w:color w:val="1A1A1A"/>
+          <w:sz w:val="20"/>
+          <w:szCs w:val="20"/>
+        </w:rPr>
+        <w:t xml:space="preserve">The number of pupils has grown steadily from the 73 in 1996. There are currently 375 students registered at the school, ranging from Grade R (4 years old) to Grade 12 (19 years). Ninety of these students can be accommodated in the Excelsior Hostel. Most of the remaining students commute from surrounding towns, while some stay in private boarding houses in town.</w:t>
+      </w:r>
+    </w:p>
+    <w:p>
+      <w:pPr>
+        <w:tabs>
+          <w:tab w:val="left" w:pos="566"/>
+        </w:tabs>
+        <w:spacing w:after="0" w:before="100" w:line="300"/>
+        <w:ind w:left="566" w:hanging="566"/>
+        <w:jc w:val="both"/>
+      </w:pPr>
+      <w:r>
+        <w:rPr>
+          <w:rFonts w:ascii="Aptos" w:cs="Aptos" w:eastAsia="Aptos" w:hAnsi="Aptos"/>
+          <w:b/>
+          <w:bCs/>
+          <w:color w:val="0C2340"/>
+          <w:sz w:val="20"/>
+          <w:szCs w:val="20"/>
+        </w:rPr>
+        <w:t xml:space="preserve">5.2</w:t>
+      </w:r>
+      <w:r>
+        <w:rPr>
+          <w:rFonts w:ascii="Aptos" w:cs="Aptos" w:eastAsia="Aptos" w:hAnsi="Aptos"/>
+          <w:sz w:val="20"/>
+          <w:szCs w:val="20"/>
+        </w:rPr>
+        <w:t xml:space="preserve">	</w:t>
+      </w:r>
+      <w:r>
+        <w:rPr>
+          <w:rFonts w:ascii="Aptos" w:cs="Aptos" w:eastAsia="Aptos" w:hAnsi="Aptos"/>
+          <w:b/>
+          <w:bCs/>
+          <w:color w:val="1A1A1A"/>
+          <w:sz w:val="20"/>
+          <w:szCs w:val="20"/>
+        </w:rPr>
+        <w:t xml:space="preserve">ACTIVITIES</w:t>
+      </w:r>
+    </w:p>
+    <w:p>
+      <w:pPr>
+        <w:spacing w:after="0" w:before="0" w:line="300"/>
+        <w:ind w:left="566"/>
+        <w:jc w:val="both"/>
+      </w:pPr>
+      <w:r>
+        <w:rPr>
+          <w:rFonts w:ascii="Aptos" w:cs="Aptos" w:eastAsia="Aptos" w:hAnsi="Aptos"/>
+          <w:color w:val="1A1A1A"/>
+          <w:sz w:val="20"/>
+          <w:szCs w:val="20"/>
+        </w:rPr>
+        <w:t xml:space="preserve">At the Lady Grey Arts Academy we believe, as Plato suggested, that artistic activity is fundamental to the development of the whole person. We therefore offer, apart from the normal academic curriculum as specified by the Eastern Cape Education Department, specialised courses in Dramatic Arts, Dance Studies, Music, Visual Arts, Design as well as Film Studies and Sound and Lighting.</w:t>
+      </w:r>
+    </w:p>
+    <w:p>
+      <w:pPr>
+        <w:tabs>
+          <w:tab w:val="left" w:pos="1247"/>
+        </w:tabs>
+        <w:spacing w:after="0" w:before="100" w:line="300"/>
+        <w:ind w:left="1247" w:hanging="680"/>
+        <w:jc w:val="both"/>
+      </w:pPr>
+      <w:r>
+        <w:rPr>
+          <w:rFonts w:ascii="Aptos" w:cs="Aptos" w:eastAsia="Aptos" w:hAnsi="Aptos"/>
+          <w:b/>
+          <w:bCs/>
+          <w:color w:val="0C2340"/>
+          <w:sz w:val="20"/>
+          <w:szCs w:val="20"/>
+        </w:rPr>
+        <w:t xml:space="preserve">5.2.1</w:t>
+      </w:r>
+      <w:r>
+        <w:rPr>
+          <w:rFonts w:ascii="Aptos" w:cs="Aptos" w:eastAsia="Aptos" w:hAnsi="Aptos"/>
+          <w:sz w:val="20"/>
+          <w:szCs w:val="20"/>
+        </w:rPr>
+        <w:t xml:space="preserve">	</w:t>
+      </w:r>
+      <w:r>
+        <w:rPr>
+          <w:rFonts w:ascii="Aptos" w:cs="Aptos" w:eastAsia="Aptos" w:hAnsi="Aptos"/>
+          <w:b/>
+          <w:bCs/>
+          <w:color w:val="1A1A1A"/>
+          <w:sz w:val="20"/>
+          <w:szCs w:val="20"/>
+        </w:rPr>
+        <w:t xml:space="preserve">PERFORMING ARTS</w:t>
+      </w:r>
+    </w:p>
+    <w:p>
+      <w:pPr>
+        <w:spacing w:after="0" w:before="0" w:line="300"/>
+        <w:ind w:left="1247"/>
+        <w:jc w:val="both"/>
+      </w:pPr>
+      <w:r>
+        <w:rPr>
+          <w:rFonts w:ascii="Aptos" w:cs="Aptos" w:eastAsia="Aptos" w:hAnsi="Aptos"/>
+          <w:color w:val="1A1A1A"/>
+          <w:sz w:val="20"/>
+          <w:szCs w:val="20"/>
+        </w:rPr>
+        <w:t xml:space="preserve">The key to the success of the Academy lies in the unique approach of integrating the various Art Disciplines into a coherent Arts Production. The result is an exhilarating and fresh stage experience of song, dance and acting, all-in-one entertainment of a world class standard.</w:t>
+      </w:r>
+    </w:p>
+    <w:p>
+      <w:pPr>
+        <w:tabs>
+          <w:tab w:val="left" w:pos="1247"/>
+        </w:tabs>
+        <w:spacing w:after="0" w:before="100" w:line="300"/>
+        <w:ind w:left="1247" w:hanging="680"/>
+        <w:jc w:val="both"/>
+      </w:pPr>
+      <w:r>
+        <w:rPr>
+          <w:rFonts w:ascii="Aptos" w:cs="Aptos" w:eastAsia="Aptos" w:hAnsi="Aptos"/>
+          <w:b/>
+          <w:bCs/>
+          <w:color w:val="0C2340"/>
+          <w:sz w:val="20"/>
+          <w:szCs w:val="20"/>
+        </w:rPr>
+        <w:t xml:space="preserve">5.2.2</w:t>
+      </w:r>
+      <w:r>
+        <w:rPr>
+          <w:rFonts w:ascii="Aptos" w:cs="Aptos" w:eastAsia="Aptos" w:hAnsi="Aptos"/>
+          <w:sz w:val="20"/>
+          <w:szCs w:val="20"/>
+        </w:rPr>
+        <w:t xml:space="preserve">	</w:t>
+      </w:r>
+      <w:r>
+        <w:rPr>
+          <w:rFonts w:ascii="Aptos" w:cs="Aptos" w:eastAsia="Aptos" w:hAnsi="Aptos"/>
+          <w:b/>
+          <w:bCs/>
+          <w:color w:val="1A1A1A"/>
+          <w:sz w:val="20"/>
+          <w:szCs w:val="20"/>
+        </w:rPr>
+        <w:t xml:space="preserve">MUSIC</w:t>
+      </w:r>
+    </w:p>
+    <w:p>
+      <w:pPr>
+        <w:spacing w:after="0" w:before="0" w:line="300"/>
+        <w:ind w:left="1247"/>
+        <w:jc w:val="both"/>
+      </w:pPr>
+      <w:r>
+        <w:rPr>
+          <w:rFonts w:ascii="Aptos" w:cs="Aptos" w:eastAsia="Aptos" w:hAnsi="Aptos"/>
+          <w:color w:val="1A1A1A"/>
+          <w:sz w:val="20"/>
+          <w:szCs w:val="20"/>
+        </w:rPr>
+        <w:t xml:space="preserve">Participation in music activities forms an important part of the Academy. The music-making and appreciation of a music environment is further enriched by the presence of the ALTECH Concert Choir, and the Le Passiones Performing Arts Group, the flagship of the Academy. Formal and informal concerts take place in and outside the Academy.</w:t>
+      </w:r>
+    </w:p>
+    <w:p>
+      <w:pPr>
+        <w:spacing w:after="0" w:before="100" w:line="300"/>
+        <w:ind w:left="1247"/>
+        <w:jc w:val="both"/>
+      </w:pPr>
+      <w:r>
+        <w:rPr>
+          <w:rFonts w:ascii="Aptos" w:cs="Aptos" w:eastAsia="Aptos" w:hAnsi="Aptos"/>
+          <w:color w:val="1A1A1A"/>
+          <w:sz w:val="20"/>
+          <w:szCs w:val="20"/>
+        </w:rPr>
+        <w:t xml:space="preserve">Music as a subject includes History of Music (Classical, Jazz and Indigenous Music), Harmony, Music Analysis and Aural Development. Music appreciation for school Grades 1 – 9 forms part of the Arts and Culture curriculum and includes basic voice training, musical knowledge and percussion playing.</w:t>
+      </w:r>
+    </w:p>
+    <w:p>
+      <w:pPr>
+        <w:tabs>
+          <w:tab w:val="left" w:pos="1247"/>
+        </w:tabs>
+        <w:spacing w:after="0" w:before="100" w:line="300"/>
+        <w:ind w:left="1247" w:hanging="680"/>
+        <w:jc w:val="both"/>
+      </w:pPr>
+      <w:r>
+        <w:rPr>
+          <w:rFonts w:ascii="Aptos" w:cs="Aptos" w:eastAsia="Aptos" w:hAnsi="Aptos"/>
+          <w:b/>
+          <w:bCs/>
+          <w:color w:val="0C2340"/>
+          <w:sz w:val="20"/>
+          <w:szCs w:val="20"/>
+        </w:rPr>
+        <w:t xml:space="preserve">5.2.3</w:t>
+      </w:r>
+      <w:r>
+        <w:rPr>
+          <w:rFonts w:ascii="Aptos" w:cs="Aptos" w:eastAsia="Aptos" w:hAnsi="Aptos"/>
+          <w:sz w:val="20"/>
+          <w:szCs w:val="20"/>
+        </w:rPr>
+        <w:t xml:space="preserve">	</w:t>
+      </w:r>
+      <w:r>
+        <w:rPr>
+          <w:rFonts w:ascii="Aptos" w:cs="Aptos" w:eastAsia="Aptos" w:hAnsi="Aptos"/>
+          <w:b/>
+          <w:bCs/>
+          <w:color w:val="1A1A1A"/>
+          <w:sz w:val="20"/>
+          <w:szCs w:val="20"/>
+        </w:rPr>
+        <w:t xml:space="preserve">DANCE STUDIES</w:t>
+      </w:r>
+    </w:p>
+    <w:p>
+      <w:pPr>
+        <w:spacing w:after="0" w:before="0" w:line="300"/>
+        <w:ind w:left="1247"/>
+        <w:jc w:val="both"/>
+      </w:pPr>
+      <w:r>
+        <w:rPr>
+          <w:rFonts w:ascii="Aptos" w:cs="Aptos" w:eastAsia="Aptos" w:hAnsi="Aptos"/>
+          <w:color w:val="1A1A1A"/>
+          <w:sz w:val="20"/>
+          <w:szCs w:val="20"/>
+        </w:rPr>
+        <w:t xml:space="preserve">Dance comprises two modules - Practical (Ballet, Contemporary and African Dance) and Theory (Health and Anatomy, Dance History and Music). Productions provide learners with a scope to be choreographed in all these dance styles, as well as Spanish Dance, Jazz, Tap Dancing and Modern Dance.</w:t>
+      </w:r>
+    </w:p>
+    <w:p>
+      <w:pPr>
+        <w:spacing w:after="0" w:before="100" w:line="300"/>
+        <w:ind w:left="1247"/>
+        <w:jc w:val="both"/>
+      </w:pPr>
+      <w:r>
+        <w:rPr>
+          <w:rFonts w:ascii="Aptos" w:cs="Aptos" w:eastAsia="Aptos" w:hAnsi="Aptos"/>
+          <w:color w:val="1A1A1A"/>
+          <w:sz w:val="20"/>
+          <w:szCs w:val="20"/>
+        </w:rPr>
+        <w:t xml:space="preserve">External examinations are done in Ballet, Contemporary Dance and African Dance, which ensure that an international standard is maintained.</w:t>
+      </w:r>
+    </w:p>
+    <w:p>
+      <w:pPr>
+        <w:tabs>
+          <w:tab w:val="left" w:pos="1247"/>
+        </w:tabs>
+        <w:spacing w:after="0" w:before="100" w:line="300"/>
+        <w:ind w:left="1247" w:hanging="680"/>
+        <w:jc w:val="both"/>
+      </w:pPr>
+      <w:r>
+        <w:rPr>
+          <w:rFonts w:ascii="Aptos" w:cs="Aptos" w:eastAsia="Aptos" w:hAnsi="Aptos"/>
+          <w:b/>
+          <w:bCs/>
+          <w:color w:val="0C2340"/>
+          <w:sz w:val="20"/>
+          <w:szCs w:val="20"/>
+        </w:rPr>
+        <w:t xml:space="preserve">5.2.4</w:t>
+      </w:r>
+      <w:r>
+        <w:rPr>
+          <w:rFonts w:ascii="Aptos" w:cs="Aptos" w:eastAsia="Aptos" w:hAnsi="Aptos"/>
+          <w:sz w:val="20"/>
+          <w:szCs w:val="20"/>
+        </w:rPr>
+        <w:t xml:space="preserve">	</w:t>
+      </w:r>
+      <w:r>
+        <w:rPr>
+          <w:rFonts w:ascii="Aptos" w:cs="Aptos" w:eastAsia="Aptos" w:hAnsi="Aptos"/>
+          <w:b/>
+          <w:bCs/>
+          <w:color w:val="1A1A1A"/>
+          <w:sz w:val="20"/>
+          <w:szCs w:val="20"/>
+        </w:rPr>
+        <w:t xml:space="preserve">DRAMATIC ARTS</w:t>
+      </w:r>
+    </w:p>
+    <w:p>
+      <w:pPr>
+        <w:spacing w:after="0" w:before="0" w:line="300"/>
+        <w:ind w:left="1247"/>
+        <w:jc w:val="both"/>
+      </w:pPr>
+      <w:r>
+        <w:rPr>
+          <w:rFonts w:ascii="Aptos" w:cs="Aptos" w:eastAsia="Aptos" w:hAnsi="Aptos"/>
+          <w:color w:val="1A1A1A"/>
+          <w:sz w:val="20"/>
+          <w:szCs w:val="20"/>
+        </w:rPr>
+        <w:t xml:space="preserve">Drama plays a key role in the life of the Academy, both in the curriculum and as a performing art. The range of plays and productions allows pupils to express their acting, dancing, singing and musical talents, or to become involved in the highly ambitious and technically advanced work behind the scenes. Pupils gain self-confidence through verbal and non-verbal communication skills. These skills empower them to follow a career in communication, marketing, public relations, film and television, theatre and education.The subject involves two components - Practical Productions (stage- and film work) and Theory (History, Play Analysis, Stagecraft, Sound, Lighting, Costumes, Make-up, Aspects of Speech and</w:t>
+      </w:r>
+    </w:p>
+    <w:p>
+      <w:pPr>
+        <w:spacing w:after="0" w:before="100" w:line="300"/>
+        <w:ind w:left="1247"/>
+        <w:jc w:val="both"/>
+      </w:pPr>
+      <w:r>
+        <w:rPr>
+          <w:rFonts w:ascii="Aptos" w:cs="Aptos" w:eastAsia="Aptos" w:hAnsi="Aptos"/>
+          <w:color w:val="1A1A1A"/>
+          <w:sz w:val="20"/>
+          <w:szCs w:val="20"/>
+        </w:rPr>
+        <w:t xml:space="preserve">Practical Research). Pupils are exposed to a wide variety of theatrical and acting styles through regular rehearsals and productions.</w:t>
+      </w:r>
+    </w:p>
+    <w:p>
+      <w:pPr>
+        <w:tabs>
+          <w:tab w:val="left" w:pos="1247"/>
+        </w:tabs>
+        <w:spacing w:after="0" w:before="100" w:line="300"/>
+        <w:ind w:left="1247" w:hanging="680"/>
+        <w:jc w:val="both"/>
+      </w:pPr>
+      <w:r>
+        <w:rPr>
+          <w:rFonts w:ascii="Aptos" w:cs="Aptos" w:eastAsia="Aptos" w:hAnsi="Aptos"/>
+          <w:b/>
+          <w:bCs/>
+          <w:color w:val="0C2340"/>
+          <w:sz w:val="20"/>
+          <w:szCs w:val="20"/>
+        </w:rPr>
+        <w:t xml:space="preserve">5.2.5</w:t>
+      </w:r>
+      <w:r>
+        <w:rPr>
+          <w:rFonts w:ascii="Aptos" w:cs="Aptos" w:eastAsia="Aptos" w:hAnsi="Aptos"/>
+          <w:sz w:val="20"/>
+          <w:szCs w:val="20"/>
+        </w:rPr>
+        <w:t xml:space="preserve">	</w:t>
+      </w:r>
+      <w:r>
+        <w:rPr>
+          <w:rFonts w:ascii="Aptos" w:cs="Aptos" w:eastAsia="Aptos" w:hAnsi="Aptos"/>
+          <w:b/>
+          <w:bCs/>
+          <w:color w:val="1A1A1A"/>
+          <w:sz w:val="20"/>
+          <w:szCs w:val="20"/>
+        </w:rPr>
+        <w:t xml:space="preserve">VISUAL ARTS AND DESIGN</w:t>
+      </w:r>
+    </w:p>
+    <w:p>
+      <w:pPr>
+        <w:spacing w:after="0" w:before="0" w:line="300"/>
+        <w:ind w:left="1247"/>
+        <w:jc w:val="both"/>
+      </w:pPr>
+      <w:r>
+        <w:rPr>
+          <w:rFonts w:ascii="Aptos" w:cs="Aptos" w:eastAsia="Aptos" w:hAnsi="Aptos"/>
+          <w:color w:val="1A1A1A"/>
+          <w:sz w:val="20"/>
+          <w:szCs w:val="20"/>
+        </w:rPr>
+        <w:t xml:space="preserve">The Visual Art and Design Department allows for the optimum growth and creative expression of each pupil, promoting an awareness and sensitivity within the development of each age group. Pupils are encouraged to express personal preferences and experiences. The Academy is only too aware of the importance of Art in education and indeed within an integrated school curriculum.</w:t>
+      </w:r>
+    </w:p>
+    <w:p>
+      <w:pPr>
+        <w:spacing w:after="0" w:before="100" w:line="300"/>
+        <w:ind w:left="1247"/>
+        <w:jc w:val="both"/>
+      </w:pPr>
+      <w:r>
+        <w:rPr>
+          <w:rFonts w:ascii="Aptos" w:cs="Aptos" w:eastAsia="Aptos" w:hAnsi="Aptos"/>
+          <w:color w:val="1A1A1A"/>
+          <w:sz w:val="20"/>
+          <w:szCs w:val="20"/>
+        </w:rPr>
+        <w:t xml:space="preserve">The importance of organisation, discipline, order and logic in creative expression is emphasised, but practical skills are never neglected. These enable the pupils to explore various techniques, tools and materials.</w:t>
+      </w:r>
+    </w:p>
+    <w:p>
+      <w:pPr>
+        <w:spacing w:after="0" w:before="100" w:line="300"/>
+        <w:ind w:left="1247"/>
+        <w:jc w:val="both"/>
+      </w:pPr>
+      <w:r>
+        <w:rPr>
+          <w:rFonts w:ascii="Aptos" w:cs="Aptos" w:eastAsia="Aptos" w:hAnsi="Aptos"/>
+          <w:color w:val="1A1A1A"/>
+          <w:sz w:val="20"/>
+          <w:szCs w:val="20"/>
+        </w:rPr>
+        <w:t xml:space="preserve">In the Primary School the foundation is laid in basic, formal elements of Art, namely line, tone, colour, texture, form and space in two- and three dimensional expressions. In the senior classes the art pupils prepare and compile portfolios for further tertiary education or are empowered to create works of Art for the commercial market.</w:t>
+      </w:r>
+    </w:p>
+    <w:p>
+      <w:pPr>
+        <w:tabs>
+          <w:tab w:val="left" w:pos="1247"/>
+        </w:tabs>
+        <w:spacing w:after="0" w:before="100" w:line="300"/>
+        <w:ind w:left="1247" w:hanging="680"/>
+        <w:jc w:val="both"/>
+      </w:pPr>
+      <w:r>
+        <w:rPr>
+          <w:rFonts w:ascii="Aptos" w:cs="Aptos" w:eastAsia="Aptos" w:hAnsi="Aptos"/>
+          <w:b/>
+          <w:bCs/>
+          <w:color w:val="0C2340"/>
+          <w:sz w:val="20"/>
+          <w:szCs w:val="20"/>
+        </w:rPr>
+        <w:t xml:space="preserve">5.2.6</w:t>
+      </w:r>
+      <w:r>
+        <w:rPr>
+          <w:rFonts w:ascii="Aptos" w:cs="Aptos" w:eastAsia="Aptos" w:hAnsi="Aptos"/>
+          <w:sz w:val="20"/>
+          <w:szCs w:val="20"/>
+        </w:rPr>
+        <w:t xml:space="preserve">	</w:t>
+      </w:r>
+      <w:r>
+        <w:rPr>
+          <w:rFonts w:ascii="Aptos" w:cs="Aptos" w:eastAsia="Aptos" w:hAnsi="Aptos"/>
+          <w:b/>
+          <w:bCs/>
+          <w:color w:val="1A1A1A"/>
+          <w:sz w:val="20"/>
+          <w:szCs w:val="20"/>
+        </w:rPr>
+        <w:t xml:space="preserve">LADY GREY PASSION PLAY</w:t>
+      </w:r>
+    </w:p>
+    <w:p>
+      <w:pPr>
+        <w:spacing w:after="0" w:before="0" w:line="300"/>
+        <w:ind w:left="1247"/>
+        <w:jc w:val="both"/>
+      </w:pPr>
+      <w:r>
+        <w:rPr>
+          <w:rFonts w:ascii="Aptos" w:cs="Aptos" w:eastAsia="Aptos" w:hAnsi="Aptos"/>
+          <w:color w:val="1A1A1A"/>
+          <w:sz w:val="20"/>
+          <w:szCs w:val="20"/>
+        </w:rPr>
+        <w:t xml:space="preserve">In 2002 the Lady Grey Arts Academy and the Church Congregations of Lady Grey joined forces in the creation of an epic production of Christ's Passion. This annual event includes a cast of 160 speaking characters as well as a chorus, choir, troupe of dancers and live visual artists, and is presented over a period of three days during the Easter Weekend. This is a unique production on the African Continent, now heralded as the "Oberammergau" of South Africa and one of the many highlights on the annual calendar of the Academy. Sadly this production is no longer happening. The last Passion Play was in 2022.</w:t>
+      </w:r>
+    </w:p>
+    <w:p>
+      <w:pPr>
+        <w:tabs>
+          <w:tab w:val="left" w:pos="1247"/>
+        </w:tabs>
+        <w:spacing w:after="0" w:before="100" w:line="300"/>
+        <w:ind w:left="1247" w:hanging="680"/>
+        <w:jc w:val="both"/>
+      </w:pPr>
+      <w:r>
+        <w:rPr>
+          <w:rFonts w:ascii="Aptos" w:cs="Aptos" w:eastAsia="Aptos" w:hAnsi="Aptos"/>
+          <w:b/>
+          <w:bCs/>
+          <w:color w:val="0C2340"/>
+          <w:sz w:val="20"/>
+          <w:szCs w:val="20"/>
+        </w:rPr>
+        <w:t xml:space="preserve">5.2.7</w:t>
+      </w:r>
+      <w:r>
+        <w:rPr>
+          <w:rFonts w:ascii="Aptos" w:cs="Aptos" w:eastAsia="Aptos" w:hAnsi="Aptos"/>
+          <w:sz w:val="20"/>
+          <w:szCs w:val="20"/>
+        </w:rPr>
+        <w:t xml:space="preserve">	</w:t>
+      </w:r>
+      <w:r>
+        <w:rPr>
+          <w:rFonts w:ascii="Aptos" w:cs="Aptos" w:eastAsia="Aptos" w:hAnsi="Aptos"/>
+          <w:b/>
+          <w:bCs/>
+          <w:color w:val="1A1A1A"/>
+          <w:sz w:val="20"/>
+          <w:szCs w:val="20"/>
+        </w:rPr>
+        <w:t xml:space="preserve">PRE-SCHOOL PRODUCTION</w:t>
+      </w:r>
+    </w:p>
+    <w:p>
+      <w:pPr>
+        <w:spacing w:after="0" w:before="0" w:line="300"/>
+        <w:ind w:left="1247"/>
+        <w:jc w:val="both"/>
+      </w:pPr>
+      <w:r>
+        <w:rPr>
+          <w:rFonts w:ascii="Aptos" w:cs="Aptos" w:eastAsia="Aptos" w:hAnsi="Aptos"/>
+          <w:color w:val="1A1A1A"/>
+          <w:sz w:val="20"/>
+          <w:szCs w:val="20"/>
+        </w:rPr>
+        <w:t xml:space="preserve">All the students in pre-school take part in a performance during their annual “graduation ceremony”.</w:t>
+      </w:r>
+    </w:p>
+    <w:p>
+      <w:pPr>
+        <w:tabs>
+          <w:tab w:val="left" w:pos="1247"/>
+        </w:tabs>
+        <w:spacing w:after="0" w:before="100" w:line="300"/>
+        <w:ind w:left="1247" w:hanging="680"/>
+        <w:jc w:val="both"/>
+      </w:pPr>
+      <w:r>
+        <w:rPr>
+          <w:rFonts w:ascii="Aptos" w:cs="Aptos" w:eastAsia="Aptos" w:hAnsi="Aptos"/>
+          <w:b/>
+          <w:bCs/>
+          <w:color w:val="0C2340"/>
+          <w:sz w:val="20"/>
+          <w:szCs w:val="20"/>
+        </w:rPr>
+        <w:t xml:space="preserve">5.2.8</w:t>
+      </w:r>
+      <w:r>
+        <w:rPr>
+          <w:rFonts w:ascii="Aptos" w:cs="Aptos" w:eastAsia="Aptos" w:hAnsi="Aptos"/>
+          <w:sz w:val="20"/>
+          <w:szCs w:val="20"/>
+        </w:rPr>
+        <w:t xml:space="preserve">	</w:t>
+      </w:r>
+      <w:r>
+        <w:rPr>
+          <w:rFonts w:ascii="Aptos" w:cs="Aptos" w:eastAsia="Aptos" w:hAnsi="Aptos"/>
+          <w:b/>
+          <w:bCs/>
+          <w:color w:val="1A1A1A"/>
+          <w:sz w:val="20"/>
+          <w:szCs w:val="20"/>
+        </w:rPr>
+        <w:t xml:space="preserve">JUNIOR PRODUCTION (GRADE 1 – 6) AND INTERMEDIATE PRODUCTION (GRADE 7 – 9)</w:t>
+      </w:r>
+    </w:p>
+    <w:p>
+      <w:pPr>
+        <w:spacing w:after="0" w:before="0" w:line="300"/>
+        <w:ind w:left="1247"/>
+        <w:jc w:val="both"/>
+      </w:pPr>
+      <w:r>
+        <w:rPr>
+          <w:rFonts w:ascii="Aptos" w:cs="Aptos" w:eastAsia="Aptos" w:hAnsi="Aptos"/>
+          <w:color w:val="1A1A1A"/>
+          <w:sz w:val="20"/>
+          <w:szCs w:val="20"/>
+        </w:rPr>
+        <w:t xml:space="preserve">All students from Grade 1 to Grade 9 are encouraged to participate in these annual productions, which include music, dance and drama. Preparation for the productions takes place during the creative arts periods and are performed during the school’s cultural day in September.</w:t>
+      </w:r>
+    </w:p>
+    <w:p>
+      <w:pPr>
+        <w:spacing w:after="0" w:before="100" w:line="300"/>
+        <w:ind w:left="1247"/>
+        <w:jc w:val="both"/>
+      </w:pPr>
+      <w:r>
+        <w:rPr>
+          <w:rFonts w:ascii="Aptos" w:cs="Aptos" w:eastAsia="Aptos" w:hAnsi="Aptos"/>
+          <w:color w:val="1A1A1A"/>
+          <w:sz w:val="20"/>
+          <w:szCs w:val="20"/>
+        </w:rPr>
+        <w:t xml:space="preserve">Apart from group performances by the various classes, talented individuals are also given an opportunity to perform.</w:t>
+      </w:r>
+    </w:p>
+    <w:p>
+      <w:pPr>
+        <w:tabs>
+          <w:tab w:val="left" w:pos="1247"/>
+        </w:tabs>
+        <w:spacing w:after="0" w:before="100" w:line="300"/>
+        <w:ind w:left="1247" w:hanging="680"/>
+        <w:jc w:val="both"/>
+      </w:pPr>
+      <w:r>
+        <w:rPr>
+          <w:rFonts w:ascii="Aptos" w:cs="Aptos" w:eastAsia="Aptos" w:hAnsi="Aptos"/>
+          <w:b/>
+          <w:bCs/>
+          <w:color w:val="0C2340"/>
+          <w:sz w:val="20"/>
+          <w:szCs w:val="20"/>
+        </w:rPr>
+        <w:t xml:space="preserve">5.2.9</w:t>
+      </w:r>
+      <w:r>
+        <w:rPr>
+          <w:rFonts w:ascii="Aptos" w:cs="Aptos" w:eastAsia="Aptos" w:hAnsi="Aptos"/>
+          <w:sz w:val="20"/>
+          <w:szCs w:val="20"/>
+        </w:rPr>
+        <w:t xml:space="preserve">	</w:t>
+      </w:r>
+      <w:r>
+        <w:rPr>
+          <w:rFonts w:ascii="Aptos" w:cs="Aptos" w:eastAsia="Aptos" w:hAnsi="Aptos"/>
+          <w:b/>
+          <w:bCs/>
+          <w:color w:val="1A1A1A"/>
+          <w:sz w:val="20"/>
+          <w:szCs w:val="20"/>
+        </w:rPr>
+        <w:t xml:space="preserve">MUSICAL / ANNUAL CONCERT (GRADE 9 – 12)</w:t>
+      </w:r>
+    </w:p>
+    <w:p>
+      <w:pPr>
+        <w:spacing w:after="0" w:before="0" w:line="300"/>
+        <w:ind w:left="1247"/>
+        <w:jc w:val="both"/>
+      </w:pPr>
+      <w:r>
+        <w:rPr>
+          <w:rFonts w:ascii="Aptos" w:cs="Aptos" w:eastAsia="Aptos" w:hAnsi="Aptos"/>
+          <w:color w:val="1A1A1A"/>
+          <w:sz w:val="20"/>
+          <w:szCs w:val="20"/>
+        </w:rPr>
+        <w:t xml:space="preserve">Senior students are involved in either an annual concert, featuring highlights from the year’s performances, or a musical during October.</w:t>
+      </w:r>
+    </w:p>
+    <w:p>
+      <w:pPr>
+        <w:tabs>
+          <w:tab w:val="left" w:pos="1247"/>
+        </w:tabs>
+        <w:spacing w:after="0" w:before="100" w:line="300"/>
+        <w:ind w:left="1247" w:hanging="680"/>
+        <w:jc w:val="both"/>
+      </w:pPr>
+      <w:r>
+        <w:rPr>
+          <w:rFonts w:ascii="Aptos" w:cs="Aptos" w:eastAsia="Aptos" w:hAnsi="Aptos"/>
+          <w:b/>
+          <w:bCs/>
+          <w:color w:val="0C2340"/>
+          <w:sz w:val="20"/>
+          <w:szCs w:val="20"/>
+        </w:rPr>
+        <w:t xml:space="preserve">5.2.10</w:t>
+      </w:r>
+      <w:r>
+        <w:rPr>
+          <w:rFonts w:ascii="Aptos" w:cs="Aptos" w:eastAsia="Aptos" w:hAnsi="Aptos"/>
+          <w:sz w:val="20"/>
+          <w:szCs w:val="20"/>
+        </w:rPr>
+        <w:t xml:space="preserve">	</w:t>
+      </w:r>
+      <w:r>
+        <w:rPr>
+          <w:rFonts w:ascii="Aptos" w:cs="Aptos" w:eastAsia="Aptos" w:hAnsi="Aptos"/>
+          <w:b/>
+          <w:bCs/>
+          <w:color w:val="1A1A1A"/>
+          <w:sz w:val="20"/>
+          <w:szCs w:val="20"/>
+        </w:rPr>
+        <w:t xml:space="preserve">SWEDISH EXCHANGE PROGRAMME</w:t>
+      </w:r>
+    </w:p>
+    <w:p>
+      <w:pPr>
+        <w:spacing w:after="0" w:before="0" w:line="300"/>
+        <w:ind w:left="1247"/>
+        <w:jc w:val="both"/>
+      </w:pPr>
+      <w:r>
+        <w:rPr>
+          <w:rFonts w:ascii="Aptos" w:cs="Aptos" w:eastAsia="Aptos" w:hAnsi="Aptos"/>
+          <w:color w:val="1A1A1A"/>
+          <w:sz w:val="20"/>
+          <w:szCs w:val="20"/>
+        </w:rPr>
+        <w:t xml:space="preserve">In 2006 the foundation was laid for one of the most exciting projects ever embarked upon by the Lady Grey Arts Academy.</w:t>
+      </w:r>
+    </w:p>
+    <w:p>
+      <w:pPr>
+        <w:spacing w:after="0" w:before="100" w:line="300"/>
+        <w:ind w:left="1247"/>
+        <w:jc w:val="both"/>
+      </w:pPr>
+      <w:r>
+        <w:rPr>
+          <w:rFonts w:ascii="Aptos" w:cs="Aptos" w:eastAsia="Aptos" w:hAnsi="Aptos"/>
+          <w:color w:val="1A1A1A"/>
+          <w:sz w:val="20"/>
+          <w:szCs w:val="20"/>
+        </w:rPr>
+        <w:t xml:space="preserve">After a visit by a Swedish delegation to the Lady Grey Arts Academy in March 2006, and a subsequent visit by the principal of the Academy to Stockholm, an exchange programme between the Academy and the Kulturama Gründskola was established. Students from various ages from both schools, accompanied by two staff members, are annually selected to participate in this exchange programme of four weeks. Students and staff from Kulturama usually visit Lady Grey during the Passion Play period, while the visit by members of the Academy takes place between September and November.</w:t>
+      </w:r>
+    </w:p>
+    <w:p>
+      <w:pPr>
+        <w:spacing w:after="0" w:before="100" w:line="300"/>
+        <w:ind w:left="1247"/>
+        <w:jc w:val="both"/>
+      </w:pPr>
+      <w:r>
+        <w:rPr>
+          <w:rFonts w:ascii="Aptos" w:cs="Aptos" w:eastAsia="Aptos" w:hAnsi="Aptos"/>
+          <w:color w:val="1A1A1A"/>
+          <w:sz w:val="20"/>
+          <w:szCs w:val="20"/>
+        </w:rPr>
+        <w:t xml:space="preserve">The exchange programme commenced in April 2007 when the first Swedish group of students arrived in Lady Grey. Members of the Academy departed on 18 November 2007 for the first exchange to Sweden. Subsequently, successful exchanges have followed annually. During December 2012 a group of 20 performing arts students embarked on a successful Concert Tour, visiting Stockholm and Norrköping.</w:t>
+      </w:r>
+    </w:p>
+    <w:p>
+      <w:pPr>
+        <w:spacing w:after="0" w:before="100" w:line="300"/>
+        <w:ind w:left="1247"/>
+        <w:jc w:val="both"/>
+      </w:pPr>
+      <w:r>
+        <w:rPr>
+          <w:rFonts w:ascii="Aptos" w:cs="Aptos" w:eastAsia="Aptos" w:hAnsi="Aptos"/>
+          <w:color w:val="1A1A1A"/>
+          <w:sz w:val="20"/>
+          <w:szCs w:val="20"/>
+        </w:rPr>
+        <w:t xml:space="preserve">Both schools realise that this exchange programme is of immeasurable value to students from both countries, not only as far as their interest and love for the arts are concerned, but also for promoting people-to-people contact and a sharing of diverse cultures, particularly between the youth. The programme has a positive impact on students and educators and the ideal is to expand this exciting project as far as possible.</w:t>
+      </w:r>
+    </w:p>
+    <w:p>
+      <w:pPr>
+        <w:tabs>
+          <w:tab w:val="left" w:pos="1247"/>
+        </w:tabs>
+        <w:spacing w:after="0" w:before="100" w:line="300"/>
+        <w:ind w:left="1247" w:hanging="680"/>
+        <w:jc w:val="both"/>
+      </w:pPr>
+      <w:r>
+        <w:rPr>
+          <w:rFonts w:ascii="Aptos" w:cs="Aptos" w:eastAsia="Aptos" w:hAnsi="Aptos"/>
+          <w:b/>
+          <w:bCs/>
+          <w:color w:val="0C2340"/>
+          <w:sz w:val="20"/>
+          <w:szCs w:val="20"/>
+        </w:rPr>
+        <w:t xml:space="preserve">5.2.11</w:t>
+      </w:r>
+      <w:r>
+        <w:rPr>
+          <w:rFonts w:ascii="Aptos" w:cs="Aptos" w:eastAsia="Aptos" w:hAnsi="Aptos"/>
+          <w:sz w:val="20"/>
+          <w:szCs w:val="20"/>
+        </w:rPr>
+        <w:t xml:space="preserve">	</w:t>
+      </w:r>
+      <w:r>
+        <w:rPr>
+          <w:rFonts w:ascii="Aptos" w:cs="Aptos" w:eastAsia="Aptos" w:hAnsi="Aptos"/>
+          <w:b/>
+          <w:bCs/>
+          <w:color w:val="1A1A1A"/>
+          <w:sz w:val="20"/>
+          <w:szCs w:val="20"/>
+        </w:rPr>
+        <w:t xml:space="preserve">NAB’UBOMI COMPETITION</w:t>
+      </w:r>
+    </w:p>
+    <w:p>
+      <w:pPr>
+        <w:spacing w:after="0" w:before="0" w:line="300"/>
+        <w:ind w:left="1247"/>
+        <w:jc w:val="both"/>
+      </w:pPr>
+      <w:r>
+        <w:rPr>
+          <w:rFonts w:ascii="Aptos" w:cs="Aptos" w:eastAsia="Aptos" w:hAnsi="Aptos"/>
+          <w:color w:val="1A1A1A"/>
+          <w:sz w:val="20"/>
+          <w:szCs w:val="20"/>
+        </w:rPr>
+        <w:t xml:space="preserve">Nab'Ubomi is an inter-school filmmaking competition which introduces young people in the Eastern Cape to the media of film and television production. Opening doors to new career possibilities, it facilitates the discovery and development of talented senior high school students by allowing access to a creative world largely inaccessible to the vast majority of South African youth.</w:t>
+      </w:r>
+    </w:p>
+    <w:p>
+      <w:pPr>
+        <w:spacing w:after="0" w:before="100" w:line="300"/>
+        <w:ind w:left="1247"/>
+        <w:jc w:val="both"/>
+      </w:pPr>
+      <w:r>
+        <w:rPr>
+          <w:rFonts w:ascii="Aptos" w:cs="Aptos" w:eastAsia="Aptos" w:hAnsi="Aptos"/>
+          <w:color w:val="1A1A1A"/>
+          <w:sz w:val="20"/>
+          <w:szCs w:val="20"/>
+        </w:rPr>
+        <w:t xml:space="preserve">The Competition involves Grade 11 learners who write short narrative screenplays and practice 'pitching' their film concepts as an oral presentation. Schools enter their top film concepts (script &amp; oral</w:t>
+      </w:r>
+    </w:p>
+    <w:p>
+      <w:pPr>
+        <w:spacing w:after="0" w:before="100" w:line="300"/>
+        <w:ind w:left="1247"/>
+        <w:jc w:val="both"/>
+      </w:pPr>
+      <w:r>
+        <w:rPr>
+          <w:rFonts w:ascii="Aptos" w:cs="Aptos" w:eastAsia="Aptos" w:hAnsi="Aptos"/>
+          <w:color w:val="1A1A1A"/>
+          <w:sz w:val="20"/>
+          <w:szCs w:val="20"/>
+        </w:rPr>
+        <w:t xml:space="preserve">presentation) for consideration by the Nab'Ubomi selection panel. The most promising scripts are chosen for further development and production. Successful writers direct their own films and at each school a team of learners is chosen to work on the film in the following roles: producer/ project manager; camera; sound; lighting; clapper; continuity; grip and script supervisor. Learners receive basic training on filming equipment during a weekend film camp and return to school to cast the actors; select locations; source props and costumes; plot and rehearse the scenes.</w:t>
+      </w:r>
+    </w:p>
+    <w:p>
+      <w:pPr>
+        <w:spacing w:after="0" w:before="100" w:line="300"/>
+        <w:ind w:left="1247"/>
+        <w:jc w:val="both"/>
+      </w:pPr>
+      <w:r>
+        <w:rPr>
+          <w:rFonts w:ascii="Aptos" w:cs="Aptos" w:eastAsia="Aptos" w:hAnsi="Aptos"/>
+          <w:color w:val="1A1A1A"/>
+          <w:sz w:val="20"/>
+          <w:szCs w:val="20"/>
+        </w:rPr>
+        <w:t xml:space="preserve">The Nab'Ubomi crew mentor and assist the learner crew to complete filming in just one day at each school. The films are edited based on continuity notes and the director's shot selection from filming. The Nab'Ubomi team returns to each participating school to screen the full series of short films for the whole school. The school screenings culminate in Awards Evening hosted by the Department of Education.</w:t>
+      </w:r>
+    </w:p>
+    <w:p>
+      <w:pPr>
+        <w:spacing w:after="0" w:before="100" w:line="300"/>
+        <w:ind w:left="1247"/>
+        <w:jc w:val="both"/>
+      </w:pPr>
+      <w:r>
+        <w:rPr>
+          <w:rFonts w:ascii="Aptos" w:cs="Aptos" w:eastAsia="Aptos" w:hAnsi="Aptos"/>
+          <w:color w:val="1A1A1A"/>
+          <w:sz w:val="20"/>
+          <w:szCs w:val="20"/>
+        </w:rPr>
+        <w:t xml:space="preserve">During 2008, 2009, 2010 and 2011 the scripts of students from the Lady Grey Arts Academy were selected for filming – making the Academy the only school to be selected as finalists for four consecutive years. At the 2010 prize giving ceremony, held in Port Elizabeth, the film of the Lady Grey Arts Academy was awarded 2 trophies, best Scene and best Sound Department, and was one of the nominees for Best Film at the Festival. The 2009 film won trophies for best director and best sound technician, as well as 6 certificates, including best crowd scene and best original sound track. The 2008 film was awarded with the prize for best director.</w:t>
+      </w:r>
+    </w:p>
+    <w:p>
+      <w:pPr>
+        <w:tabs>
+          <w:tab w:val="left" w:pos="566"/>
+        </w:tabs>
+        <w:spacing w:after="0" w:before="100" w:line="300"/>
+        <w:ind w:left="566" w:hanging="566"/>
+        <w:jc w:val="both"/>
+      </w:pPr>
+      <w:r>
+        <w:rPr>
+          <w:rFonts w:ascii="Aptos" w:cs="Aptos" w:eastAsia="Aptos" w:hAnsi="Aptos"/>
+          <w:b/>
+          <w:bCs/>
+          <w:color w:val="0C2340"/>
+          <w:sz w:val="20"/>
+          <w:szCs w:val="20"/>
+        </w:rPr>
+        <w:t xml:space="preserve">5.3</w:t>
+      </w:r>
+      <w:r>
+        <w:rPr>
+          <w:rFonts w:ascii="Aptos" w:cs="Aptos" w:eastAsia="Aptos" w:hAnsi="Aptos"/>
+          <w:sz w:val="20"/>
+          <w:szCs w:val="20"/>
+        </w:rPr>
+        <w:t xml:space="preserve">	</w:t>
+      </w:r>
+      <w:r>
+        <w:rPr>
+          <w:rFonts w:ascii="Aptos" w:cs="Aptos" w:eastAsia="Aptos" w:hAnsi="Aptos"/>
+          <w:b/>
+          <w:bCs/>
+          <w:color w:val="1A1A1A"/>
+          <w:sz w:val="20"/>
+          <w:szCs w:val="20"/>
+        </w:rPr>
+        <w:t xml:space="preserve">SPORT</w:t>
+      </w:r>
+    </w:p>
+    <w:p>
+      <w:pPr>
+        <w:spacing w:after="0" w:before="0" w:line="300"/>
+        <w:ind w:left="566"/>
+        <w:jc w:val="both"/>
+      </w:pPr>
+      <w:r>
+        <w:rPr>
+          <w:rFonts w:ascii="Aptos" w:cs="Aptos" w:eastAsia="Aptos" w:hAnsi="Aptos"/>
+          <w:color w:val="1A1A1A"/>
+          <w:sz w:val="20"/>
+          <w:szCs w:val="20"/>
+        </w:rPr>
+        <w:t xml:space="preserve">The Lady Grey Arts Academy prides itself on providing a balanced education to its learners. Although sport is an optional activity for learners, it forms an important part of this balance. It promotes a healthy life style and helps to develop fitness and physical co-ordination. Learners participate in various sporting codes, as their specific academic and arts programmes allow.</w:t>
+      </w:r>
+    </w:p>
+    <w:p>
+      <w:pPr>
+        <w:spacing w:after="0" w:before="100" w:line="300"/>
+        <w:ind w:left="566"/>
+        <w:jc w:val="both"/>
+      </w:pPr>
+      <w:r>
+        <w:rPr>
+          <w:rFonts w:ascii="Aptos" w:cs="Aptos" w:eastAsia="Aptos" w:hAnsi="Aptos"/>
+          <w:color w:val="1A1A1A"/>
+          <w:sz w:val="20"/>
+          <w:szCs w:val="20"/>
+        </w:rPr>
+        <w:t xml:space="preserve">During the summer months, learners are encouraged to participate in athletics. This is done with great success and the Academy is proud of the fact that we have been represented at Provincial level in athletics for the past 8 years, producing 3 athletes who participated at national level during the past 4 years.Rugby, soccer and netball is played at competitive level during the winter.</w:t>
+      </w:r>
+    </w:p>
+    <w:tbl>
+      <w:tblPr>
+        <w:tblW w:type="dxa" w:w="10771"/>
+        <w:tblBorders>
+          <w:top w:val="none"/>
+          <w:left w:val="none"/>
+          <w:bottom w:val="none"/>
+          <w:right w:val="none"/>
+          <w:insideH w:val="none"/>
+          <w:insideV w:val="none"/>
+        </w:tblBorders>
+      </w:tblPr>
+      <w:tblGrid>
+        <w:gridCol w:w="100"/>
+        <w:gridCol w:w="100"/>
+        <w:gridCol w:w="100"/>
+      </w:tblGrid>
+      <w:tr>
+        <w:trPr>
+          <w:cantSplit/>
+        </w:trPr>
+        <w:tc>
+          <w:tcPr>
+            <w:tcW w:type="dxa" w:w="10771"/>
+            <w:gridSpan w:val="3"/>
+            <w:tcMar>
+              <w:top w:type="dxa" w:w="160"/>
+              <w:left w:type="dxa" w:w="0"/>
+              <w:bottom w:type="dxa" w:w="40"/>
+              <w:right w:type="dxa" w:w="0"/>
+            </w:tcMar>
+          </w:tcPr>
+          <w:p>
+            <w:pPr>
+              <w:keepLines/>
+              <w:spacing w:after="40" w:before="160"/>
+            </w:pPr>
+            <w:r>
+              <w:rPr>
+                <w:rFonts w:ascii="Aptos" w:cs="Aptos" w:eastAsia="Aptos" w:hAnsi="Aptos"/>
+                <w:b/>
+                <w:bCs/>
+                <w:color w:val="0C2340"/>
+                <w:sz w:val="22"/>
+                <w:szCs w:val="22"/>
+              </w:rPr>
+              <w:t xml:space="preserve">ADOPTION AND SIGN-OFF RESOLUTION</w:t>
+            </w:r>
+          </w:p>
+        </w:tc>
+      </w:tr>
+      <w:tr>
+        <w:trPr>
+          <w:cantSplit/>
+        </w:trPr>
+        <w:tc>
+          <w:tcPr>
+            <w:tcW w:type="dxa" w:w="10771"/>
+            <w:gridSpan w:val="3"/>
+            <w:tcMar>
+              <w:top w:type="dxa" w:w="20"/>
+              <w:left w:type="dxa" w:w="0"/>
+              <w:bottom w:type="dxa" w:w="80"/>
+              <w:right w:type="dxa" w:w="0"/>
+            </w:tcMar>
+          </w:tcPr>
+          <w:p>
+            <w:pPr>
+              <w:keepLines/>
+              <w:spacing w:after="80" w:before="20" w:line="300"/>
+              <w:jc w:val="both"/>
+            </w:pPr>
+            <w:r>
+              <w:rPr>
+                <w:rFonts w:ascii="Aptos" w:cs="Aptos" w:eastAsia="Aptos" w:hAnsi="Aptos"/>
+                <w:color w:val="1A1A1A"/>
+                <w:sz w:val="20"/>
+                <w:szCs w:val="20"/>
+              </w:rPr>
+              <w:t xml:space="preserve">This School Mission Statement was formally accepted, approved, and signed at a meeting of the Governing Body of the Lady Grey Arts Academy.</w:t>
+            </w:r>
+          </w:p>
+        </w:tc>
+      </w:tr>
+      <w:tr>
+        <w:trPr>
+          <w:cantSplit/>
+        </w:trPr>
+        <w:tc>
+          <w:tcPr>
+            <w:tcW w:type="dxa" w:w="3590"/>
+            <w:tcMar>
+              <w:top w:type="dxa" w:w="80"/>
+              <w:left w:type="dxa" w:w="20"/>
+              <w:bottom w:type="dxa" w:w="40"/>
+              <w:right w:type="dxa" w:w="20"/>
+            </w:tcMar>
+          </w:tcPr>
+          <w:p>
+            <w:pPr>
+              <w:keepLines/>
+              <w:spacing w:after="10" w:before="0"/>
+            </w:pPr>
+            <w:r>
+              <w:rPr>
+                <w:rFonts w:ascii="Aptos" w:cs="Aptos" w:eastAsia="Aptos" w:hAnsi="Aptos"/>
+                <w:color w:val="64748B"/>
+                <w:sz w:val="20"/>
+                <w:szCs w:val="20"/>
+              </w:rPr>
+              <w:t xml:space="preserve">_________________________</w:t>
+            </w:r>
+          </w:p>
+          <w:p>
+            <w:pPr>
+              <w:keepLines/>
+              <w:spacing w:after="40" w:before="0"/>
+            </w:pPr>
+            <w:r>
+              <w:rPr>
+                <w:rFonts w:ascii="Aptos" w:cs="Aptos" w:eastAsia="Aptos" w:hAnsi="Aptos"/>
+                <w:i/>
+                <w:iCs/>
+                <w:color w:val="64748B"/>
+                <w:sz w:val="16"/>
+                <w:szCs w:val="16"/>
+              </w:rPr>
+              <w:t xml:space="preserve">Signature</w:t>
+            </w:r>
+          </w:p>
+          <w:p>
+            <w:pPr>
+              <w:keepLines/>
+              <w:spacing w:after="20" w:before="0"/>
+            </w:pPr>
+            <w:r>
+              <w:rPr>
+                <w:rFonts w:ascii="Aptos" w:cs="Aptos" w:eastAsia="Aptos" w:hAnsi="Aptos"/>
+                <w:b/>
+                <w:bCs/>
+                <w:color w:val="1A1A1A"/>
+                <w:sz w:val="20"/>
+                <w:szCs w:val="20"/>
+              </w:rPr>
+              <w:t xml:space="preserve">____________________</w:t>
+            </w:r>
+          </w:p>
+          <w:p>
+            <w:pPr>
+              <w:keepLines/>
+              <w:spacing w:after="30" w:before="0"/>
+            </w:pPr>
+            <w:r>
+              <w:rPr>
+                <w:rFonts w:ascii="Aptos" w:cs="Aptos" w:eastAsia="Aptos" w:hAnsi="Aptos"/>
+                <w:b/>
+                <w:bCs/>
+                <w:color w:val="0C2340"/>
+                <w:sz w:val="19"/>
+                <w:szCs w:val="19"/>
+              </w:rPr>
+              <w:t xml:space="preserve">SGB Chairperson</w:t>
+            </w:r>
+          </w:p>
+          <w:p>
+            <w:pPr>
+              <w:keepLines/>
+              <w:spacing w:after="0" w:before="30"/>
+            </w:pPr>
+            <w:r>
+              <w:rPr>
+                <w:rFonts w:ascii="Aptos" w:cs="Aptos" w:eastAsia="Aptos" w:hAnsi="Aptos"/>
+                <w:color w:val="64748B"/>
+                <w:sz w:val="18"/>
+                <w:szCs w:val="18"/>
+              </w:rPr>
+              <w:t xml:space="preserve">Date: ____________________</w:t>
+            </w:r>
+          </w:p>
+        </w:tc>
+        <w:tc>
+          <w:tcPr>
+            <w:tcW w:type="dxa" w:w="3590"/>
+            <w:tcMar>
+              <w:top w:type="dxa" w:w="80"/>
+              <w:left w:type="dxa" w:w="20"/>
+              <w:bottom w:type="dxa" w:w="40"/>
+              <w:right w:type="dxa" w:w="20"/>
+            </w:tcMar>
+          </w:tcPr>
+          <w:p>
+            <w:pPr>
+              <w:keepLines/>
+              <w:spacing w:after="10" w:before="0"/>
+            </w:pPr>
+            <w:r>
+              <w:rPr>
+                <w:rFonts w:ascii="Aptos" w:cs="Aptos" w:eastAsia="Aptos" w:hAnsi="Aptos"/>
+                <w:color w:val="64748B"/>
+                <w:sz w:val="20"/>
+                <w:szCs w:val="20"/>
+              </w:rPr>
+              <w:t xml:space="preserve">_________________________</w:t>
+            </w:r>
+          </w:p>
+          <w:p>
+            <w:pPr>
+              <w:keepLines/>
+              <w:spacing w:after="40" w:before="0"/>
+            </w:pPr>
+            <w:r>
+              <w:rPr>
+                <w:rFonts w:ascii="Aptos" w:cs="Aptos" w:eastAsia="Aptos" w:hAnsi="Aptos"/>
+                <w:i/>
+                <w:iCs/>
+                <w:color w:val="64748B"/>
+                <w:sz w:val="16"/>
+                <w:szCs w:val="16"/>
+              </w:rPr>
+              <w:t xml:space="preserve">Signature</w:t>
+            </w:r>
+          </w:p>
+          <w:p>
+            <w:pPr>
+              <w:keepLines/>
+              <w:spacing w:after="20" w:before="0"/>
+            </w:pPr>
+            <w:r>
+              <w:rPr>
+                <w:rFonts w:ascii="Aptos" w:cs="Aptos" w:eastAsia="Aptos" w:hAnsi="Aptos"/>
+                <w:b/>
+                <w:bCs/>
+                <w:color w:val="1A1A1A"/>
+                <w:sz w:val="20"/>
+                <w:szCs w:val="20"/>
+              </w:rPr>
+              <w:t xml:space="preserve">____________________</w:t>
+            </w:r>
+          </w:p>
+          <w:p>
+            <w:pPr>
+              <w:keepLines/>
+              <w:spacing w:after="30" w:before="0"/>
+            </w:pPr>
+            <w:r>
+              <w:rPr>
+                <w:rFonts w:ascii="Aptos" w:cs="Aptos" w:eastAsia="Aptos" w:hAnsi="Aptos"/>
+                <w:b/>
+                <w:bCs/>
+                <w:color w:val="0C2340"/>
+                <w:sz w:val="19"/>
+                <w:szCs w:val="19"/>
+              </w:rPr>
+              <w:t xml:space="preserve">SGB Treasurer</w:t>
+            </w:r>
+          </w:p>
+          <w:p>
+            <w:pPr>
+              <w:keepLines/>
+              <w:spacing w:after="0" w:before="30"/>
+            </w:pPr>
+            <w:r>
+              <w:rPr>
+                <w:rFonts w:ascii="Aptos" w:cs="Aptos" w:eastAsia="Aptos" w:hAnsi="Aptos"/>
+                <w:color w:val="64748B"/>
+                <w:sz w:val="18"/>
+                <w:szCs w:val="18"/>
+              </w:rPr>
+              <w:t xml:space="preserve">Date: ____________________</w:t>
+            </w:r>
+          </w:p>
+        </w:tc>
+        <w:tc>
+          <w:tcPr>
+            <w:tcW w:type="dxa" w:w="3590"/>
+            <w:tcMar>
+              <w:top w:type="dxa" w:w="80"/>
+              <w:left w:type="dxa" w:w="20"/>
+              <w:bottom w:type="dxa" w:w="40"/>
+              <w:right w:type="dxa" w:w="20"/>
+            </w:tcMar>
+          </w:tcPr>
+          <w:p>
+            <w:pPr>
+              <w:keepLines/>
+              <w:spacing w:after="10" w:before="0"/>
+            </w:pPr>
+            <w:r>
+              <w:rPr>
+                <w:rFonts w:ascii="Aptos" w:cs="Aptos" w:eastAsia="Aptos" w:hAnsi="Aptos"/>
+                <w:color w:val="64748B"/>
+                <w:sz w:val="20"/>
+                <w:szCs w:val="20"/>
+              </w:rPr>
+              <w:t xml:space="preserve">_________________________</w:t>
+            </w:r>
+          </w:p>
+          <w:p>
+            <w:pPr>
+              <w:keepLines/>
+              <w:spacing w:after="40" w:before="0"/>
+            </w:pPr>
+            <w:r>
+              <w:rPr>
+                <w:rFonts w:ascii="Aptos" w:cs="Aptos" w:eastAsia="Aptos" w:hAnsi="Aptos"/>
+                <w:i/>
+                <w:iCs/>
+                <w:color w:val="64748B"/>
+                <w:sz w:val="16"/>
+                <w:szCs w:val="16"/>
+              </w:rPr>
+              <w:t xml:space="preserve">Signature</w:t>
+            </w:r>
+          </w:p>
+          <w:p>
+            <w:pPr>
+              <w:keepLines/>
+              <w:spacing w:after="20" w:before="0"/>
+            </w:pPr>
+            <w:r>
+              <w:rPr>
+                <w:rFonts w:ascii="Aptos" w:cs="Aptos" w:eastAsia="Aptos" w:hAnsi="Aptos"/>
+                <w:b/>
+                <w:bCs/>
+                <w:color w:val="1A1A1A"/>
+                <w:sz w:val="20"/>
+                <w:szCs w:val="20"/>
+              </w:rPr>
+              <w:t xml:space="preserve">____________________</w:t>
+            </w:r>
+          </w:p>
+          <w:p>
+            <w:pPr>
+              <w:keepLines/>
+              <w:spacing w:after="30" w:before="0"/>
+            </w:pPr>
+            <w:r>
+              <w:rPr>
+                <w:rFonts w:ascii="Aptos" w:cs="Aptos" w:eastAsia="Aptos" w:hAnsi="Aptos"/>
+                <w:b/>
+                <w:bCs/>
+                <w:color w:val="0C2340"/>
+                <w:sz w:val="19"/>
+                <w:szCs w:val="19"/>
+              </w:rPr>
+              <w:t xml:space="preserve">School Principal</w:t>
+            </w:r>
+          </w:p>
+          <w:p>
+            <w:pPr>
+              <w:keepLines/>
+              <w:spacing w:after="0" w:before="30"/>
+            </w:pPr>
+            <w:r>
+              <w:rPr>
+                <w:rFonts w:ascii="Aptos" w:cs="Aptos" w:eastAsia="Aptos" w:hAnsi="Aptos"/>
+                <w:color w:val="64748B"/>
+                <w:sz w:val="18"/>
+                <w:szCs w:val="18"/>
+              </w:rPr>
+              <w:t xml:space="preserve">Date: ____________________</w:t>
+            </w:r>
+          </w:p>
+        </w:tc>
+      </w:tr>
+    </w:tbl>
     <w:sectPr>
-      <w:footerReference w:type="default" r:id="rId7"/>
+      <w:headerReference w:type="default" r:id="rId7"/>
+      <w:footerReference w:type="default" r:id="rId8"/>
       <w:pgSz w:w="11905" w:h="16837" w:orient="portrait"/>
       <w:pgMar w:top="566" w:right="566" w:bottom="566" w:left="566" w:header="453" w:footer="453" w:gutter="0"/>
       <w:pgNumType/>
@@ -540,16 +2567,7 @@
     </w:pPr>
     <w:r>
       <w:rPr>
-        <w:rFonts w:ascii="Arial" w:cs="Arial" w:eastAsia="Arial" w:hAnsi="Arial"/>
-        <w:color w:val="64748B"/>
-        <w:sz w:val="17"/>
-        <w:szCs w:val="17"/>
-      </w:rPr>
-      <w:t xml:space="preserve">Page </w:t>
-    </w:r>
-    <w:r>
-      <w:rPr>
-        <w:rFonts w:ascii="Arial" w:cs="Arial" w:eastAsia="Arial" w:hAnsi="Arial"/>
+        <w:rFonts w:ascii="Aptos" w:cs="Aptos" w:eastAsia="Aptos" w:hAnsi="Aptos"/>
         <w:color w:val="64748B"/>
         <w:sz w:val="17"/>
         <w:szCs w:val="17"/>
@@ -561,16 +2579,16 @@
     </w:r>
     <w:r>
       <w:rPr>
-        <w:rFonts w:ascii="Arial" w:cs="Arial" w:eastAsia="Arial" w:hAnsi="Arial"/>
+        <w:rFonts w:ascii="Aptos" w:cs="Aptos" w:eastAsia="Aptos" w:hAnsi="Aptos"/>
         <w:color w:val="64748B"/>
         <w:sz w:val="17"/>
         <w:szCs w:val="17"/>
       </w:rPr>
-      <w:t xml:space="preserve"> of </w:t>
+      <w:t xml:space="preserve"> / </w:t>
     </w:r>
     <w:r>
       <w:rPr>
-        <w:rFonts w:ascii="Arial" w:cs="Arial" w:eastAsia="Arial" w:hAnsi="Arial"/>
+        <w:rFonts w:ascii="Aptos" w:cs="Aptos" w:eastAsia="Aptos" w:hAnsi="Aptos"/>
         <w:color w:val="64748B"/>
         <w:sz w:val="17"/>
         <w:szCs w:val="17"/>
@@ -621,6 +2639,45 @@
 </w:footnotes>
 </file>
 
+<file path=word/header1.xml><?xml version="1.0" encoding="utf-8"?>
+<w:hdr xmlns:wpc="http://schemas.microsoft.com/office/word/2010/wordprocessingCanvas" xmlns:mc="http://schemas.openxmlformats.org/markup-compatibility/2006" xmlns:o="urn:schemas-microsoft-com:office:office" xmlns:r="http://schemas.openxmlformats.org/officeDocument/2006/relationships" xmlns:m="http://schemas.openxmlformats.org/officeDocument/2006/math" xmlns:v="urn:schemas-microsoft-com:vml" xmlns:wp14="http://schemas.microsoft.com/office/word/2010/wordprocessingDrawing" xmlns:wp="http://schemas.openxmlformats.org/drawingml/2006/wordprocessingDrawing" xmlns:w10="urn:schemas-microsoft-com:office:word" xmlns:w="http://schemas.openxmlformats.org/wordprocessingml/2006/main" xmlns:w14="http://schemas.microsoft.com/office/word/2010/wordml" xmlns:w15="http://schemas.microsoft.com/office/word/2012/wordml" xmlns:wpg="http://schemas.microsoft.com/office/word/2010/wordprocessingGroup" xmlns:wpi="http://schemas.microsoft.com/office/word/2010/wordprocessingInk" xmlns:wne="http://schemas.microsoft.com/office/word/2006/wordml" xmlns:wps="http://schemas.microsoft.com/office/word/2010/wordprocessingShape" xmlns:cx="http://schemas.microsoft.com/office/drawing/2014/chartex" xmlns:cx1="http://schemas.microsoft.com/office/drawing/2015/9/8/chartex" xmlns:cx2="http://schemas.microsoft.com/office/drawing/2015/10/21/chartex" xmlns:cx3="http://schemas.microsoft.com/office/drawing/2016/5/9/chartex" xmlns:cx4="http://schemas.microsoft.com/office/drawing/2016/5/10/chartex" xmlns:cx5="http://schemas.microsoft.com/office/drawing/2016/5/11/chartex" xmlns:cx6="http://schemas.microsoft.com/office/drawing/2016/5/12/chartex" xmlns:cx7="http://schemas.microsoft.com/office/drawing/2016/5/13/chartex" xmlns:cx8="http://schemas.microsoft.com/office/drawing/2016/5/14/chartex" xmlns:w16cid="http://schemas.microsoft.com/office/word/2016/wordml/cid" xmlns:w16se="http://schemas.microsoft.com/office/word/2015/wordml/symex">
+  <w:p>
+    <w:pPr>
+      <w:pBdr>
+        <w:bottom w:val="single" w:color="CBD5E1" w:sz="6"/>
+      </w:pBdr>
+      <w:spacing w:after="80" w:before="0"/>
+    </w:pPr>
+    <w:r>
+      <w:rPr>
+        <w:rFonts w:ascii="Aptos" w:cs="Aptos" w:eastAsia="Aptos" w:hAnsi="Aptos"/>
+        <w:b/>
+        <w:bCs/>
+        <w:color w:val="0C2340"/>
+        <w:sz w:val="16"/>
+        <w:szCs w:val="16"/>
+      </w:rPr>
+      <w:t xml:space="preserve">LADY GREY ARTS ACADEMY • SCHOOL MISSION STATEMENT</w:t>
+    </w:r>
+    <w:r>
+      <w:rPr>
+        <w:rFonts w:ascii="Aptos" w:cs="Aptos" w:eastAsia="Aptos" w:hAnsi="Aptos"/>
+      </w:rPr>
+      <w:t xml:space="preserve">	</w:t>
+    </w:r>
+    <w:r>
+      <w:rPr>
+        <w:rFonts w:ascii="Aptos" w:cs="Aptos" w:eastAsia="Aptos" w:hAnsi="Aptos"/>
+        <w:color w:val="64748B"/>
+        <w:sz w:val="14"/>
+        <w:szCs w:val="14"/>
+      </w:rPr>
+      <w:t xml:space="preserve">SGB</w:t>
+    </w:r>
+  </w:p>
+</w:hdr>
+</file>
+
 <file path=word/numbering.xml><?xml version="1.0" encoding="utf-8"?>
 <w:numbering xmlns:wpc="http://schemas.microsoft.com/office/word/2010/wordprocessingCanvas" xmlns:mc="http://schemas.openxmlformats.org/markup-compatibility/2006" xmlns:o="urn:schemas-microsoft-com:office:office" xmlns:r="http://schemas.openxmlformats.org/officeDocument/2006/relationships" xmlns:m="http://schemas.openxmlformats.org/officeDocument/2006/math" xmlns:v="urn:schemas-microsoft-com:vml" xmlns:wp14="http://schemas.microsoft.com/office/word/2010/wordprocessingDrawing" xmlns:wp="http://schemas.openxmlformats.org/drawingml/2006/wordprocessingDrawing" xmlns:w10="urn:schemas-microsoft-com:office:word" xmlns:w="http://schemas.openxmlformats.org/wordprocessingml/2006/main" xmlns:w14="http://schemas.microsoft.com/office/word/2010/wordml" xmlns:w15="http://schemas.microsoft.com/office/word/2012/wordml" xmlns:wpg="http://schemas.microsoft.com/office/word/2010/wordprocessingGroup" xmlns:wpi="http://schemas.microsoft.com/office/word/2010/wordprocessingInk" xmlns:wne="http://schemas.microsoft.com/office/word/2006/wordml" xmlns:wps="http://schemas.microsoft.com/office/word/2010/wordprocessingShape" mc:Ignorable="w14 w15 wp14">
   <w:abstractNum w:abstractNumId="1" w15:restartNumberingAfterBreak="0">
@@ -721,7 +2778,7 @@
   <w:docDefaults>
     <w:rPrDefault>
       <w:rPr>
-        <w:rFonts w:ascii="Arial" w:cs="Arial" w:eastAsia="Arial" w:hAnsi="Arial"/>
+        <w:rFonts w:ascii="Aptos" w:cs="Aptos" w:eastAsia="Aptos" w:hAnsi="Aptos"/>
         <w:color w:val="1A1A1A"/>
         <w:sz w:val="20"/>
         <w:szCs w:val="20"/>

--- a/SGB_Functionality_Audit_2026/02_School_Mission_Statement/SGB_Mission_and_Vision_Statement_2026.docx
+++ b/SGB_Functionality_Audit_2026/02_School_Mission_Statement/SGB_Mission_and_Vision_Statement_2026.docx
@@ -2498,6 +2498,135 @@
               </w:rPr>
               <w:t xml:space="preserve">Date: ____________________</w:t>
             </w:r>
+          </w:p>
+        </w:tc>
+      </w:tr>
+      <w:tr>
+        <w:trPr>
+          <w:cantSplit/>
+        </w:trPr>
+        <w:tc>
+          <w:tcPr>
+            <w:tcW w:type="dxa" w:w="3590"/>
+            <w:tcMar>
+              <w:top w:type="dxa" w:w="120"/>
+              <w:left w:type="dxa" w:w="20"/>
+              <w:bottom w:type="dxa" w:w="40"/>
+              <w:right w:type="dxa" w:w="20"/>
+            </w:tcMar>
+          </w:tcPr>
+          <w:p>
+            <w:pPr>
+              <w:keepLines/>
+              <w:spacing w:after="10" w:before="0"/>
+            </w:pPr>
+            <w:r>
+              <w:rPr>
+                <w:rFonts w:ascii="Aptos" w:cs="Aptos" w:eastAsia="Aptos" w:hAnsi="Aptos"/>
+                <w:color w:val="64748B"/>
+                <w:sz w:val="20"/>
+                <w:szCs w:val="20"/>
+              </w:rPr>
+              <w:t xml:space="preserve">_________________________</w:t>
+            </w:r>
+          </w:p>
+          <w:p>
+            <w:pPr>
+              <w:keepLines/>
+              <w:spacing w:after="40" w:before="0"/>
+            </w:pPr>
+            <w:r>
+              <w:rPr>
+                <w:rFonts w:ascii="Aptos" w:cs="Aptos" w:eastAsia="Aptos" w:hAnsi="Aptos"/>
+                <w:i/>
+                <w:iCs/>
+                <w:color w:val="64748B"/>
+                <w:sz w:val="16"/>
+                <w:szCs w:val="16"/>
+              </w:rPr>
+              <w:t xml:space="preserve">Signature</w:t>
+            </w:r>
+          </w:p>
+          <w:p>
+            <w:pPr>
+              <w:keepLines/>
+              <w:spacing w:after="20" w:before="0"/>
+            </w:pPr>
+            <w:r>
+              <w:rPr>
+                <w:rFonts w:ascii="Aptos" w:cs="Aptos" w:eastAsia="Aptos" w:hAnsi="Aptos"/>
+                <w:b/>
+                <w:bCs/>
+                <w:color w:val="1A1A1A"/>
+                <w:sz w:val="20"/>
+                <w:szCs w:val="20"/>
+              </w:rPr>
+              <w:t xml:space="preserve">____________________</w:t>
+            </w:r>
+          </w:p>
+          <w:p>
+            <w:pPr>
+              <w:keepLines/>
+              <w:spacing w:after="30" w:before="0"/>
+            </w:pPr>
+            <w:r>
+              <w:rPr>
+                <w:rFonts w:ascii="Aptos" w:cs="Aptos" w:eastAsia="Aptos" w:hAnsi="Aptos"/>
+                <w:b/>
+                <w:bCs/>
+                <w:color w:val="0C2340"/>
+                <w:sz w:val="19"/>
+                <w:szCs w:val="19"/>
+              </w:rPr>
+              <w:t xml:space="preserve">SGB Secratary</w:t>
+            </w:r>
+          </w:p>
+          <w:p>
+            <w:pPr>
+              <w:keepLines/>
+              <w:spacing w:after="0" w:before="30"/>
+            </w:pPr>
+            <w:r>
+              <w:rPr>
+                <w:rFonts w:ascii="Aptos" w:cs="Aptos" w:eastAsia="Aptos" w:hAnsi="Aptos"/>
+                <w:color w:val="64748B"/>
+                <w:sz w:val="18"/>
+                <w:szCs w:val="18"/>
+              </w:rPr>
+              <w:t xml:space="preserve">Date: ____________________</w:t>
+            </w:r>
+          </w:p>
+        </w:tc>
+        <w:tc>
+          <w:tcPr>
+            <w:tcW w:type="dxa" w:w="3590"/>
+            <w:tcMar>
+              <w:top w:type="dxa" w:w="0"/>
+              <w:left w:type="dxa" w:w="0"/>
+              <w:bottom w:type="dxa" w:w="0"/>
+              <w:right w:type="dxa" w:w="0"/>
+            </w:tcMar>
+          </w:tcPr>
+          <w:p>
+            <w:pPr>
+              <w:spacing w:after="0" w:before="0"/>
+            </w:pPr>
+          </w:p>
+        </w:tc>
+        <w:tc>
+          <w:tcPr>
+            <w:tcW w:type="dxa" w:w="3590"/>
+            <w:tcMar>
+              <w:top w:type="dxa" w:w="0"/>
+              <w:left w:type="dxa" w:w="0"/>
+              <w:bottom w:type="dxa" w:w="0"/>
+              <w:right w:type="dxa" w:w="0"/>
+            </w:tcMar>
+          </w:tcPr>
+          <w:p>
+            <w:pPr>
+              <w:spacing w:after="0" w:before="0"/>
+            </w:pPr>
           </w:p>
         </w:tc>
       </w:tr>

--- a/SGB_Functionality_Audit_2026/02_School_Mission_Statement/SGB_Mission_and_Vision_Statement_2026.docx
+++ b/SGB_Functionality_Audit_2026/02_School_Mission_Statement/SGB_Mission_and_Vision_Statement_2026.docx
@@ -2227,66 +2227,77 @@
         <w:tc>
           <w:tcPr>
             <w:tcW w:type="dxa" w:w="3590"/>
+            <w:tcBorders>
+              <w:top w:val="single" w:color="E2E8F0" w:sz="4"/>
+              <w:left w:val="single" w:color="E2E8F0" w:sz="4"/>
+              <w:bottom w:val="single" w:color="E2E8F0" w:sz="4"/>
+              <w:right w:val="single" w:color="E2E8F0" w:sz="4"/>
+            </w:tcBorders>
+            <w:shd w:fill="F8FAFC" w:val="clear"/>
             <w:tcMar>
-              <w:top w:type="dxa" w:w="80"/>
-              <w:left w:type="dxa" w:w="20"/>
-              <w:bottom w:type="dxa" w:w="40"/>
-              <w:right w:type="dxa" w:w="20"/>
+              <w:top w:type="dxa" w:w="60"/>
+              <w:left w:type="dxa" w:w="80"/>
+              <w:bottom w:type="dxa" w:w="60"/>
+              <w:right w:type="dxa" w:w="80"/>
             </w:tcMar>
           </w:tcPr>
           <w:p>
             <w:pPr>
-              <w:keepLines/>
+              <w:spacing w:after="0" w:before="200"/>
+            </w:pPr>
+          </w:p>
+          <w:p>
+            <w:pPr>
+              <w:pBdr>
+                <w:bottom w:val="single" w:color="0C2340" w:sz="8"/>
+              </w:pBdr>
               <w:spacing w:after="10" w:before="0"/>
             </w:pPr>
-            <w:r>
-              <w:rPr>
-                <w:rFonts w:ascii="Aptos" w:cs="Aptos" w:eastAsia="Aptos" w:hAnsi="Aptos"/>
-                <w:color w:val="64748B"/>
-                <w:sz w:val="20"/>
-                <w:szCs w:val="20"/>
-              </w:rPr>
-              <w:t xml:space="preserve">_________________________</w:t>
-            </w:r>
-          </w:p>
-          <w:p>
-            <w:pPr>
-              <w:keepLines/>
-              <w:spacing w:after="40" w:before="0"/>
-            </w:pPr>
-            <w:r>
-              <w:rPr>
-                <w:rFonts w:ascii="Aptos" w:cs="Aptos" w:eastAsia="Aptos" w:hAnsi="Aptos"/>
-                <w:i/>
-                <w:iCs/>
-                <w:color w:val="64748B"/>
-                <w:sz w:val="16"/>
-                <w:szCs w:val="16"/>
-              </w:rPr>
-              <w:t xml:space="preserve">Signature</w:t>
-            </w:r>
-          </w:p>
-          <w:p>
-            <w:pPr>
-              <w:keepLines/>
-              <w:spacing w:after="20" w:before="0"/>
+          </w:p>
+          <w:p>
+            <w:pPr>
+              <w:spacing w:after="30" w:before="0"/>
             </w:pPr>
             <w:r>
               <w:rPr>
                 <w:rFonts w:ascii="Aptos" w:cs="Aptos" w:eastAsia="Aptos" w:hAnsi="Aptos"/>
                 <w:b/>
                 <w:bCs/>
-                <w:color w:val="1A1A1A"/>
-                <w:sz w:val="20"/>
-                <w:szCs w:val="20"/>
-              </w:rPr>
-              <w:t xml:space="preserve">____________________</w:t>
-            </w:r>
-          </w:p>
-          <w:p>
-            <w:pPr>
-              <w:keepLines/>
-              <w:spacing w:after="30" w:before="0"/>
+                <w:color w:val="64748B"/>
+                <w:sz w:val="14"/>
+                <w:szCs w:val="14"/>
+              </w:rPr>
+              <w:t xml:space="preserve">SIGNATURE</w:t>
+            </w:r>
+          </w:p>
+          <w:p>
+            <w:pPr>
+              <w:spacing w:after="15" w:before="0"/>
+            </w:pPr>
+            <w:r>
+              <w:rPr>
+                <w:rFonts w:ascii="Aptos" w:cs="Aptos" w:eastAsia="Aptos" w:hAnsi="Aptos"/>
+                <w:b/>
+                <w:bCs/>
+                <w:color w:val="64748B"/>
+                <w:sz w:val="18"/>
+                <w:szCs w:val="18"/>
+              </w:rPr>
+              <w:t xml:space="preserve">Name: </w:t>
+            </w:r>
+            <w:r>
+              <w:rPr>
+                <w:rFonts w:ascii="Aptos" w:cs="Aptos" w:eastAsia="Aptos" w:hAnsi="Aptos"/>
+                <w:color w:val="94A3B8"/>
+                <w:sz w:val="18"/>
+                <w:szCs w:val="18"/>
+              </w:rPr>
+              <w:t xml:space="preserve">______________________</w:t>
+            </w:r>
+          </w:p>
+          <w:p>
+            <w:pPr>
+              <w:spacing w:after="20" w:before="0"/>
             </w:pPr>
             <w:r>
               <w:rPr>
@@ -2297,88 +2308,109 @@
                 <w:sz w:val="19"/>
                 <w:szCs w:val="19"/>
               </w:rPr>
-              <w:t xml:space="preserve">SGB Chairperson</w:t>
-            </w:r>
-          </w:p>
-          <w:p>
-            <w:pPr>
-              <w:keepLines/>
-              <w:spacing w:after="0" w:before="30"/>
-            </w:pPr>
-            <w:r>
-              <w:rPr>
-                <w:rFonts w:ascii="Aptos" w:cs="Aptos" w:eastAsia="Aptos" w:hAnsi="Aptos"/>
+              <w:t xml:space="preserve">SGB CHAIRPERSON</w:t>
+            </w:r>
+          </w:p>
+          <w:p>
+            <w:pPr>
+              <w:spacing w:after="0" w:before="10"/>
+            </w:pPr>
+            <w:r>
+              <w:rPr>
+                <w:rFonts w:ascii="Aptos" w:cs="Aptos" w:eastAsia="Aptos" w:hAnsi="Aptos"/>
+                <w:b/>
+                <w:bCs/>
                 <w:color w:val="64748B"/>
                 <w:sz w:val="18"/>
                 <w:szCs w:val="18"/>
               </w:rPr>
-              <w:t xml:space="preserve">Date: ____________________</w:t>
+              <w:t xml:space="preserve">Date: </w:t>
+            </w:r>
+            <w:r>
+              <w:rPr>
+                <w:rFonts w:ascii="Aptos" w:cs="Aptos" w:eastAsia="Aptos" w:hAnsi="Aptos"/>
+                <w:color w:val="94A3B8"/>
+                <w:sz w:val="18"/>
+                <w:szCs w:val="18"/>
+              </w:rPr>
+              <w:t xml:space="preserve">______________________</w:t>
             </w:r>
           </w:p>
         </w:tc>
         <w:tc>
           <w:tcPr>
             <w:tcW w:type="dxa" w:w="3590"/>
+            <w:tcBorders>
+              <w:top w:val="single" w:color="E2E8F0" w:sz="4"/>
+              <w:left w:val="single" w:color="E2E8F0" w:sz="4"/>
+              <w:bottom w:val="single" w:color="E2E8F0" w:sz="4"/>
+              <w:right w:val="single" w:color="E2E8F0" w:sz="4"/>
+            </w:tcBorders>
+            <w:shd w:fill="F8FAFC" w:val="clear"/>
             <w:tcMar>
-              <w:top w:type="dxa" w:w="80"/>
-              <w:left w:type="dxa" w:w="20"/>
-              <w:bottom w:type="dxa" w:w="40"/>
-              <w:right w:type="dxa" w:w="20"/>
+              <w:top w:type="dxa" w:w="60"/>
+              <w:left w:type="dxa" w:w="80"/>
+              <w:bottom w:type="dxa" w:w="60"/>
+              <w:right w:type="dxa" w:w="80"/>
             </w:tcMar>
           </w:tcPr>
           <w:p>
             <w:pPr>
-              <w:keepLines/>
+              <w:spacing w:after="0" w:before="200"/>
+            </w:pPr>
+          </w:p>
+          <w:p>
+            <w:pPr>
+              <w:pBdr>
+                <w:bottom w:val="single" w:color="0C2340" w:sz="8"/>
+              </w:pBdr>
               <w:spacing w:after="10" w:before="0"/>
             </w:pPr>
-            <w:r>
-              <w:rPr>
-                <w:rFonts w:ascii="Aptos" w:cs="Aptos" w:eastAsia="Aptos" w:hAnsi="Aptos"/>
-                <w:color w:val="64748B"/>
-                <w:sz w:val="20"/>
-                <w:szCs w:val="20"/>
-              </w:rPr>
-              <w:t xml:space="preserve">_________________________</w:t>
-            </w:r>
-          </w:p>
-          <w:p>
-            <w:pPr>
-              <w:keepLines/>
-              <w:spacing w:after="40" w:before="0"/>
-            </w:pPr>
-            <w:r>
-              <w:rPr>
-                <w:rFonts w:ascii="Aptos" w:cs="Aptos" w:eastAsia="Aptos" w:hAnsi="Aptos"/>
-                <w:i/>
-                <w:iCs/>
-                <w:color w:val="64748B"/>
-                <w:sz w:val="16"/>
-                <w:szCs w:val="16"/>
-              </w:rPr>
-              <w:t xml:space="preserve">Signature</w:t>
-            </w:r>
-          </w:p>
-          <w:p>
-            <w:pPr>
-              <w:keepLines/>
-              <w:spacing w:after="20" w:before="0"/>
+          </w:p>
+          <w:p>
+            <w:pPr>
+              <w:spacing w:after="30" w:before="0"/>
             </w:pPr>
             <w:r>
               <w:rPr>
                 <w:rFonts w:ascii="Aptos" w:cs="Aptos" w:eastAsia="Aptos" w:hAnsi="Aptos"/>
                 <w:b/>
                 <w:bCs/>
-                <w:color w:val="1A1A1A"/>
-                <w:sz w:val="20"/>
-                <w:szCs w:val="20"/>
-              </w:rPr>
-              <w:t xml:space="preserve">____________________</w:t>
-            </w:r>
-          </w:p>
-          <w:p>
-            <w:pPr>
-              <w:keepLines/>
-              <w:spacing w:after="30" w:before="0"/>
+                <w:color w:val="64748B"/>
+                <w:sz w:val="14"/>
+                <w:szCs w:val="14"/>
+              </w:rPr>
+              <w:t xml:space="preserve">SIGNATURE</w:t>
+            </w:r>
+          </w:p>
+          <w:p>
+            <w:pPr>
+              <w:spacing w:after="15" w:before="0"/>
+            </w:pPr>
+            <w:r>
+              <w:rPr>
+                <w:rFonts w:ascii="Aptos" w:cs="Aptos" w:eastAsia="Aptos" w:hAnsi="Aptos"/>
+                <w:b/>
+                <w:bCs/>
+                <w:color w:val="64748B"/>
+                <w:sz w:val="18"/>
+                <w:szCs w:val="18"/>
+              </w:rPr>
+              <w:t xml:space="preserve">Name: </w:t>
+            </w:r>
+            <w:r>
+              <w:rPr>
+                <w:rFonts w:ascii="Aptos" w:cs="Aptos" w:eastAsia="Aptos" w:hAnsi="Aptos"/>
+                <w:color w:val="94A3B8"/>
+                <w:sz w:val="18"/>
+                <w:szCs w:val="18"/>
+              </w:rPr>
+              <w:t xml:space="preserve">______________________</w:t>
+            </w:r>
+          </w:p>
+          <w:p>
+            <w:pPr>
+              <w:spacing w:after="20" w:before="0"/>
             </w:pPr>
             <w:r>
               <w:rPr>
@@ -2389,88 +2421,109 @@
                 <w:sz w:val="19"/>
                 <w:szCs w:val="19"/>
               </w:rPr>
-              <w:t xml:space="preserve">SGB Treasurer</w:t>
-            </w:r>
-          </w:p>
-          <w:p>
-            <w:pPr>
-              <w:keepLines/>
-              <w:spacing w:after="0" w:before="30"/>
-            </w:pPr>
-            <w:r>
-              <w:rPr>
-                <w:rFonts w:ascii="Aptos" w:cs="Aptos" w:eastAsia="Aptos" w:hAnsi="Aptos"/>
+              <w:t xml:space="preserve">SGB TREASURER</w:t>
+            </w:r>
+          </w:p>
+          <w:p>
+            <w:pPr>
+              <w:spacing w:after="0" w:before="10"/>
+            </w:pPr>
+            <w:r>
+              <w:rPr>
+                <w:rFonts w:ascii="Aptos" w:cs="Aptos" w:eastAsia="Aptos" w:hAnsi="Aptos"/>
+                <w:b/>
+                <w:bCs/>
                 <w:color w:val="64748B"/>
                 <w:sz w:val="18"/>
                 <w:szCs w:val="18"/>
               </w:rPr>
-              <w:t xml:space="preserve">Date: ____________________</w:t>
+              <w:t xml:space="preserve">Date: </w:t>
+            </w:r>
+            <w:r>
+              <w:rPr>
+                <w:rFonts w:ascii="Aptos" w:cs="Aptos" w:eastAsia="Aptos" w:hAnsi="Aptos"/>
+                <w:color w:val="94A3B8"/>
+                <w:sz w:val="18"/>
+                <w:szCs w:val="18"/>
+              </w:rPr>
+              <w:t xml:space="preserve">______________________</w:t>
             </w:r>
           </w:p>
         </w:tc>
         <w:tc>
           <w:tcPr>
             <w:tcW w:type="dxa" w:w="3590"/>
+            <w:tcBorders>
+              <w:top w:val="single" w:color="E2E8F0" w:sz="4"/>
+              <w:left w:val="single" w:color="E2E8F0" w:sz="4"/>
+              <w:bottom w:val="single" w:color="E2E8F0" w:sz="4"/>
+              <w:right w:val="single" w:color="E2E8F0" w:sz="4"/>
+            </w:tcBorders>
+            <w:shd w:fill="F8FAFC" w:val="clear"/>
             <w:tcMar>
-              <w:top w:type="dxa" w:w="80"/>
-              <w:left w:type="dxa" w:w="20"/>
-              <w:bottom w:type="dxa" w:w="40"/>
-              <w:right w:type="dxa" w:w="20"/>
+              <w:top w:type="dxa" w:w="60"/>
+              <w:left w:type="dxa" w:w="80"/>
+              <w:bottom w:type="dxa" w:w="60"/>
+              <w:right w:type="dxa" w:w="80"/>
             </w:tcMar>
           </w:tcPr>
           <w:p>
             <w:pPr>
-              <w:keepLines/>
+              <w:spacing w:after="0" w:before="200"/>
+            </w:pPr>
+          </w:p>
+          <w:p>
+            <w:pPr>
+              <w:pBdr>
+                <w:bottom w:val="single" w:color="0C2340" w:sz="8"/>
+              </w:pBdr>
               <w:spacing w:after="10" w:before="0"/>
             </w:pPr>
-            <w:r>
-              <w:rPr>
-                <w:rFonts w:ascii="Aptos" w:cs="Aptos" w:eastAsia="Aptos" w:hAnsi="Aptos"/>
-                <w:color w:val="64748B"/>
-                <w:sz w:val="20"/>
-                <w:szCs w:val="20"/>
-              </w:rPr>
-              <w:t xml:space="preserve">_________________________</w:t>
-            </w:r>
-          </w:p>
-          <w:p>
-            <w:pPr>
-              <w:keepLines/>
-              <w:spacing w:after="40" w:before="0"/>
-            </w:pPr>
-            <w:r>
-              <w:rPr>
-                <w:rFonts w:ascii="Aptos" w:cs="Aptos" w:eastAsia="Aptos" w:hAnsi="Aptos"/>
-                <w:i/>
-                <w:iCs/>
-                <w:color w:val="64748B"/>
-                <w:sz w:val="16"/>
-                <w:szCs w:val="16"/>
-              </w:rPr>
-              <w:t xml:space="preserve">Signature</w:t>
-            </w:r>
-          </w:p>
-          <w:p>
-            <w:pPr>
-              <w:keepLines/>
-              <w:spacing w:after="20" w:before="0"/>
+          </w:p>
+          <w:p>
+            <w:pPr>
+              <w:spacing w:after="30" w:before="0"/>
             </w:pPr>
             <w:r>
               <w:rPr>
                 <w:rFonts w:ascii="Aptos" w:cs="Aptos" w:eastAsia="Aptos" w:hAnsi="Aptos"/>
                 <w:b/>
                 <w:bCs/>
-                <w:color w:val="1A1A1A"/>
-                <w:sz w:val="20"/>
-                <w:szCs w:val="20"/>
-              </w:rPr>
-              <w:t xml:space="preserve">____________________</w:t>
-            </w:r>
-          </w:p>
-          <w:p>
-            <w:pPr>
-              <w:keepLines/>
-              <w:spacing w:after="30" w:before="0"/>
+                <w:color w:val="64748B"/>
+                <w:sz w:val="14"/>
+                <w:szCs w:val="14"/>
+              </w:rPr>
+              <w:t xml:space="preserve">SIGNATURE</w:t>
+            </w:r>
+          </w:p>
+          <w:p>
+            <w:pPr>
+              <w:spacing w:after="15" w:before="0"/>
+            </w:pPr>
+            <w:r>
+              <w:rPr>
+                <w:rFonts w:ascii="Aptos" w:cs="Aptos" w:eastAsia="Aptos" w:hAnsi="Aptos"/>
+                <w:b/>
+                <w:bCs/>
+                <w:color w:val="64748B"/>
+                <w:sz w:val="18"/>
+                <w:szCs w:val="18"/>
+              </w:rPr>
+              <w:t xml:space="preserve">Name: </w:t>
+            </w:r>
+            <w:r>
+              <w:rPr>
+                <w:rFonts w:ascii="Aptos" w:cs="Aptos" w:eastAsia="Aptos" w:hAnsi="Aptos"/>
+                <w:color w:val="94A3B8"/>
+                <w:sz w:val="18"/>
+                <w:szCs w:val="18"/>
+              </w:rPr>
+              <w:t xml:space="preserve">______________________</w:t>
+            </w:r>
+          </w:p>
+          <w:p>
+            <w:pPr>
+              <w:spacing w:after="20" w:before="0"/>
             </w:pPr>
             <w:r>
               <w:rPr>
@@ -2481,22 +2534,32 @@
                 <w:sz w:val="19"/>
                 <w:szCs w:val="19"/>
               </w:rPr>
-              <w:t xml:space="preserve">School Principal</w:t>
-            </w:r>
-          </w:p>
-          <w:p>
-            <w:pPr>
-              <w:keepLines/>
-              <w:spacing w:after="0" w:before="30"/>
-            </w:pPr>
-            <w:r>
-              <w:rPr>
-                <w:rFonts w:ascii="Aptos" w:cs="Aptos" w:eastAsia="Aptos" w:hAnsi="Aptos"/>
+              <w:t xml:space="preserve">SCHOOL PRINCIPAL</w:t>
+            </w:r>
+          </w:p>
+          <w:p>
+            <w:pPr>
+              <w:spacing w:after="0" w:before="10"/>
+            </w:pPr>
+            <w:r>
+              <w:rPr>
+                <w:rFonts w:ascii="Aptos" w:cs="Aptos" w:eastAsia="Aptos" w:hAnsi="Aptos"/>
+                <w:b/>
+                <w:bCs/>
                 <w:color w:val="64748B"/>
                 <w:sz w:val="18"/>
                 <w:szCs w:val="18"/>
               </w:rPr>
-              <w:t xml:space="preserve">Date: ____________________</w:t>
+              <w:t xml:space="preserve">Date: </w:t>
+            </w:r>
+            <w:r>
+              <w:rPr>
+                <w:rFonts w:ascii="Aptos" w:cs="Aptos" w:eastAsia="Aptos" w:hAnsi="Aptos"/>
+                <w:color w:val="94A3B8"/>
+                <w:sz w:val="18"/>
+                <w:szCs w:val="18"/>
+              </w:rPr>
+              <w:t xml:space="preserve">______________________</w:t>
             </w:r>
           </w:p>
         </w:tc>
@@ -2508,66 +2571,77 @@
         <w:tc>
           <w:tcPr>
             <w:tcW w:type="dxa" w:w="3590"/>
+            <w:tcBorders>
+              <w:top w:val="single" w:color="E2E8F0" w:sz="4"/>
+              <w:left w:val="single" w:color="E2E8F0" w:sz="4"/>
+              <w:bottom w:val="single" w:color="E2E8F0" w:sz="4"/>
+              <w:right w:val="single" w:color="E2E8F0" w:sz="4"/>
+            </w:tcBorders>
+            <w:shd w:fill="F8FAFC" w:val="clear"/>
             <w:tcMar>
-              <w:top w:type="dxa" w:w="120"/>
-              <w:left w:type="dxa" w:w="20"/>
-              <w:bottom w:type="dxa" w:w="40"/>
-              <w:right w:type="dxa" w:w="20"/>
+              <w:top w:type="dxa" w:w="60"/>
+              <w:left w:type="dxa" w:w="80"/>
+              <w:bottom w:type="dxa" w:w="60"/>
+              <w:right w:type="dxa" w:w="80"/>
             </w:tcMar>
           </w:tcPr>
           <w:p>
             <w:pPr>
-              <w:keepLines/>
+              <w:spacing w:after="0" w:before="200"/>
+            </w:pPr>
+          </w:p>
+          <w:p>
+            <w:pPr>
+              <w:pBdr>
+                <w:bottom w:val="single" w:color="0C2340" w:sz="8"/>
+              </w:pBdr>
               <w:spacing w:after="10" w:before="0"/>
             </w:pPr>
-            <w:r>
-              <w:rPr>
-                <w:rFonts w:ascii="Aptos" w:cs="Aptos" w:eastAsia="Aptos" w:hAnsi="Aptos"/>
-                <w:color w:val="64748B"/>
-                <w:sz w:val="20"/>
-                <w:szCs w:val="20"/>
-              </w:rPr>
-              <w:t xml:space="preserve">_________________________</w:t>
-            </w:r>
-          </w:p>
-          <w:p>
-            <w:pPr>
-              <w:keepLines/>
-              <w:spacing w:after="40" w:before="0"/>
-            </w:pPr>
-            <w:r>
-              <w:rPr>
-                <w:rFonts w:ascii="Aptos" w:cs="Aptos" w:eastAsia="Aptos" w:hAnsi="Aptos"/>
-                <w:i/>
-                <w:iCs/>
-                <w:color w:val="64748B"/>
-                <w:sz w:val="16"/>
-                <w:szCs w:val="16"/>
-              </w:rPr>
-              <w:t xml:space="preserve">Signature</w:t>
-            </w:r>
-          </w:p>
-          <w:p>
-            <w:pPr>
-              <w:keepLines/>
-              <w:spacing w:after="20" w:before="0"/>
+          </w:p>
+          <w:p>
+            <w:pPr>
+              <w:spacing w:after="30" w:before="0"/>
             </w:pPr>
             <w:r>
               <w:rPr>
                 <w:rFonts w:ascii="Aptos" w:cs="Aptos" w:eastAsia="Aptos" w:hAnsi="Aptos"/>
                 <w:b/>
                 <w:bCs/>
-                <w:color w:val="1A1A1A"/>
-                <w:sz w:val="20"/>
-                <w:szCs w:val="20"/>
-              </w:rPr>
-              <w:t xml:space="preserve">____________________</w:t>
-            </w:r>
-          </w:p>
-          <w:p>
-            <w:pPr>
-              <w:keepLines/>
-              <w:spacing w:after="30" w:before="0"/>
+                <w:color w:val="64748B"/>
+                <w:sz w:val="14"/>
+                <w:szCs w:val="14"/>
+              </w:rPr>
+              <w:t xml:space="preserve">SIGNATURE</w:t>
+            </w:r>
+          </w:p>
+          <w:p>
+            <w:pPr>
+              <w:spacing w:after="15" w:before="0"/>
+            </w:pPr>
+            <w:r>
+              <w:rPr>
+                <w:rFonts w:ascii="Aptos" w:cs="Aptos" w:eastAsia="Aptos" w:hAnsi="Aptos"/>
+                <w:b/>
+                <w:bCs/>
+                <w:color w:val="64748B"/>
+                <w:sz w:val="18"/>
+                <w:szCs w:val="18"/>
+              </w:rPr>
+              <w:t xml:space="preserve">Name: </w:t>
+            </w:r>
+            <w:r>
+              <w:rPr>
+                <w:rFonts w:ascii="Aptos" w:cs="Aptos" w:eastAsia="Aptos" w:hAnsi="Aptos"/>
+                <w:color w:val="94A3B8"/>
+                <w:sz w:val="18"/>
+                <w:szCs w:val="18"/>
+              </w:rPr>
+              <w:t xml:space="preserve">______________________</w:t>
+            </w:r>
+          </w:p>
+          <w:p>
+            <w:pPr>
+              <w:spacing w:after="20" w:before="0"/>
             </w:pPr>
             <w:r>
               <w:rPr>
@@ -2578,28 +2652,44 @@
                 <w:sz w:val="19"/>
                 <w:szCs w:val="19"/>
               </w:rPr>
-              <w:t xml:space="preserve">SGB Secratary</w:t>
-            </w:r>
-          </w:p>
-          <w:p>
-            <w:pPr>
-              <w:keepLines/>
-              <w:spacing w:after="0" w:before="30"/>
-            </w:pPr>
-            <w:r>
-              <w:rPr>
-                <w:rFonts w:ascii="Aptos" w:cs="Aptos" w:eastAsia="Aptos" w:hAnsi="Aptos"/>
+              <w:t xml:space="preserve">SGB SECRATARY</w:t>
+            </w:r>
+          </w:p>
+          <w:p>
+            <w:pPr>
+              <w:spacing w:after="0" w:before="10"/>
+            </w:pPr>
+            <w:r>
+              <w:rPr>
+                <w:rFonts w:ascii="Aptos" w:cs="Aptos" w:eastAsia="Aptos" w:hAnsi="Aptos"/>
+                <w:b/>
+                <w:bCs/>
                 <w:color w:val="64748B"/>
                 <w:sz w:val="18"/>
                 <w:szCs w:val="18"/>
               </w:rPr>
-              <w:t xml:space="preserve">Date: ____________________</w:t>
+              <w:t xml:space="preserve">Date: </w:t>
+            </w:r>
+            <w:r>
+              <w:rPr>
+                <w:rFonts w:ascii="Aptos" w:cs="Aptos" w:eastAsia="Aptos" w:hAnsi="Aptos"/>
+                <w:color w:val="94A3B8"/>
+                <w:sz w:val="18"/>
+                <w:szCs w:val="18"/>
+              </w:rPr>
+              <w:t xml:space="preserve">______________________</w:t>
             </w:r>
           </w:p>
         </w:tc>
         <w:tc>
           <w:tcPr>
             <w:tcW w:type="dxa" w:w="3590"/>
+            <w:tcBorders>
+              <w:top w:val="none"/>
+              <w:left w:val="none"/>
+              <w:bottom w:val="none"/>
+              <w:right w:val="none"/>
+            </w:tcBorders>
             <w:tcMar>
               <w:top w:type="dxa" w:w="0"/>
               <w:left w:type="dxa" w:w="0"/>
@@ -2616,6 +2706,12 @@
         <w:tc>
           <w:tcPr>
             <w:tcW w:type="dxa" w:w="3590"/>
+            <w:tcBorders>
+              <w:top w:val="none"/>
+              <w:left w:val="none"/>
+              <w:bottom w:val="none"/>
+              <w:right w:val="none"/>
+            </w:tcBorders>
             <w:tcMar>
               <w:top w:type="dxa" w:w="0"/>
               <w:left w:type="dxa" w:w="0"/>

--- a/SGB_Functionality_Audit_2026/02_School_Mission_Statement/SGB_Mission_and_Vision_Statement_2026.docx
+++ b/SGB_Functionality_Audit_2026/02_School_Mission_Statement/SGB_Mission_and_Vision_Statement_2026.docx
@@ -2136,6 +2136,12 @@
         <w:t xml:space="preserve">During the summer months, learners are encouraged to participate in athletics. This is done with great success and the Academy is proud of the fact that we have been represented at Provincial level in athletics for the past 8 years, producing 3 athletes who participated at national level during the past 4 years.Rugby, soccer and netball is played at competitive level during the winter.</w:t>
       </w:r>
     </w:p>
+    <w:p>
+      <w:pPr>
+        <w:pageBreakBefore/>
+        <w:spacing w:after="0" w:before="0"/>
+      </w:pPr>
+    </w:p>
     <w:tbl>
       <w:tblPr>
         <w:tblW w:type="dxa" w:w="10771"/>
@@ -2228,12 +2234,11 @@
           <w:tcPr>
             <w:tcW w:type="dxa" w:w="3590"/>
             <w:tcBorders>
-              <w:top w:val="single" w:color="E2E8F0" w:sz="4"/>
-              <w:left w:val="single" w:color="E2E8F0" w:sz="4"/>
-              <w:bottom w:val="single" w:color="E2E8F0" w:sz="4"/>
-              <w:right w:val="single" w:color="E2E8F0" w:sz="4"/>
+              <w:top w:val="single" w:color="CBD5E1" w:sz="4"/>
+              <w:left w:val="single" w:color="CBD5E1" w:sz="4"/>
+              <w:bottom w:val="single" w:color="CBD5E1" w:sz="4"/>
+              <w:right w:val="single" w:color="CBD5E1" w:sz="4"/>
             </w:tcBorders>
-            <w:shd w:fill="F8FAFC" w:val="clear"/>
             <w:tcMar>
               <w:top w:type="dxa" w:w="60"/>
               <w:left w:type="dxa" w:w="80"/>
@@ -2341,12 +2346,11 @@
           <w:tcPr>
             <w:tcW w:type="dxa" w:w="3590"/>
             <w:tcBorders>
-              <w:top w:val="single" w:color="E2E8F0" w:sz="4"/>
-              <w:left w:val="single" w:color="E2E8F0" w:sz="4"/>
-              <w:bottom w:val="single" w:color="E2E8F0" w:sz="4"/>
-              <w:right w:val="single" w:color="E2E8F0" w:sz="4"/>
+              <w:top w:val="single" w:color="CBD5E1" w:sz="4"/>
+              <w:left w:val="single" w:color="CBD5E1" w:sz="4"/>
+              <w:bottom w:val="single" w:color="CBD5E1" w:sz="4"/>
+              <w:right w:val="single" w:color="CBD5E1" w:sz="4"/>
             </w:tcBorders>
-            <w:shd w:fill="F8FAFC" w:val="clear"/>
             <w:tcMar>
               <w:top w:type="dxa" w:w="60"/>
               <w:left w:type="dxa" w:w="80"/>
@@ -2454,12 +2458,11 @@
           <w:tcPr>
             <w:tcW w:type="dxa" w:w="3590"/>
             <w:tcBorders>
-              <w:top w:val="single" w:color="E2E8F0" w:sz="4"/>
-              <w:left w:val="single" w:color="E2E8F0" w:sz="4"/>
-              <w:bottom w:val="single" w:color="E2E8F0" w:sz="4"/>
-              <w:right w:val="single" w:color="E2E8F0" w:sz="4"/>
+              <w:top w:val="single" w:color="CBD5E1" w:sz="4"/>
+              <w:left w:val="single" w:color="CBD5E1" w:sz="4"/>
+              <w:bottom w:val="single" w:color="CBD5E1" w:sz="4"/>
+              <w:right w:val="single" w:color="CBD5E1" w:sz="4"/>
             </w:tcBorders>
-            <w:shd w:fill="F8FAFC" w:val="clear"/>
             <w:tcMar>
               <w:top w:type="dxa" w:w="60"/>
               <w:left w:type="dxa" w:w="80"/>
@@ -2572,12 +2575,11 @@
           <w:tcPr>
             <w:tcW w:type="dxa" w:w="3590"/>
             <w:tcBorders>
-              <w:top w:val="single" w:color="E2E8F0" w:sz="4"/>
-              <w:left w:val="single" w:color="E2E8F0" w:sz="4"/>
-              <w:bottom w:val="single" w:color="E2E8F0" w:sz="4"/>
-              <w:right w:val="single" w:color="E2E8F0" w:sz="4"/>
+              <w:top w:val="single" w:color="CBD5E1" w:sz="4"/>
+              <w:left w:val="single" w:color="CBD5E1" w:sz="4"/>
+              <w:bottom w:val="single" w:color="CBD5E1" w:sz="4"/>
+              <w:right w:val="single" w:color="CBD5E1" w:sz="4"/>
             </w:tcBorders>
-            <w:shd w:fill="F8FAFC" w:val="clear"/>
             <w:tcMar>
               <w:top w:type="dxa" w:w="60"/>
               <w:left w:type="dxa" w:w="80"/>

--- a/SGB_Functionality_Audit_2026/02_School_Mission_Statement/SGB_Mission_and_Vision_Statement_2026.docx
+++ b/SGB_Functionality_Audit_2026/02_School_Mission_Statement/SGB_Mission_and_Vision_Statement_2026.docx
@@ -2261,7 +2261,7 @@
           </w:p>
           <w:p>
             <w:pPr>
-              <w:spacing w:after="30" w:before="0"/>
+              <w:spacing w:after="90" w:before="0"/>
             </w:pPr>
             <w:r>
               <w:rPr>
@@ -2288,7 +2288,7 @@
                 <w:sz w:val="18"/>
                 <w:szCs w:val="18"/>
               </w:rPr>
-              <w:t xml:space="preserve">Name: </w:t>
+              <w:t xml:space="preserve">NAME: </w:t>
             </w:r>
             <w:r>
               <w:rPr>
@@ -2318,7 +2318,8 @@
           </w:p>
           <w:p>
             <w:pPr>
-              <w:spacing w:after="0" w:before="10"/>
+              <w:spacing w:after="0" w:before="40"/>
+              <w:jc w:val="right"/>
             </w:pPr>
             <w:r>
               <w:rPr>
@@ -2329,7 +2330,7 @@
                 <w:sz w:val="18"/>
                 <w:szCs w:val="18"/>
               </w:rPr>
-              <w:t xml:space="preserve">Date: </w:t>
+              <w:t xml:space="preserve">DATE: </w:t>
             </w:r>
             <w:r>
               <w:rPr>
@@ -2338,7 +2339,7 @@
                 <w:sz w:val="18"/>
                 <w:szCs w:val="18"/>
               </w:rPr>
-              <w:t xml:space="preserve">______________________</w:t>
+              <w:t xml:space="preserve">__________________</w:t>
             </w:r>
           </w:p>
         </w:tc>
@@ -2373,7 +2374,7 @@
           </w:p>
           <w:p>
             <w:pPr>
-              <w:spacing w:after="30" w:before="0"/>
+              <w:spacing w:after="90" w:before="0"/>
             </w:pPr>
             <w:r>
               <w:rPr>
@@ -2400,7 +2401,7 @@
                 <w:sz w:val="18"/>
                 <w:szCs w:val="18"/>
               </w:rPr>
-              <w:t xml:space="preserve">Name: </w:t>
+              <w:t xml:space="preserve">NAME: </w:t>
             </w:r>
             <w:r>
               <w:rPr>
@@ -2430,7 +2431,8 @@
           </w:p>
           <w:p>
             <w:pPr>
-              <w:spacing w:after="0" w:before="10"/>
+              <w:spacing w:after="0" w:before="40"/>
+              <w:jc w:val="right"/>
             </w:pPr>
             <w:r>
               <w:rPr>
@@ -2441,7 +2443,7 @@
                 <w:sz w:val="18"/>
                 <w:szCs w:val="18"/>
               </w:rPr>
-              <w:t xml:space="preserve">Date: </w:t>
+              <w:t xml:space="preserve">DATE: </w:t>
             </w:r>
             <w:r>
               <w:rPr>
@@ -2450,7 +2452,7 @@
                 <w:sz w:val="18"/>
                 <w:szCs w:val="18"/>
               </w:rPr>
-              <w:t xml:space="preserve">______________________</w:t>
+              <w:t xml:space="preserve">__________________</w:t>
             </w:r>
           </w:p>
         </w:tc>
@@ -2485,7 +2487,7 @@
           </w:p>
           <w:p>
             <w:pPr>
-              <w:spacing w:after="30" w:before="0"/>
+              <w:spacing w:after="90" w:before="0"/>
             </w:pPr>
             <w:r>
               <w:rPr>
@@ -2512,7 +2514,7 @@
                 <w:sz w:val="18"/>
                 <w:szCs w:val="18"/>
               </w:rPr>
-              <w:t xml:space="preserve">Name: </w:t>
+              <w:t xml:space="preserve">NAME: </w:t>
             </w:r>
             <w:r>
               <w:rPr>
@@ -2542,7 +2544,8 @@
           </w:p>
           <w:p>
             <w:pPr>
-              <w:spacing w:after="0" w:before="10"/>
+              <w:spacing w:after="0" w:before="40"/>
+              <w:jc w:val="right"/>
             </w:pPr>
             <w:r>
               <w:rPr>
@@ -2553,7 +2556,7 @@
                 <w:sz w:val="18"/>
                 <w:szCs w:val="18"/>
               </w:rPr>
-              <w:t xml:space="preserve">Date: </w:t>
+              <w:t xml:space="preserve">DATE: </w:t>
             </w:r>
             <w:r>
               <w:rPr>
@@ -2562,7 +2565,7 @@
                 <w:sz w:val="18"/>
                 <w:szCs w:val="18"/>
               </w:rPr>
-              <w:t xml:space="preserve">______________________</w:t>
+              <w:t xml:space="preserve">__________________</w:t>
             </w:r>
           </w:p>
         </w:tc>
@@ -2602,7 +2605,7 @@
           </w:p>
           <w:p>
             <w:pPr>
-              <w:spacing w:after="30" w:before="0"/>
+              <w:spacing w:after="90" w:before="0"/>
             </w:pPr>
             <w:r>
               <w:rPr>
@@ -2629,7 +2632,7 @@
                 <w:sz w:val="18"/>
                 <w:szCs w:val="18"/>
               </w:rPr>
-              <w:t xml:space="preserve">Name: </w:t>
+              <w:t xml:space="preserve">NAME: </w:t>
             </w:r>
             <w:r>
               <w:rPr>
@@ -2659,7 +2662,8 @@
           </w:p>
           <w:p>
             <w:pPr>
-              <w:spacing w:after="0" w:before="10"/>
+              <w:spacing w:after="0" w:before="40"/>
+              <w:jc w:val="right"/>
             </w:pPr>
             <w:r>
               <w:rPr>
@@ -2670,7 +2674,7 @@
                 <w:sz w:val="18"/>
                 <w:szCs w:val="18"/>
               </w:rPr>
-              <w:t xml:space="preserve">Date: </w:t>
+              <w:t xml:space="preserve">DATE: </w:t>
             </w:r>
             <w:r>
               <w:rPr>
@@ -2679,7 +2683,7 @@
                 <w:sz w:val="18"/>
                 <w:szCs w:val="18"/>
               </w:rPr>
-              <w:t xml:space="preserve">______________________</w:t>
+              <w:t xml:space="preserve">__________________</w:t>
             </w:r>
           </w:p>
         </w:tc>

--- a/SGB_Functionality_Audit_2026/02_School_Mission_Statement/SGB_Mission_and_Vision_Statement_2026.docx
+++ b/SGB_Functionality_Audit_2026/02_School_Mission_Statement/SGB_Mission_and_Vision_Statement_2026.docx
@@ -759,6 +759,7 @@
     </w:p>
     <w:p>
       <w:pPr>
+        <w:keepLines/>
         <w:spacing w:after="0" w:before="0" w:line="300"/>
         <w:ind w:left="0"/>
         <w:jc w:val="both"/>
@@ -814,6 +815,7 @@
     </w:p>
     <w:p>
       <w:pPr>
+        <w:keepLines/>
         <w:spacing w:after="0" w:before="0" w:line="300"/>
         <w:ind w:left="566"/>
         <w:jc w:val="both"/>
@@ -869,6 +871,7 @@
     </w:p>
     <w:p>
       <w:pPr>
+        <w:keepLines/>
         <w:spacing w:after="0" w:before="0" w:line="300"/>
         <w:ind w:left="566"/>
         <w:jc w:val="both"/>
@@ -885,6 +888,7 @@
     </w:p>
     <w:p>
       <w:pPr>
+        <w:keepLines/>
         <w:spacing w:after="0" w:before="100" w:line="300"/>
         <w:ind w:left="566"/>
         <w:jc w:val="both"/>
@@ -940,6 +944,7 @@
     </w:p>
     <w:p>
       <w:pPr>
+        <w:keepLines/>
         <w:spacing w:after="0" w:before="0" w:line="300"/>
         <w:ind w:left="566"/>
         <w:jc w:val="both"/>
@@ -995,6 +1000,7 @@
     </w:p>
     <w:p>
       <w:pPr>
+        <w:keepLines/>
         <w:spacing w:after="0" w:before="0" w:line="300"/>
         <w:ind w:left="566"/>
         <w:jc w:val="both"/>
@@ -1011,6 +1017,7 @@
     </w:p>
     <w:p>
       <w:pPr>
+        <w:keepLines/>
         <w:spacing w:after="0" w:before="100" w:line="300"/>
         <w:ind w:left="566"/>
         <w:jc w:val="both"/>
@@ -1027,6 +1034,7 @@
     </w:p>
     <w:p>
       <w:pPr>
+        <w:keepLines/>
         <w:spacing w:after="0" w:before="100" w:line="300"/>
         <w:ind w:left="566"/>
         <w:jc w:val="both"/>
@@ -1043,6 +1051,7 @@
     </w:p>
     <w:p>
       <w:pPr>
+        <w:keepLines/>
         <w:spacing w:after="0" w:before="100" w:line="300"/>
         <w:ind w:left="566"/>
         <w:jc w:val="both"/>
@@ -1059,6 +1068,7 @@
     </w:p>
     <w:p>
       <w:pPr>
+        <w:keepLines/>
         <w:spacing w:after="0" w:before="100" w:line="300"/>
         <w:ind w:left="566"/>
         <w:jc w:val="both"/>
@@ -1075,6 +1085,7 @@
     </w:p>
     <w:p>
       <w:pPr>
+        <w:keepLines/>
         <w:spacing w:after="0" w:before="100" w:line="300"/>
         <w:ind w:left="566"/>
         <w:jc w:val="both"/>
@@ -1170,6 +1181,7 @@
     </w:p>
     <w:p>
       <w:pPr>
+        <w:keepLines/>
         <w:spacing w:after="0" w:before="0" w:line="300"/>
         <w:ind w:left="566"/>
         <w:jc w:val="both"/>
@@ -1226,6 +1238,7 @@
     </w:p>
     <w:p>
       <w:pPr>
+        <w:keepLines/>
         <w:spacing w:after="0" w:before="0" w:line="300"/>
         <w:ind w:left="566"/>
         <w:jc w:val="both"/>
@@ -1242,6 +1255,7 @@
     </w:p>
     <w:p>
       <w:pPr>
+        <w:keepLines/>
         <w:tabs>
           <w:tab w:val="left" w:pos="1247"/>
         </w:tabs>
@@ -1282,6 +1296,7 @@
     </w:p>
     <w:p>
       <w:pPr>
+        <w:keepLines/>
         <w:spacing w:after="0" w:before="0" w:line="300"/>
         <w:ind w:left="1247"/>
         <w:jc w:val="both"/>
@@ -1298,6 +1313,7 @@
     </w:p>
     <w:p>
       <w:pPr>
+        <w:keepLines/>
         <w:tabs>
           <w:tab w:val="left" w:pos="1247"/>
         </w:tabs>
@@ -1338,6 +1354,7 @@
     </w:p>
     <w:p>
       <w:pPr>
+        <w:keepLines/>
         <w:spacing w:after="0" w:before="0" w:line="300"/>
         <w:ind w:left="1247"/>
         <w:jc w:val="both"/>
@@ -1354,6 +1371,7 @@
     </w:p>
     <w:p>
       <w:pPr>
+        <w:keepLines/>
         <w:spacing w:after="0" w:before="100" w:line="300"/>
         <w:ind w:left="1247"/>
         <w:jc w:val="both"/>
@@ -1370,6 +1388,7 @@
     </w:p>
     <w:p>
       <w:pPr>
+        <w:keepLines/>
         <w:tabs>
           <w:tab w:val="left" w:pos="1247"/>
         </w:tabs>
@@ -1410,6 +1429,7 @@
     </w:p>
     <w:p>
       <w:pPr>
+        <w:keepLines/>
         <w:spacing w:after="0" w:before="0" w:line="300"/>
         <w:ind w:left="1247"/>
         <w:jc w:val="both"/>
@@ -1426,6 +1446,7 @@
     </w:p>
     <w:p>
       <w:pPr>
+        <w:keepLines/>
         <w:spacing w:after="0" w:before="100" w:line="300"/>
         <w:ind w:left="1247"/>
         <w:jc w:val="both"/>
@@ -1442,6 +1463,7 @@
     </w:p>
     <w:p>
       <w:pPr>
+        <w:keepLines/>
         <w:tabs>
           <w:tab w:val="left" w:pos="1247"/>
         </w:tabs>
@@ -1482,6 +1504,7 @@
     </w:p>
     <w:p>
       <w:pPr>
+        <w:keepLines/>
         <w:spacing w:after="0" w:before="0" w:line="300"/>
         <w:ind w:left="1247"/>
         <w:jc w:val="both"/>
@@ -1493,27 +1516,12 @@
           <w:sz w:val="20"/>
           <w:szCs w:val="20"/>
         </w:rPr>
-        <w:t xml:space="preserve">Drama plays a key role in the life of the Academy, both in the curriculum and as a performing art. The range of plays and productions allows pupils to express their acting, dancing, singing and musical talents, or to become involved in the highly ambitious and technically advanced work behind the scenes. Pupils gain self-confidence through verbal and non-verbal communication skills. These skills empower them to follow a career in communication, marketing, public relations, film and television, theatre and education.The subject involves two components - Practical Productions (stage- and film work) and Theory (History, Play Analysis, Stagecraft, Sound, Lighting, Costumes, Make-up, Aspects of Speech and</w:t>
-      </w:r>
-    </w:p>
-    <w:p>
-      <w:pPr>
-        <w:spacing w:after="0" w:before="100" w:line="300"/>
-        <w:ind w:left="1247"/>
-        <w:jc w:val="both"/>
-      </w:pPr>
-      <w:r>
-        <w:rPr>
-          <w:rFonts w:ascii="Aptos" w:cs="Aptos" w:eastAsia="Aptos" w:hAnsi="Aptos"/>
-          <w:color w:val="1A1A1A"/>
-          <w:sz w:val="20"/>
-          <w:szCs w:val="20"/>
-        </w:rPr>
-        <w:t xml:space="preserve">Practical Research). Pupils are exposed to a wide variety of theatrical and acting styles through regular rehearsals and productions.</w:t>
-      </w:r>
-    </w:p>
-    <w:p>
-      <w:pPr>
+        <w:t xml:space="preserve">Drama plays a key role in the life of the Academy, both in the curriculum and as a performing art. The range of plays and productions allows pupils to express their acting, dancing, singing and musical talents, or to become involved in the highly ambitious and technically advanced work behind the scenes. Pupils gain self-confidence through verbal and non-verbal communication skills. These skills empower them to follow a career in communication, marketing, public relations, film and television, theatre and education. The subject involves two components - Practical Productions (stage- and film work) and Theory (History, Play Analysis, Stagecraft, Sound, Lighting, Costumes, Make-up, Aspects of Speech and Practical Research). Pupils are exposed to a wide variety of theatrical and acting styles through regular rehearsals and productions.</w:t>
+      </w:r>
+    </w:p>
+    <w:p>
+      <w:pPr>
+        <w:keepLines/>
         <w:tabs>
           <w:tab w:val="left" w:pos="1247"/>
         </w:tabs>
@@ -1554,6 +1562,7 @@
     </w:p>
     <w:p>
       <w:pPr>
+        <w:keepLines/>
         <w:spacing w:after="0" w:before="0" w:line="300"/>
         <w:ind w:left="1247"/>
         <w:jc w:val="both"/>
@@ -1570,6 +1579,7 @@
     </w:p>
     <w:p>
       <w:pPr>
+        <w:keepLines/>
         <w:spacing w:after="0" w:before="100" w:line="300"/>
         <w:ind w:left="1247"/>
         <w:jc w:val="both"/>
@@ -1586,6 +1596,7 @@
     </w:p>
     <w:p>
       <w:pPr>
+        <w:keepLines/>
         <w:spacing w:after="0" w:before="100" w:line="300"/>
         <w:ind w:left="1247"/>
         <w:jc w:val="both"/>
@@ -1602,6 +1613,7 @@
     </w:p>
     <w:p>
       <w:pPr>
+        <w:keepLines/>
         <w:tabs>
           <w:tab w:val="left" w:pos="1247"/>
         </w:tabs>
@@ -1642,6 +1654,7 @@
     </w:p>
     <w:p>
       <w:pPr>
+        <w:keepLines/>
         <w:spacing w:after="0" w:before="0" w:line="300"/>
         <w:ind w:left="1247"/>
         <w:jc w:val="both"/>
@@ -1658,6 +1671,7 @@
     </w:p>
     <w:p>
       <w:pPr>
+        <w:keepLines/>
         <w:tabs>
           <w:tab w:val="left" w:pos="1247"/>
         </w:tabs>
@@ -1698,6 +1712,7 @@
     </w:p>
     <w:p>
       <w:pPr>
+        <w:keepLines/>
         <w:spacing w:after="0" w:before="0" w:line="300"/>
         <w:ind w:left="1247"/>
         <w:jc w:val="both"/>
@@ -1714,6 +1729,7 @@
     </w:p>
     <w:p>
       <w:pPr>
+        <w:keepLines/>
         <w:tabs>
           <w:tab w:val="left" w:pos="1247"/>
         </w:tabs>
@@ -1754,6 +1770,7 @@
     </w:p>
     <w:p>
       <w:pPr>
+        <w:keepLines/>
         <w:spacing w:after="0" w:before="0" w:line="300"/>
         <w:ind w:left="1247"/>
         <w:jc w:val="both"/>
@@ -1770,6 +1787,7 @@
     </w:p>
     <w:p>
       <w:pPr>
+        <w:keepLines/>
         <w:spacing w:after="0" w:before="100" w:line="300"/>
         <w:ind w:left="1247"/>
         <w:jc w:val="both"/>
@@ -1786,6 +1804,7 @@
     </w:p>
     <w:p>
       <w:pPr>
+        <w:keepLines/>
         <w:tabs>
           <w:tab w:val="left" w:pos="1247"/>
         </w:tabs>
@@ -1826,6 +1845,7 @@
     </w:p>
     <w:p>
       <w:pPr>
+        <w:keepLines/>
         <w:spacing w:after="0" w:before="0" w:line="300"/>
         <w:ind w:left="1247"/>
         <w:jc w:val="both"/>
@@ -1842,6 +1862,7 @@
     </w:p>
     <w:p>
       <w:pPr>
+        <w:keepLines/>
         <w:tabs>
           <w:tab w:val="left" w:pos="1247"/>
         </w:tabs>
@@ -1882,6 +1903,7 @@
     </w:p>
     <w:p>
       <w:pPr>
+        <w:keepLines/>
         <w:spacing w:after="0" w:before="0" w:line="300"/>
         <w:ind w:left="1247"/>
         <w:jc w:val="both"/>
@@ -1898,6 +1920,7 @@
     </w:p>
     <w:p>
       <w:pPr>
+        <w:keepLines/>
         <w:spacing w:after="0" w:before="100" w:line="300"/>
         <w:ind w:left="1247"/>
         <w:jc w:val="both"/>
@@ -1914,6 +1937,7 @@
     </w:p>
     <w:p>
       <w:pPr>
+        <w:keepLines/>
         <w:spacing w:after="0" w:before="100" w:line="300"/>
         <w:ind w:left="1247"/>
         <w:jc w:val="both"/>
@@ -1930,6 +1954,7 @@
     </w:p>
     <w:p>
       <w:pPr>
+        <w:keepLines/>
         <w:spacing w:after="0" w:before="100" w:line="300"/>
         <w:ind w:left="1247"/>
         <w:jc w:val="both"/>
@@ -1946,6 +1971,7 @@
     </w:p>
     <w:p>
       <w:pPr>
+        <w:keepLines/>
         <w:tabs>
           <w:tab w:val="left" w:pos="1247"/>
         </w:tabs>
@@ -1986,6 +2012,7 @@
     </w:p>
     <w:p>
       <w:pPr>
+        <w:keepLines/>
         <w:spacing w:after="0" w:before="0" w:line="300"/>
         <w:ind w:left="1247"/>
         <w:jc w:val="both"/>
@@ -2002,6 +2029,7 @@
     </w:p>
     <w:p>
       <w:pPr>
+        <w:keepLines/>
         <w:spacing w:after="0" w:before="100" w:line="300"/>
         <w:ind w:left="1247"/>
         <w:jc w:val="both"/>
@@ -2013,11 +2041,12 @@
           <w:sz w:val="20"/>
           <w:szCs w:val="20"/>
         </w:rPr>
-        <w:t xml:space="preserve">The Competition involves Grade 11 learners who write short narrative screenplays and practice 'pitching' their film concepts as an oral presentation. Schools enter their top film concepts (script &amp; oral</w:t>
-      </w:r>
-    </w:p>
-    <w:p>
-      <w:pPr>
+        <w:t xml:space="preserve">The Competition involves Grade 11 learners who write short narrative screenplays and practice 'pitching' their film concepts as an oral presentation. Schools enter their top film concepts (script &amp; oral presentation) for consideration by the Nab'Ubomi selection panel. The most promising scripts are chosen for further development and production. Successful writers direct their own films and at each school a team of learners is chosen to work on the film in the following roles: producer/ project manager; camera; sound; lighting; clapper; continuity; grip and script supervisor. Learners receive basic training on filming equipment during a weekend film camp and return to school to cast the actors; select locations; source props and costumes; plot and rehearse the scenes.</w:t>
+      </w:r>
+    </w:p>
+    <w:p>
+      <w:pPr>
+        <w:keepLines/>
         <w:spacing w:after="0" w:before="100" w:line="300"/>
         <w:ind w:left="1247"/>
         <w:jc w:val="both"/>
@@ -2029,27 +2058,12 @@
           <w:sz w:val="20"/>
           <w:szCs w:val="20"/>
         </w:rPr>
-        <w:t xml:space="preserve">presentation) for consideration by the Nab'Ubomi selection panel. The most promising scripts are chosen for further development and production. Successful writers direct their own films and at each school a team of learners is chosen to work on the film in the following roles: producer/ project manager; camera; sound; lighting; clapper; continuity; grip and script supervisor. Learners receive basic training on filming equipment during a weekend film camp and return to school to cast the actors; select locations; source props and costumes; plot and rehearse the scenes.</w:t>
-      </w:r>
-    </w:p>
-    <w:p>
-      <w:pPr>
-        <w:spacing w:after="0" w:before="100" w:line="300"/>
-        <w:ind w:left="1247"/>
-        <w:jc w:val="both"/>
-      </w:pPr>
-      <w:r>
-        <w:rPr>
-          <w:rFonts w:ascii="Aptos" w:cs="Aptos" w:eastAsia="Aptos" w:hAnsi="Aptos"/>
-          <w:color w:val="1A1A1A"/>
-          <w:sz w:val="20"/>
-          <w:szCs w:val="20"/>
-        </w:rPr>
         <w:t xml:space="preserve">The Nab'Ubomi crew mentor and assist the learner crew to complete filming in just one day at each school. The films are edited based on continuity notes and the director's shot selection from filming. The Nab'Ubomi team returns to each participating school to screen the full series of short films for the whole school. The school screenings culminate in Awards Evening hosted by the Department of Education.</w:t>
       </w:r>
     </w:p>
     <w:p>
       <w:pPr>
+        <w:keepLines/>
         <w:spacing w:after="0" w:before="100" w:line="300"/>
         <w:ind w:left="1247"/>
         <w:jc w:val="both"/>
@@ -2106,6 +2120,7 @@
     </w:p>
     <w:p>
       <w:pPr>
+        <w:keepLines/>
         <w:spacing w:after="0" w:before="0" w:line="300"/>
         <w:ind w:left="566"/>
         <w:jc w:val="both"/>
@@ -2122,6 +2137,7 @@
     </w:p>
     <w:p>
       <w:pPr>
+        <w:keepLines/>
         <w:spacing w:after="0" w:before="100" w:line="300"/>
         <w:ind w:left="566"/>
         <w:jc w:val="both"/>
@@ -2145,16 +2161,19 @@
     <w:tbl>
       <w:tblPr>
         <w:tblW w:type="dxa" w:w="10771"/>
+        <w:jc w:val="center"/>
         <w:tblBorders>
-          <w:top w:val="none"/>
-          <w:left w:val="none"/>
-          <w:bottom w:val="none"/>
-          <w:right w:val="none"/>
-          <w:insideH w:val="none"/>
-          <w:insideV w:val="none"/>
+          <w:top w:val="single" w:color="auto" w:sz="4"/>
+          <w:left w:val="single" w:color="auto" w:sz="4"/>
+          <w:bottom w:val="single" w:color="auto" w:sz="4"/>
+          <w:right w:val="single" w:color="auto" w:sz="4"/>
+          <w:insideH w:val="single" w:color="auto" w:sz="4"/>
+          <w:insideV w:val="single" w:color="auto" w:sz="4"/>
         </w:tblBorders>
       </w:tblPr>
       <w:tblGrid>
+        <w:gridCol w:w="100"/>
+        <w:gridCol w:w="100"/>
         <w:gridCol w:w="100"/>
         <w:gridCol w:w="100"/>
         <w:gridCol w:w="100"/>
@@ -2166,7 +2185,7 @@
         <w:tc>
           <w:tcPr>
             <w:tcW w:type="dxa" w:w="10771"/>
-            <w:gridSpan w:val="3"/>
+            <w:gridSpan w:val="5"/>
             <w:tcMar>
               <w:top w:type="dxa" w:w="160"/>
               <w:left w:type="dxa" w:w="0"/>
@@ -2200,7 +2219,7 @@
         <w:tc>
           <w:tcPr>
             <w:tcW w:type="dxa" w:w="10771"/>
-            <w:gridSpan w:val="3"/>
+            <w:gridSpan w:val="5"/>
             <w:tcMar>
               <w:top w:type="dxa" w:w="20"/>
               <w:left w:type="dxa" w:w="0"/>
@@ -2232,7 +2251,7 @@
         </w:trPr>
         <w:tc>
           <w:tcPr>
-            <w:tcW w:type="dxa" w:w="3590"/>
+            <w:tcW w:type="dxa" w:w="3401"/>
             <w:tcBorders>
               <w:top w:val="single" w:color="CBD5E1" w:sz="4"/>
               <w:left w:val="single" w:color="CBD5E1" w:sz="4"/>
@@ -2240,10 +2259,10 @@
               <w:right w:val="single" w:color="CBD5E1" w:sz="4"/>
             </w:tcBorders>
             <w:tcMar>
-              <w:top w:type="dxa" w:w="60"/>
-              <w:left w:type="dxa" w:w="80"/>
-              <w:bottom w:type="dxa" w:w="60"/>
-              <w:right w:type="dxa" w:w="80"/>
+              <w:top w:type="dxa" w:w="120"/>
+              <w:left w:type="dxa" w:w="140"/>
+              <w:bottom w:type="dxa" w:w="120"/>
+              <w:right w:type="dxa" w:w="140"/>
             </w:tcMar>
           </w:tcPr>
           <w:p>
@@ -2345,351 +2364,7 @@
         </w:tc>
         <w:tc>
           <w:tcPr>
-            <w:tcW w:type="dxa" w:w="3590"/>
-            <w:tcBorders>
-              <w:top w:val="single" w:color="CBD5E1" w:sz="4"/>
-              <w:left w:val="single" w:color="CBD5E1" w:sz="4"/>
-              <w:bottom w:val="single" w:color="CBD5E1" w:sz="4"/>
-              <w:right w:val="single" w:color="CBD5E1" w:sz="4"/>
-            </w:tcBorders>
-            <w:tcMar>
-              <w:top w:type="dxa" w:w="60"/>
-              <w:left w:type="dxa" w:w="80"/>
-              <w:bottom w:type="dxa" w:w="60"/>
-              <w:right w:type="dxa" w:w="80"/>
-            </w:tcMar>
-          </w:tcPr>
-          <w:p>
-            <w:pPr>
-              <w:spacing w:after="0" w:before="200"/>
-            </w:pPr>
-          </w:p>
-          <w:p>
-            <w:pPr>
-              <w:pBdr>
-                <w:bottom w:val="single" w:color="0C2340" w:sz="8"/>
-              </w:pBdr>
-              <w:spacing w:after="10" w:before="0"/>
-            </w:pPr>
-          </w:p>
-          <w:p>
-            <w:pPr>
-              <w:spacing w:after="90" w:before="0"/>
-            </w:pPr>
-            <w:r>
-              <w:rPr>
-                <w:rFonts w:ascii="Aptos" w:cs="Aptos" w:eastAsia="Aptos" w:hAnsi="Aptos"/>
-                <w:b/>
-                <w:bCs/>
-                <w:color w:val="64748B"/>
-                <w:sz w:val="14"/>
-                <w:szCs w:val="14"/>
-              </w:rPr>
-              <w:t xml:space="preserve">SIGNATURE</w:t>
-            </w:r>
-          </w:p>
-          <w:p>
-            <w:pPr>
-              <w:spacing w:after="15" w:before="0"/>
-            </w:pPr>
-            <w:r>
-              <w:rPr>
-                <w:rFonts w:ascii="Aptos" w:cs="Aptos" w:eastAsia="Aptos" w:hAnsi="Aptos"/>
-                <w:b/>
-                <w:bCs/>
-                <w:color w:val="64748B"/>
-                <w:sz w:val="18"/>
-                <w:szCs w:val="18"/>
-              </w:rPr>
-              <w:t xml:space="preserve">NAME: </w:t>
-            </w:r>
-            <w:r>
-              <w:rPr>
-                <w:rFonts w:ascii="Aptos" w:cs="Aptos" w:eastAsia="Aptos" w:hAnsi="Aptos"/>
-                <w:color w:val="94A3B8"/>
-                <w:sz w:val="18"/>
-                <w:szCs w:val="18"/>
-              </w:rPr>
-              <w:t xml:space="preserve">______________________</w:t>
-            </w:r>
-          </w:p>
-          <w:p>
-            <w:pPr>
-              <w:spacing w:after="20" w:before="0"/>
-            </w:pPr>
-            <w:r>
-              <w:rPr>
-                <w:rFonts w:ascii="Aptos" w:cs="Aptos" w:eastAsia="Aptos" w:hAnsi="Aptos"/>
-                <w:b/>
-                <w:bCs/>
-                <w:color w:val="0C2340"/>
-                <w:sz w:val="19"/>
-                <w:szCs w:val="19"/>
-              </w:rPr>
-              <w:t xml:space="preserve">SGB TREASURER</w:t>
-            </w:r>
-          </w:p>
-          <w:p>
-            <w:pPr>
-              <w:spacing w:after="0" w:before="40"/>
-              <w:jc w:val="right"/>
-            </w:pPr>
-            <w:r>
-              <w:rPr>
-                <w:rFonts w:ascii="Aptos" w:cs="Aptos" w:eastAsia="Aptos" w:hAnsi="Aptos"/>
-                <w:b/>
-                <w:bCs/>
-                <w:color w:val="64748B"/>
-                <w:sz w:val="18"/>
-                <w:szCs w:val="18"/>
-              </w:rPr>
-              <w:t xml:space="preserve">DATE: </w:t>
-            </w:r>
-            <w:r>
-              <w:rPr>
-                <w:rFonts w:ascii="Aptos" w:cs="Aptos" w:eastAsia="Aptos" w:hAnsi="Aptos"/>
-                <w:color w:val="94A3B8"/>
-                <w:sz w:val="18"/>
-                <w:szCs w:val="18"/>
-              </w:rPr>
-              <w:t xml:space="preserve">__________________</w:t>
-            </w:r>
-          </w:p>
-        </w:tc>
-        <w:tc>
-          <w:tcPr>
-            <w:tcW w:type="dxa" w:w="3590"/>
-            <w:tcBorders>
-              <w:top w:val="single" w:color="CBD5E1" w:sz="4"/>
-              <w:left w:val="single" w:color="CBD5E1" w:sz="4"/>
-              <w:bottom w:val="single" w:color="CBD5E1" w:sz="4"/>
-              <w:right w:val="single" w:color="CBD5E1" w:sz="4"/>
-            </w:tcBorders>
-            <w:tcMar>
-              <w:top w:type="dxa" w:w="60"/>
-              <w:left w:type="dxa" w:w="80"/>
-              <w:bottom w:type="dxa" w:w="60"/>
-              <w:right w:type="dxa" w:w="80"/>
-            </w:tcMar>
-          </w:tcPr>
-          <w:p>
-            <w:pPr>
-              <w:spacing w:after="0" w:before="200"/>
-            </w:pPr>
-          </w:p>
-          <w:p>
-            <w:pPr>
-              <w:pBdr>
-                <w:bottom w:val="single" w:color="0C2340" w:sz="8"/>
-              </w:pBdr>
-              <w:spacing w:after="10" w:before="0"/>
-            </w:pPr>
-          </w:p>
-          <w:p>
-            <w:pPr>
-              <w:spacing w:after="90" w:before="0"/>
-            </w:pPr>
-            <w:r>
-              <w:rPr>
-                <w:rFonts w:ascii="Aptos" w:cs="Aptos" w:eastAsia="Aptos" w:hAnsi="Aptos"/>
-                <w:b/>
-                <w:bCs/>
-                <w:color w:val="64748B"/>
-                <w:sz w:val="14"/>
-                <w:szCs w:val="14"/>
-              </w:rPr>
-              <w:t xml:space="preserve">SIGNATURE</w:t>
-            </w:r>
-          </w:p>
-          <w:p>
-            <w:pPr>
-              <w:spacing w:after="15" w:before="0"/>
-            </w:pPr>
-            <w:r>
-              <w:rPr>
-                <w:rFonts w:ascii="Aptos" w:cs="Aptos" w:eastAsia="Aptos" w:hAnsi="Aptos"/>
-                <w:b/>
-                <w:bCs/>
-                <w:color w:val="64748B"/>
-                <w:sz w:val="18"/>
-                <w:szCs w:val="18"/>
-              </w:rPr>
-              <w:t xml:space="preserve">NAME: </w:t>
-            </w:r>
-            <w:r>
-              <w:rPr>
-                <w:rFonts w:ascii="Aptos" w:cs="Aptos" w:eastAsia="Aptos" w:hAnsi="Aptos"/>
-                <w:color w:val="94A3B8"/>
-                <w:sz w:val="18"/>
-                <w:szCs w:val="18"/>
-              </w:rPr>
-              <w:t xml:space="preserve">______________________</w:t>
-            </w:r>
-          </w:p>
-          <w:p>
-            <w:pPr>
-              <w:spacing w:after="20" w:before="0"/>
-            </w:pPr>
-            <w:r>
-              <w:rPr>
-                <w:rFonts w:ascii="Aptos" w:cs="Aptos" w:eastAsia="Aptos" w:hAnsi="Aptos"/>
-                <w:b/>
-                <w:bCs/>
-                <w:color w:val="0C2340"/>
-                <w:sz w:val="19"/>
-                <w:szCs w:val="19"/>
-              </w:rPr>
-              <w:t xml:space="preserve">SCHOOL PRINCIPAL</w:t>
-            </w:r>
-          </w:p>
-          <w:p>
-            <w:pPr>
-              <w:spacing w:after="0" w:before="40"/>
-              <w:jc w:val="right"/>
-            </w:pPr>
-            <w:r>
-              <w:rPr>
-                <w:rFonts w:ascii="Aptos" w:cs="Aptos" w:eastAsia="Aptos" w:hAnsi="Aptos"/>
-                <w:b/>
-                <w:bCs/>
-                <w:color w:val="64748B"/>
-                <w:sz w:val="18"/>
-                <w:szCs w:val="18"/>
-              </w:rPr>
-              <w:t xml:space="preserve">DATE: </w:t>
-            </w:r>
-            <w:r>
-              <w:rPr>
-                <w:rFonts w:ascii="Aptos" w:cs="Aptos" w:eastAsia="Aptos" w:hAnsi="Aptos"/>
-                <w:color w:val="94A3B8"/>
-                <w:sz w:val="18"/>
-                <w:szCs w:val="18"/>
-              </w:rPr>
-              <w:t xml:space="preserve">__________________</w:t>
-            </w:r>
-          </w:p>
-        </w:tc>
-      </w:tr>
-      <w:tr>
-        <w:trPr>
-          <w:cantSplit/>
-        </w:trPr>
-        <w:tc>
-          <w:tcPr>
-            <w:tcW w:type="dxa" w:w="3590"/>
-            <w:tcBorders>
-              <w:top w:val="single" w:color="CBD5E1" w:sz="4"/>
-              <w:left w:val="single" w:color="CBD5E1" w:sz="4"/>
-              <w:bottom w:val="single" w:color="CBD5E1" w:sz="4"/>
-              <w:right w:val="single" w:color="CBD5E1" w:sz="4"/>
-            </w:tcBorders>
-            <w:tcMar>
-              <w:top w:type="dxa" w:w="60"/>
-              <w:left w:type="dxa" w:w="80"/>
-              <w:bottom w:type="dxa" w:w="60"/>
-              <w:right w:type="dxa" w:w="80"/>
-            </w:tcMar>
-          </w:tcPr>
-          <w:p>
-            <w:pPr>
-              <w:spacing w:after="0" w:before="200"/>
-            </w:pPr>
-          </w:p>
-          <w:p>
-            <w:pPr>
-              <w:pBdr>
-                <w:bottom w:val="single" w:color="0C2340" w:sz="8"/>
-              </w:pBdr>
-              <w:spacing w:after="10" w:before="0"/>
-            </w:pPr>
-          </w:p>
-          <w:p>
-            <w:pPr>
-              <w:spacing w:after="90" w:before="0"/>
-            </w:pPr>
-            <w:r>
-              <w:rPr>
-                <w:rFonts w:ascii="Aptos" w:cs="Aptos" w:eastAsia="Aptos" w:hAnsi="Aptos"/>
-                <w:b/>
-                <w:bCs/>
-                <w:color w:val="64748B"/>
-                <w:sz w:val="14"/>
-                <w:szCs w:val="14"/>
-              </w:rPr>
-              <w:t xml:space="preserve">SIGNATURE</w:t>
-            </w:r>
-          </w:p>
-          <w:p>
-            <w:pPr>
-              <w:spacing w:after="15" w:before="0"/>
-            </w:pPr>
-            <w:r>
-              <w:rPr>
-                <w:rFonts w:ascii="Aptos" w:cs="Aptos" w:eastAsia="Aptos" w:hAnsi="Aptos"/>
-                <w:b/>
-                <w:bCs/>
-                <w:color w:val="64748B"/>
-                <w:sz w:val="18"/>
-                <w:szCs w:val="18"/>
-              </w:rPr>
-              <w:t xml:space="preserve">NAME: </w:t>
-            </w:r>
-            <w:r>
-              <w:rPr>
-                <w:rFonts w:ascii="Aptos" w:cs="Aptos" w:eastAsia="Aptos" w:hAnsi="Aptos"/>
-                <w:color w:val="94A3B8"/>
-                <w:sz w:val="18"/>
-                <w:szCs w:val="18"/>
-              </w:rPr>
-              <w:t xml:space="preserve">______________________</w:t>
-            </w:r>
-          </w:p>
-          <w:p>
-            <w:pPr>
-              <w:spacing w:after="20" w:before="0"/>
-            </w:pPr>
-            <w:r>
-              <w:rPr>
-                <w:rFonts w:ascii="Aptos" w:cs="Aptos" w:eastAsia="Aptos" w:hAnsi="Aptos"/>
-                <w:b/>
-                <w:bCs/>
-                <w:color w:val="0C2340"/>
-                <w:sz w:val="19"/>
-                <w:szCs w:val="19"/>
-              </w:rPr>
-              <w:t xml:space="preserve">SGB SECRATARY</w:t>
-            </w:r>
-          </w:p>
-          <w:p>
-            <w:pPr>
-              <w:spacing w:after="0" w:before="40"/>
-              <w:jc w:val="right"/>
-            </w:pPr>
-            <w:r>
-              <w:rPr>
-                <w:rFonts w:ascii="Aptos" w:cs="Aptos" w:eastAsia="Aptos" w:hAnsi="Aptos"/>
-                <w:b/>
-                <w:bCs/>
-                <w:color w:val="64748B"/>
-                <w:sz w:val="18"/>
-                <w:szCs w:val="18"/>
-              </w:rPr>
-              <w:t xml:space="preserve">DATE: </w:t>
-            </w:r>
-            <w:r>
-              <w:rPr>
-                <w:rFonts w:ascii="Aptos" w:cs="Aptos" w:eastAsia="Aptos" w:hAnsi="Aptos"/>
-                <w:color w:val="94A3B8"/>
-                <w:sz w:val="18"/>
-                <w:szCs w:val="18"/>
-              </w:rPr>
-              <w:t xml:space="preserve">__________________</w:t>
-            </w:r>
-          </w:p>
-        </w:tc>
-        <w:tc>
-          <w:tcPr>
-            <w:tcW w:type="dxa" w:w="3590"/>
+            <w:tcW w:type="dxa" w:w="283"/>
             <w:tcBorders>
               <w:top w:val="none"/>
               <w:left w:val="none"/>
@@ -2711,7 +2386,466 @@
         </w:tc>
         <w:tc>
           <w:tcPr>
-            <w:tcW w:type="dxa" w:w="3590"/>
+            <w:tcW w:type="dxa" w:w="3401"/>
+            <w:tcBorders>
+              <w:top w:val="single" w:color="CBD5E1" w:sz="4"/>
+              <w:left w:val="single" w:color="CBD5E1" w:sz="4"/>
+              <w:bottom w:val="single" w:color="CBD5E1" w:sz="4"/>
+              <w:right w:val="single" w:color="CBD5E1" w:sz="4"/>
+            </w:tcBorders>
+            <w:tcMar>
+              <w:top w:type="dxa" w:w="120"/>
+              <w:left w:type="dxa" w:w="140"/>
+              <w:bottom w:type="dxa" w:w="120"/>
+              <w:right w:type="dxa" w:w="140"/>
+            </w:tcMar>
+          </w:tcPr>
+          <w:p>
+            <w:pPr>
+              <w:spacing w:after="0" w:before="200"/>
+            </w:pPr>
+          </w:p>
+          <w:p>
+            <w:pPr>
+              <w:pBdr>
+                <w:bottom w:val="single" w:color="0C2340" w:sz="8"/>
+              </w:pBdr>
+              <w:spacing w:after="10" w:before="0"/>
+            </w:pPr>
+          </w:p>
+          <w:p>
+            <w:pPr>
+              <w:spacing w:after="90" w:before="0"/>
+            </w:pPr>
+            <w:r>
+              <w:rPr>
+                <w:rFonts w:ascii="Aptos" w:cs="Aptos" w:eastAsia="Aptos" w:hAnsi="Aptos"/>
+                <w:b/>
+                <w:bCs/>
+                <w:color w:val="64748B"/>
+                <w:sz w:val="14"/>
+                <w:szCs w:val="14"/>
+              </w:rPr>
+              <w:t xml:space="preserve">SIGNATURE</w:t>
+            </w:r>
+          </w:p>
+          <w:p>
+            <w:pPr>
+              <w:spacing w:after="15" w:before="0"/>
+            </w:pPr>
+            <w:r>
+              <w:rPr>
+                <w:rFonts w:ascii="Aptos" w:cs="Aptos" w:eastAsia="Aptos" w:hAnsi="Aptos"/>
+                <w:b/>
+                <w:bCs/>
+                <w:color w:val="64748B"/>
+                <w:sz w:val="18"/>
+                <w:szCs w:val="18"/>
+              </w:rPr>
+              <w:t xml:space="preserve">NAME: </w:t>
+            </w:r>
+            <w:r>
+              <w:rPr>
+                <w:rFonts w:ascii="Aptos" w:cs="Aptos" w:eastAsia="Aptos" w:hAnsi="Aptos"/>
+                <w:color w:val="94A3B8"/>
+                <w:sz w:val="18"/>
+                <w:szCs w:val="18"/>
+              </w:rPr>
+              <w:t xml:space="preserve">______________________</w:t>
+            </w:r>
+          </w:p>
+          <w:p>
+            <w:pPr>
+              <w:spacing w:after="20" w:before="0"/>
+            </w:pPr>
+            <w:r>
+              <w:rPr>
+                <w:rFonts w:ascii="Aptos" w:cs="Aptos" w:eastAsia="Aptos" w:hAnsi="Aptos"/>
+                <w:b/>
+                <w:bCs/>
+                <w:color w:val="0C2340"/>
+                <w:sz w:val="19"/>
+                <w:szCs w:val="19"/>
+              </w:rPr>
+              <w:t xml:space="preserve">SGB TREASURER</w:t>
+            </w:r>
+          </w:p>
+          <w:p>
+            <w:pPr>
+              <w:spacing w:after="0" w:before="40"/>
+              <w:jc w:val="right"/>
+            </w:pPr>
+            <w:r>
+              <w:rPr>
+                <w:rFonts w:ascii="Aptos" w:cs="Aptos" w:eastAsia="Aptos" w:hAnsi="Aptos"/>
+                <w:b/>
+                <w:bCs/>
+                <w:color w:val="64748B"/>
+                <w:sz w:val="18"/>
+                <w:szCs w:val="18"/>
+              </w:rPr>
+              <w:t xml:space="preserve">DATE: </w:t>
+            </w:r>
+            <w:r>
+              <w:rPr>
+                <w:rFonts w:ascii="Aptos" w:cs="Aptos" w:eastAsia="Aptos" w:hAnsi="Aptos"/>
+                <w:color w:val="94A3B8"/>
+                <w:sz w:val="18"/>
+                <w:szCs w:val="18"/>
+              </w:rPr>
+              <w:t xml:space="preserve">__________________</w:t>
+            </w:r>
+          </w:p>
+        </w:tc>
+        <w:tc>
+          <w:tcPr>
+            <w:tcW w:type="dxa" w:w="283"/>
+            <w:tcBorders>
+              <w:top w:val="none"/>
+              <w:left w:val="none"/>
+              <w:bottom w:val="none"/>
+              <w:right w:val="none"/>
+            </w:tcBorders>
+            <w:tcMar>
+              <w:top w:type="dxa" w:w="0"/>
+              <w:left w:type="dxa" w:w="0"/>
+              <w:bottom w:type="dxa" w:w="0"/>
+              <w:right w:type="dxa" w:w="0"/>
+            </w:tcMar>
+          </w:tcPr>
+          <w:p>
+            <w:pPr>
+              <w:spacing w:after="0" w:before="0"/>
+            </w:pPr>
+          </w:p>
+        </w:tc>
+        <w:tc>
+          <w:tcPr>
+            <w:tcW w:type="dxa" w:w="3401"/>
+            <w:tcBorders>
+              <w:top w:val="single" w:color="CBD5E1" w:sz="4"/>
+              <w:left w:val="single" w:color="CBD5E1" w:sz="4"/>
+              <w:bottom w:val="single" w:color="CBD5E1" w:sz="4"/>
+              <w:right w:val="single" w:color="CBD5E1" w:sz="4"/>
+            </w:tcBorders>
+            <w:tcMar>
+              <w:top w:type="dxa" w:w="120"/>
+              <w:left w:type="dxa" w:w="140"/>
+              <w:bottom w:type="dxa" w:w="120"/>
+              <w:right w:type="dxa" w:w="140"/>
+            </w:tcMar>
+          </w:tcPr>
+          <w:p>
+            <w:pPr>
+              <w:spacing w:after="0" w:before="200"/>
+            </w:pPr>
+          </w:p>
+          <w:p>
+            <w:pPr>
+              <w:pBdr>
+                <w:bottom w:val="single" w:color="0C2340" w:sz="8"/>
+              </w:pBdr>
+              <w:spacing w:after="10" w:before="0"/>
+            </w:pPr>
+          </w:p>
+          <w:p>
+            <w:pPr>
+              <w:spacing w:after="90" w:before="0"/>
+            </w:pPr>
+            <w:r>
+              <w:rPr>
+                <w:rFonts w:ascii="Aptos" w:cs="Aptos" w:eastAsia="Aptos" w:hAnsi="Aptos"/>
+                <w:b/>
+                <w:bCs/>
+                <w:color w:val="64748B"/>
+                <w:sz w:val="14"/>
+                <w:szCs w:val="14"/>
+              </w:rPr>
+              <w:t xml:space="preserve">SIGNATURE</w:t>
+            </w:r>
+          </w:p>
+          <w:p>
+            <w:pPr>
+              <w:spacing w:after="15" w:before="0"/>
+            </w:pPr>
+            <w:r>
+              <w:rPr>
+                <w:rFonts w:ascii="Aptos" w:cs="Aptos" w:eastAsia="Aptos" w:hAnsi="Aptos"/>
+                <w:b/>
+                <w:bCs/>
+                <w:color w:val="64748B"/>
+                <w:sz w:val="18"/>
+                <w:szCs w:val="18"/>
+              </w:rPr>
+              <w:t xml:space="preserve">NAME: </w:t>
+            </w:r>
+            <w:r>
+              <w:rPr>
+                <w:rFonts w:ascii="Aptos" w:cs="Aptos" w:eastAsia="Aptos" w:hAnsi="Aptos"/>
+                <w:color w:val="94A3B8"/>
+                <w:sz w:val="18"/>
+                <w:szCs w:val="18"/>
+              </w:rPr>
+              <w:t xml:space="preserve">______________________</w:t>
+            </w:r>
+          </w:p>
+          <w:p>
+            <w:pPr>
+              <w:spacing w:after="20" w:before="0"/>
+            </w:pPr>
+            <w:r>
+              <w:rPr>
+                <w:rFonts w:ascii="Aptos" w:cs="Aptos" w:eastAsia="Aptos" w:hAnsi="Aptos"/>
+                <w:b/>
+                <w:bCs/>
+                <w:color w:val="0C2340"/>
+                <w:sz w:val="19"/>
+                <w:szCs w:val="19"/>
+              </w:rPr>
+              <w:t xml:space="preserve">SCHOOL PRINCIPAL</w:t>
+            </w:r>
+          </w:p>
+          <w:p>
+            <w:pPr>
+              <w:spacing w:after="0" w:before="40"/>
+              <w:jc w:val="right"/>
+            </w:pPr>
+            <w:r>
+              <w:rPr>
+                <w:rFonts w:ascii="Aptos" w:cs="Aptos" w:eastAsia="Aptos" w:hAnsi="Aptos"/>
+                <w:b/>
+                <w:bCs/>
+                <w:color w:val="64748B"/>
+                <w:sz w:val="18"/>
+                <w:szCs w:val="18"/>
+              </w:rPr>
+              <w:t xml:space="preserve">DATE: </w:t>
+            </w:r>
+            <w:r>
+              <w:rPr>
+                <w:rFonts w:ascii="Aptos" w:cs="Aptos" w:eastAsia="Aptos" w:hAnsi="Aptos"/>
+                <w:color w:val="94A3B8"/>
+                <w:sz w:val="18"/>
+                <w:szCs w:val="18"/>
+              </w:rPr>
+              <w:t xml:space="preserve">__________________</w:t>
+            </w:r>
+          </w:p>
+        </w:tc>
+      </w:tr>
+      <w:tr>
+        <w:trPr>
+          <w:cantSplit/>
+        </w:trPr>
+        <w:tc>
+          <w:tcPr>
+            <w:gridSpan w:val="5"/>
+            <w:tcBorders>
+              <w:top w:val="none"/>
+              <w:left w:val="none"/>
+              <w:bottom w:val="none"/>
+              <w:right w:val="none"/>
+            </w:tcBorders>
+            <w:tcMar>
+              <w:top w:type="dxa" w:w="0"/>
+              <w:left w:type="dxa" w:w="0"/>
+              <w:bottom w:type="dxa" w:w="0"/>
+              <w:right w:type="dxa" w:w="0"/>
+            </w:tcMar>
+          </w:tcPr>
+          <w:p>
+            <w:pPr>
+              <w:spacing w:after="0" w:before="140"/>
+            </w:pPr>
+          </w:p>
+        </w:tc>
+      </w:tr>
+      <w:tr>
+        <w:trPr>
+          <w:cantSplit/>
+        </w:trPr>
+        <w:tc>
+          <w:tcPr>
+            <w:tcW w:type="dxa" w:w="3401"/>
+            <w:tcBorders>
+              <w:top w:val="single" w:color="CBD5E1" w:sz="4"/>
+              <w:left w:val="single" w:color="CBD5E1" w:sz="4"/>
+              <w:bottom w:val="single" w:color="CBD5E1" w:sz="4"/>
+              <w:right w:val="single" w:color="CBD5E1" w:sz="4"/>
+            </w:tcBorders>
+            <w:tcMar>
+              <w:top w:type="dxa" w:w="120"/>
+              <w:left w:type="dxa" w:w="140"/>
+              <w:bottom w:type="dxa" w:w="120"/>
+              <w:right w:type="dxa" w:w="140"/>
+            </w:tcMar>
+          </w:tcPr>
+          <w:p>
+            <w:pPr>
+              <w:spacing w:after="0" w:before="200"/>
+            </w:pPr>
+          </w:p>
+          <w:p>
+            <w:pPr>
+              <w:pBdr>
+                <w:bottom w:val="single" w:color="0C2340" w:sz="8"/>
+              </w:pBdr>
+              <w:spacing w:after="10" w:before="0"/>
+            </w:pPr>
+          </w:p>
+          <w:p>
+            <w:pPr>
+              <w:spacing w:after="90" w:before="0"/>
+            </w:pPr>
+            <w:r>
+              <w:rPr>
+                <w:rFonts w:ascii="Aptos" w:cs="Aptos" w:eastAsia="Aptos" w:hAnsi="Aptos"/>
+                <w:b/>
+                <w:bCs/>
+                <w:color w:val="64748B"/>
+                <w:sz w:val="14"/>
+                <w:szCs w:val="14"/>
+              </w:rPr>
+              <w:t xml:space="preserve">SIGNATURE</w:t>
+            </w:r>
+          </w:p>
+          <w:p>
+            <w:pPr>
+              <w:spacing w:after="15" w:before="0"/>
+            </w:pPr>
+            <w:r>
+              <w:rPr>
+                <w:rFonts w:ascii="Aptos" w:cs="Aptos" w:eastAsia="Aptos" w:hAnsi="Aptos"/>
+                <w:b/>
+                <w:bCs/>
+                <w:color w:val="64748B"/>
+                <w:sz w:val="18"/>
+                <w:szCs w:val="18"/>
+              </w:rPr>
+              <w:t xml:space="preserve">NAME: </w:t>
+            </w:r>
+            <w:r>
+              <w:rPr>
+                <w:rFonts w:ascii="Aptos" w:cs="Aptos" w:eastAsia="Aptos" w:hAnsi="Aptos"/>
+                <w:color w:val="94A3B8"/>
+                <w:sz w:val="18"/>
+                <w:szCs w:val="18"/>
+              </w:rPr>
+              <w:t xml:space="preserve">______________________</w:t>
+            </w:r>
+          </w:p>
+          <w:p>
+            <w:pPr>
+              <w:spacing w:after="20" w:before="0"/>
+            </w:pPr>
+            <w:r>
+              <w:rPr>
+                <w:rFonts w:ascii="Aptos" w:cs="Aptos" w:eastAsia="Aptos" w:hAnsi="Aptos"/>
+                <w:b/>
+                <w:bCs/>
+                <w:color w:val="0C2340"/>
+                <w:sz w:val="19"/>
+                <w:szCs w:val="19"/>
+              </w:rPr>
+              <w:t xml:space="preserve">SGB SECRATARY</w:t>
+            </w:r>
+          </w:p>
+          <w:p>
+            <w:pPr>
+              <w:spacing w:after="0" w:before="40"/>
+              <w:jc w:val="right"/>
+            </w:pPr>
+            <w:r>
+              <w:rPr>
+                <w:rFonts w:ascii="Aptos" w:cs="Aptos" w:eastAsia="Aptos" w:hAnsi="Aptos"/>
+                <w:b/>
+                <w:bCs/>
+                <w:color w:val="64748B"/>
+                <w:sz w:val="18"/>
+                <w:szCs w:val="18"/>
+              </w:rPr>
+              <w:t xml:space="preserve">DATE: </w:t>
+            </w:r>
+            <w:r>
+              <w:rPr>
+                <w:rFonts w:ascii="Aptos" w:cs="Aptos" w:eastAsia="Aptos" w:hAnsi="Aptos"/>
+                <w:color w:val="94A3B8"/>
+                <w:sz w:val="18"/>
+                <w:szCs w:val="18"/>
+              </w:rPr>
+              <w:t xml:space="preserve">__________________</w:t>
+            </w:r>
+          </w:p>
+        </w:tc>
+        <w:tc>
+          <w:tcPr>
+            <w:tcW w:type="dxa" w:w="283"/>
+            <w:tcBorders>
+              <w:top w:val="none"/>
+              <w:left w:val="none"/>
+              <w:bottom w:val="none"/>
+              <w:right w:val="none"/>
+            </w:tcBorders>
+            <w:tcMar>
+              <w:top w:type="dxa" w:w="0"/>
+              <w:left w:type="dxa" w:w="0"/>
+              <w:bottom w:type="dxa" w:w="0"/>
+              <w:right w:type="dxa" w:w="0"/>
+            </w:tcMar>
+          </w:tcPr>
+          <w:p>
+            <w:pPr>
+              <w:spacing w:after="0" w:before="0"/>
+            </w:pPr>
+          </w:p>
+        </w:tc>
+        <w:tc>
+          <w:tcPr>
+            <w:tcW w:type="dxa" w:w="3401"/>
+            <w:tcBorders>
+              <w:top w:val="none"/>
+              <w:left w:val="none"/>
+              <w:bottom w:val="none"/>
+              <w:right w:val="none"/>
+            </w:tcBorders>
+            <w:tcMar>
+              <w:top w:type="dxa" w:w="0"/>
+              <w:left w:type="dxa" w:w="0"/>
+              <w:bottom w:type="dxa" w:w="0"/>
+              <w:right w:type="dxa" w:w="0"/>
+            </w:tcMar>
+          </w:tcPr>
+          <w:p>
+            <w:pPr>
+              <w:spacing w:after="0" w:before="0"/>
+            </w:pPr>
+          </w:p>
+        </w:tc>
+        <w:tc>
+          <w:tcPr>
+            <w:tcW w:type="dxa" w:w="283"/>
+            <w:tcBorders>
+              <w:top w:val="none"/>
+              <w:left w:val="none"/>
+              <w:bottom w:val="none"/>
+              <w:right w:val="none"/>
+            </w:tcBorders>
+            <w:tcMar>
+              <w:top w:type="dxa" w:w="0"/>
+              <w:left w:type="dxa" w:w="0"/>
+              <w:bottom w:type="dxa" w:w="0"/>
+              <w:right w:type="dxa" w:w="0"/>
+            </w:tcMar>
+          </w:tcPr>
+          <w:p>
+            <w:pPr>
+              <w:spacing w:after="0" w:before="0"/>
+            </w:pPr>
+          </w:p>
+        </w:tc>
+        <w:tc>
+          <w:tcPr>
+            <w:tcW w:type="dxa" w:w="3401"/>
             <w:tcBorders>
               <w:top w:val="none"/>
               <w:left w:val="none"/>

--- a/SGB_Functionality_Audit_2026/02_School_Mission_Statement/SGB_Mission_and_Vision_Statement_2026.docx
+++ b/SGB_Functionality_Audit_2026/02_School_Mission_Statement/SGB_Mission_and_Vision_Statement_2026.docx
@@ -2158,22 +2158,53 @@
         <w:spacing w:after="0" w:before="0"/>
       </w:pPr>
     </w:p>
+    <w:p>
+      <w:pPr>
+        <w:keepLines/>
+        <w:spacing w:after="40" w:before="160"/>
+      </w:pPr>
+      <w:r>
+        <w:rPr>
+          <w:rFonts w:ascii="Aptos" w:cs="Aptos" w:eastAsia="Aptos" w:hAnsi="Aptos"/>
+          <w:b/>
+          <w:bCs/>
+          <w:color w:val="0C2340"/>
+          <w:sz w:val="22"/>
+          <w:szCs w:val="22"/>
+        </w:rPr>
+        <w:t xml:space="preserve">ADOPTION AND SIGN-OFF RESOLUTION</w:t>
+      </w:r>
+    </w:p>
+    <w:p>
+      <w:pPr>
+        <w:keepLines/>
+        <w:spacing w:after="120" w:before="20" w:line="300"/>
+        <w:jc w:val="both"/>
+      </w:pPr>
+      <w:r>
+        <w:rPr>
+          <w:rFonts w:ascii="Aptos" w:cs="Aptos" w:eastAsia="Aptos" w:hAnsi="Aptos"/>
+          <w:color w:val="1A1A1A"/>
+          <w:sz w:val="20"/>
+          <w:szCs w:val="20"/>
+        </w:rPr>
+        <w:t xml:space="preserve">This School Mission Statement was formally accepted, approved, and signed at a meeting of the Governing Body of the Lady Grey Arts Academy.</w:t>
+      </w:r>
+    </w:p>
     <w:tbl>
       <w:tblPr>
         <w:tblW w:type="dxa" w:w="10771"/>
         <w:jc w:val="center"/>
         <w:tblBorders>
-          <w:top w:val="single" w:color="auto" w:sz="4"/>
-          <w:left w:val="single" w:color="auto" w:sz="4"/>
-          <w:bottom w:val="single" w:color="auto" w:sz="4"/>
-          <w:right w:val="single" w:color="auto" w:sz="4"/>
-          <w:insideH w:val="single" w:color="auto" w:sz="4"/>
-          <w:insideV w:val="single" w:color="auto" w:sz="4"/>
+          <w:top w:val="none"/>
+          <w:left w:val="none"/>
+          <w:bottom w:val="none"/>
+          <w:right w:val="none"/>
+          <w:insideH w:val="none"/>
+          <w:insideV w:val="none"/>
         </w:tblBorders>
       </w:tblPr>
       <w:tblGrid>
-        <w:gridCol w:w="100"/>
-        <w:gridCol w:w="100"/>
         <w:gridCol w:w="100"/>
         <w:gridCol w:w="100"/>
         <w:gridCol w:w="100"/>
@@ -2184,19 +2215,77 @@
         </w:trPr>
         <w:tc>
           <w:tcPr>
-            <w:tcW w:type="dxa" w:w="10771"/>
-            <w:gridSpan w:val="5"/>
+            <w:tcW w:type="dxa" w:w="3590"/>
+            <w:tcBorders>
+              <w:top w:val="none"/>
+              <w:left w:val="none"/>
+              <w:bottom w:val="none"/>
+              <w:right w:val="none"/>
+            </w:tcBorders>
             <w:tcMar>
-              <w:top w:type="dxa" w:w="160"/>
-              <w:left w:type="dxa" w:w="0"/>
-              <w:bottom w:type="dxa" w:w="40"/>
-              <w:right w:type="dxa" w:w="0"/>
+              <w:top w:type="dxa" w:w="40"/>
+              <w:left w:type="dxa" w:w="140"/>
+              <w:bottom w:type="dxa" w:w="80"/>
+              <w:right w:type="dxa" w:w="140"/>
             </w:tcMar>
           </w:tcPr>
           <w:p>
             <w:pPr>
-              <w:keepLines/>
-              <w:spacing w:after="40" w:before="160"/>
+              <w:spacing w:after="0" w:before="180"/>
+            </w:pPr>
+          </w:p>
+          <w:p>
+            <w:pPr>
+              <w:pBdr>
+                <w:bottom w:val="single" w:color="0C2340" w:sz="8"/>
+              </w:pBdr>
+              <w:spacing w:after="10" w:before="0"/>
+            </w:pPr>
+          </w:p>
+          <w:p>
+            <w:pPr>
+              <w:spacing w:after="90" w:before="0"/>
+            </w:pPr>
+            <w:r>
+              <w:rPr>
+                <w:rFonts w:ascii="Aptos" w:cs="Aptos" w:eastAsia="Aptos" w:hAnsi="Aptos"/>
+                <w:b/>
+                <w:bCs/>
+                <w:color w:val="64748B"/>
+                <w:sz w:val="14"/>
+                <w:szCs w:val="14"/>
+              </w:rPr>
+              <w:t xml:space="preserve">SIGNATURE</w:t>
+            </w:r>
+          </w:p>
+          <w:p>
+            <w:pPr>
+              <w:spacing w:after="15" w:before="0"/>
+            </w:pPr>
+            <w:r>
+              <w:rPr>
+                <w:rFonts w:ascii="Aptos" w:cs="Aptos" w:eastAsia="Aptos" w:hAnsi="Aptos"/>
+                <w:b/>
+                <w:bCs/>
+                <w:color w:val="64748B"/>
+                <w:sz w:val="18"/>
+                <w:szCs w:val="18"/>
+              </w:rPr>
+              <w:t xml:space="preserve">NAME: </w:t>
+            </w:r>
+            <w:r>
+              <w:rPr>
+                <w:rFonts w:ascii="Aptos" w:cs="Aptos" w:eastAsia="Aptos" w:hAnsi="Aptos"/>
+                <w:color w:val="94A3B8"/>
+                <w:sz w:val="18"/>
+                <w:szCs w:val="18"/>
+              </w:rPr>
+              <w:t xml:space="preserve">______________________</w:t>
+            </w:r>
+          </w:p>
+          <w:p>
+            <w:pPr>
+              <w:spacing w:after="20" w:before="0"/>
             </w:pPr>
             <w:r>
               <w:rPr>
@@ -2204,10 +2293,262 @@
                 <w:b/>
                 <w:bCs/>
                 <w:color w:val="0C2340"/>
-                <w:sz w:val="22"/>
-                <w:szCs w:val="22"/>
-              </w:rPr>
-              <w:t xml:space="preserve">ADOPTION AND SIGN-OFF RESOLUTION</w:t>
+                <w:sz w:val="19"/>
+                <w:szCs w:val="19"/>
+              </w:rPr>
+              <w:t xml:space="preserve">SGB CHAIRPERSON</w:t>
+            </w:r>
+          </w:p>
+          <w:p>
+            <w:pPr>
+              <w:spacing w:after="0" w:before="40"/>
+              <w:jc w:val="right"/>
+            </w:pPr>
+            <w:r>
+              <w:rPr>
+                <w:rFonts w:ascii="Aptos" w:cs="Aptos" w:eastAsia="Aptos" w:hAnsi="Aptos"/>
+                <w:b/>
+                <w:bCs/>
+                <w:color w:val="64748B"/>
+                <w:sz w:val="18"/>
+                <w:szCs w:val="18"/>
+              </w:rPr>
+              <w:t xml:space="preserve">DATE: </w:t>
+            </w:r>
+            <w:r>
+              <w:rPr>
+                <w:rFonts w:ascii="Aptos" w:cs="Aptos" w:eastAsia="Aptos" w:hAnsi="Aptos"/>
+                <w:color w:val="94A3B8"/>
+                <w:sz w:val="18"/>
+                <w:szCs w:val="18"/>
+              </w:rPr>
+              <w:t xml:space="preserve">__________________</w:t>
+            </w:r>
+          </w:p>
+        </w:tc>
+        <w:tc>
+          <w:tcPr>
+            <w:tcW w:type="dxa" w:w="3590"/>
+            <w:tcBorders>
+              <w:top w:val="none"/>
+              <w:left w:val="none"/>
+              <w:bottom w:val="none"/>
+              <w:right w:val="none"/>
+            </w:tcBorders>
+            <w:tcMar>
+              <w:top w:type="dxa" w:w="40"/>
+              <w:left w:type="dxa" w:w="140"/>
+              <w:bottom w:type="dxa" w:w="80"/>
+              <w:right w:type="dxa" w:w="140"/>
+            </w:tcMar>
+          </w:tcPr>
+          <w:p>
+            <w:pPr>
+              <w:spacing w:after="0" w:before="180"/>
+            </w:pPr>
+          </w:p>
+          <w:p>
+            <w:pPr>
+              <w:pBdr>
+                <w:bottom w:val="single" w:color="0C2340" w:sz="8"/>
+              </w:pBdr>
+              <w:spacing w:after="10" w:before="0"/>
+            </w:pPr>
+          </w:p>
+          <w:p>
+            <w:pPr>
+              <w:spacing w:after="90" w:before="0"/>
+            </w:pPr>
+            <w:r>
+              <w:rPr>
+                <w:rFonts w:ascii="Aptos" w:cs="Aptos" w:eastAsia="Aptos" w:hAnsi="Aptos"/>
+                <w:b/>
+                <w:bCs/>
+                <w:color w:val="64748B"/>
+                <w:sz w:val="14"/>
+                <w:szCs w:val="14"/>
+              </w:rPr>
+              <w:t xml:space="preserve">SIGNATURE</w:t>
+            </w:r>
+          </w:p>
+          <w:p>
+            <w:pPr>
+              <w:spacing w:after="15" w:before="0"/>
+            </w:pPr>
+            <w:r>
+              <w:rPr>
+                <w:rFonts w:ascii="Aptos" w:cs="Aptos" w:eastAsia="Aptos" w:hAnsi="Aptos"/>
+                <w:b/>
+                <w:bCs/>
+                <w:color w:val="64748B"/>
+                <w:sz w:val="18"/>
+                <w:szCs w:val="18"/>
+              </w:rPr>
+              <w:t xml:space="preserve">NAME: </w:t>
+            </w:r>
+            <w:r>
+              <w:rPr>
+                <w:rFonts w:ascii="Aptos" w:cs="Aptos" w:eastAsia="Aptos" w:hAnsi="Aptos"/>
+                <w:color w:val="94A3B8"/>
+                <w:sz w:val="18"/>
+                <w:szCs w:val="18"/>
+              </w:rPr>
+              <w:t xml:space="preserve">______________________</w:t>
+            </w:r>
+          </w:p>
+          <w:p>
+            <w:pPr>
+              <w:spacing w:after="20" w:before="0"/>
+            </w:pPr>
+            <w:r>
+              <w:rPr>
+                <w:rFonts w:ascii="Aptos" w:cs="Aptos" w:eastAsia="Aptos" w:hAnsi="Aptos"/>
+                <w:b/>
+                <w:bCs/>
+                <w:color w:val="0C2340"/>
+                <w:sz w:val="19"/>
+                <w:szCs w:val="19"/>
+              </w:rPr>
+              <w:t xml:space="preserve">SGB TREASURER</w:t>
+            </w:r>
+          </w:p>
+          <w:p>
+            <w:pPr>
+              <w:spacing w:after="0" w:before="40"/>
+              <w:jc w:val="right"/>
+            </w:pPr>
+            <w:r>
+              <w:rPr>
+                <w:rFonts w:ascii="Aptos" w:cs="Aptos" w:eastAsia="Aptos" w:hAnsi="Aptos"/>
+                <w:b/>
+                <w:bCs/>
+                <w:color w:val="64748B"/>
+                <w:sz w:val="18"/>
+                <w:szCs w:val="18"/>
+              </w:rPr>
+              <w:t xml:space="preserve">DATE: </w:t>
+            </w:r>
+            <w:r>
+              <w:rPr>
+                <w:rFonts w:ascii="Aptos" w:cs="Aptos" w:eastAsia="Aptos" w:hAnsi="Aptos"/>
+                <w:color w:val="94A3B8"/>
+                <w:sz w:val="18"/>
+                <w:szCs w:val="18"/>
+              </w:rPr>
+              <w:t xml:space="preserve">__________________</w:t>
+            </w:r>
+          </w:p>
+        </w:tc>
+        <w:tc>
+          <w:tcPr>
+            <w:tcW w:type="dxa" w:w="3590"/>
+            <w:tcBorders>
+              <w:top w:val="none"/>
+              <w:left w:val="none"/>
+              <w:bottom w:val="none"/>
+              <w:right w:val="none"/>
+            </w:tcBorders>
+            <w:tcMar>
+              <w:top w:type="dxa" w:w="40"/>
+              <w:left w:type="dxa" w:w="140"/>
+              <w:bottom w:type="dxa" w:w="80"/>
+              <w:right w:type="dxa" w:w="140"/>
+            </w:tcMar>
+          </w:tcPr>
+          <w:p>
+            <w:pPr>
+              <w:spacing w:after="0" w:before="180"/>
+            </w:pPr>
+          </w:p>
+          <w:p>
+            <w:pPr>
+              <w:pBdr>
+                <w:bottom w:val="single" w:color="0C2340" w:sz="8"/>
+              </w:pBdr>
+              <w:spacing w:after="10" w:before="0"/>
+            </w:pPr>
+          </w:p>
+          <w:p>
+            <w:pPr>
+              <w:spacing w:after="90" w:before="0"/>
+            </w:pPr>
+            <w:r>
+              <w:rPr>
+                <w:rFonts w:ascii="Aptos" w:cs="Aptos" w:eastAsia="Aptos" w:hAnsi="Aptos"/>
+                <w:b/>
+                <w:bCs/>
+                <w:color w:val="64748B"/>
+                <w:sz w:val="14"/>
+                <w:szCs w:val="14"/>
+              </w:rPr>
+              <w:t xml:space="preserve">SIGNATURE</w:t>
+            </w:r>
+          </w:p>
+          <w:p>
+            <w:pPr>
+              <w:spacing w:after="15" w:before="0"/>
+            </w:pPr>
+            <w:r>
+              <w:rPr>
+                <w:rFonts w:ascii="Aptos" w:cs="Aptos" w:eastAsia="Aptos" w:hAnsi="Aptos"/>
+                <w:b/>
+                <w:bCs/>
+                <w:color w:val="64748B"/>
+                <w:sz w:val="18"/>
+                <w:szCs w:val="18"/>
+              </w:rPr>
+              <w:t xml:space="preserve">NAME: </w:t>
+            </w:r>
+            <w:r>
+              <w:rPr>
+                <w:rFonts w:ascii="Aptos" w:cs="Aptos" w:eastAsia="Aptos" w:hAnsi="Aptos"/>
+                <w:color w:val="94A3B8"/>
+                <w:sz w:val="18"/>
+                <w:szCs w:val="18"/>
+              </w:rPr>
+              <w:t xml:space="preserve">______________________</w:t>
+            </w:r>
+          </w:p>
+          <w:p>
+            <w:pPr>
+              <w:spacing w:after="20" w:before="0"/>
+            </w:pPr>
+            <w:r>
+              <w:rPr>
+                <w:rFonts w:ascii="Aptos" w:cs="Aptos" w:eastAsia="Aptos" w:hAnsi="Aptos"/>
+                <w:b/>
+                <w:bCs/>
+                <w:color w:val="0C2340"/>
+                <w:sz w:val="19"/>
+                <w:szCs w:val="19"/>
+              </w:rPr>
+              <w:t xml:space="preserve">SCHOOL PRINCIPAL</w:t>
+            </w:r>
+          </w:p>
+          <w:p>
+            <w:pPr>
+              <w:spacing w:after="0" w:before="40"/>
+              <w:jc w:val="right"/>
+            </w:pPr>
+            <w:r>
+              <w:rPr>
+                <w:rFonts w:ascii="Aptos" w:cs="Aptos" w:eastAsia="Aptos" w:hAnsi="Aptos"/>
+                <w:b/>
+                <w:bCs/>
+                <w:color w:val="64748B"/>
+                <w:sz w:val="18"/>
+                <w:szCs w:val="18"/>
+              </w:rPr>
+              <w:t xml:space="preserve">DATE: </w:t>
+            </w:r>
+            <w:r>
+              <w:rPr>
+                <w:rFonts w:ascii="Aptos" w:cs="Aptos" w:eastAsia="Aptos" w:hAnsi="Aptos"/>
+                <w:color w:val="94A3B8"/>
+                <w:sz w:val="18"/>
+                <w:szCs w:val="18"/>
+              </w:rPr>
+              <w:t xml:space="preserve">__________________</w:t>
             </w:r>
           </w:p>
         </w:tc>
@@ -2218,153 +2559,7 @@
         </w:trPr>
         <w:tc>
           <w:tcPr>
-            <w:tcW w:type="dxa" w:w="10771"/>
-            <w:gridSpan w:val="5"/>
-            <w:tcMar>
-              <w:top w:type="dxa" w:w="20"/>
-              <w:left w:type="dxa" w:w="0"/>
-              <w:bottom w:type="dxa" w:w="80"/>
-              <w:right w:type="dxa" w:w="0"/>
-            </w:tcMar>
-          </w:tcPr>
-          <w:p>
-            <w:pPr>
-              <w:keepLines/>
-              <w:spacing w:after="80" w:before="20" w:line="300"/>
-              <w:jc w:val="both"/>
-            </w:pPr>
-            <w:r>
-              <w:rPr>
-                <w:rFonts w:ascii="Aptos" w:cs="Aptos" w:eastAsia="Aptos" w:hAnsi="Aptos"/>
-                <w:color w:val="1A1A1A"/>
-                <w:sz w:val="20"/>
-                <w:szCs w:val="20"/>
-              </w:rPr>
-              <w:t xml:space="preserve">This School Mission Statement was formally accepted, approved, and signed at a meeting of the Governing Body of the Lady Grey Arts Academy.</w:t>
-            </w:r>
-          </w:p>
-        </w:tc>
-      </w:tr>
-      <w:tr>
-        <w:trPr>
-          <w:cantSplit/>
-        </w:trPr>
-        <w:tc>
-          <w:tcPr>
-            <w:tcW w:type="dxa" w:w="3401"/>
-            <w:tcBorders>
-              <w:top w:val="single" w:color="CBD5E1" w:sz="4"/>
-              <w:left w:val="single" w:color="CBD5E1" w:sz="4"/>
-              <w:bottom w:val="single" w:color="CBD5E1" w:sz="4"/>
-              <w:right w:val="single" w:color="CBD5E1" w:sz="4"/>
-            </w:tcBorders>
-            <w:tcMar>
-              <w:top w:type="dxa" w:w="120"/>
-              <w:left w:type="dxa" w:w="140"/>
-              <w:bottom w:type="dxa" w:w="120"/>
-              <w:right w:type="dxa" w:w="140"/>
-            </w:tcMar>
-          </w:tcPr>
-          <w:p>
-            <w:pPr>
-              <w:spacing w:after="0" w:before="200"/>
-            </w:pPr>
-          </w:p>
-          <w:p>
-            <w:pPr>
-              <w:pBdr>
-                <w:bottom w:val="single" w:color="0C2340" w:sz="8"/>
-              </w:pBdr>
-              <w:spacing w:after="10" w:before="0"/>
-            </w:pPr>
-          </w:p>
-          <w:p>
-            <w:pPr>
-              <w:spacing w:after="90" w:before="0"/>
-            </w:pPr>
-            <w:r>
-              <w:rPr>
-                <w:rFonts w:ascii="Aptos" w:cs="Aptos" w:eastAsia="Aptos" w:hAnsi="Aptos"/>
-                <w:b/>
-                <w:bCs/>
-                <w:color w:val="64748B"/>
-                <w:sz w:val="14"/>
-                <w:szCs w:val="14"/>
-              </w:rPr>
-              <w:t xml:space="preserve">SIGNATURE</w:t>
-            </w:r>
-          </w:p>
-          <w:p>
-            <w:pPr>
-              <w:spacing w:after="15" w:before="0"/>
-            </w:pPr>
-            <w:r>
-              <w:rPr>
-                <w:rFonts w:ascii="Aptos" w:cs="Aptos" w:eastAsia="Aptos" w:hAnsi="Aptos"/>
-                <w:b/>
-                <w:bCs/>
-                <w:color w:val="64748B"/>
-                <w:sz w:val="18"/>
-                <w:szCs w:val="18"/>
-              </w:rPr>
-              <w:t xml:space="preserve">NAME: </w:t>
-            </w:r>
-            <w:r>
-              <w:rPr>
-                <w:rFonts w:ascii="Aptos" w:cs="Aptos" w:eastAsia="Aptos" w:hAnsi="Aptos"/>
-                <w:color w:val="94A3B8"/>
-                <w:sz w:val="18"/>
-                <w:szCs w:val="18"/>
-              </w:rPr>
-              <w:t xml:space="preserve">______________________</w:t>
-            </w:r>
-          </w:p>
-          <w:p>
-            <w:pPr>
-              <w:spacing w:after="20" w:before="0"/>
-            </w:pPr>
-            <w:r>
-              <w:rPr>
-                <w:rFonts w:ascii="Aptos" w:cs="Aptos" w:eastAsia="Aptos" w:hAnsi="Aptos"/>
-                <w:b/>
-                <w:bCs/>
-                <w:color w:val="0C2340"/>
-                <w:sz w:val="19"/>
-                <w:szCs w:val="19"/>
-              </w:rPr>
-              <w:t xml:space="preserve">SGB CHAIRPERSON</w:t>
-            </w:r>
-          </w:p>
-          <w:p>
-            <w:pPr>
-              <w:spacing w:after="0" w:before="40"/>
-              <w:jc w:val="right"/>
-            </w:pPr>
-            <w:r>
-              <w:rPr>
-                <w:rFonts w:ascii="Aptos" w:cs="Aptos" w:eastAsia="Aptos" w:hAnsi="Aptos"/>
-                <w:b/>
-                <w:bCs/>
-                <w:color w:val="64748B"/>
-                <w:sz w:val="18"/>
-                <w:szCs w:val="18"/>
-              </w:rPr>
-              <w:t xml:space="preserve">DATE: </w:t>
-            </w:r>
-            <w:r>
-              <w:rPr>
-                <w:rFonts w:ascii="Aptos" w:cs="Aptos" w:eastAsia="Aptos" w:hAnsi="Aptos"/>
-                <w:color w:val="94A3B8"/>
-                <w:sz w:val="18"/>
-                <w:szCs w:val="18"/>
-              </w:rPr>
-              <w:t xml:space="preserve">__________________</w:t>
-            </w:r>
-          </w:p>
-        </w:tc>
-        <w:tc>
-          <w:tcPr>
-            <w:tcW w:type="dxa" w:w="283"/>
+            <w:tcW w:type="dxa" w:w="3590"/>
             <w:tcBorders>
               <w:top w:val="none"/>
               <w:left w:val="none"/>
@@ -2372,37 +2567,15 @@
               <w:right w:val="none"/>
             </w:tcBorders>
             <w:tcMar>
-              <w:top w:type="dxa" w:w="0"/>
-              <w:left w:type="dxa" w:w="0"/>
-              <w:bottom w:type="dxa" w:w="0"/>
-              <w:right w:type="dxa" w:w="0"/>
-            </w:tcMar>
-          </w:tcPr>
-          <w:p>
-            <w:pPr>
-              <w:spacing w:after="0" w:before="0"/>
-            </w:pPr>
-          </w:p>
-        </w:tc>
-        <w:tc>
-          <w:tcPr>
-            <w:tcW w:type="dxa" w:w="3401"/>
-            <w:tcBorders>
-              <w:top w:val="single" w:color="CBD5E1" w:sz="4"/>
-              <w:left w:val="single" w:color="CBD5E1" w:sz="4"/>
-              <w:bottom w:val="single" w:color="CBD5E1" w:sz="4"/>
-              <w:right w:val="single" w:color="CBD5E1" w:sz="4"/>
-            </w:tcBorders>
-            <w:tcMar>
-              <w:top w:type="dxa" w:w="120"/>
+              <w:top w:type="dxa" w:w="40"/>
               <w:left w:type="dxa" w:w="140"/>
-              <w:bottom w:type="dxa" w:w="120"/>
+              <w:bottom w:type="dxa" w:w="80"/>
               <w:right w:type="dxa" w:w="140"/>
             </w:tcMar>
           </w:tcPr>
           <w:p>
             <w:pPr>
-              <w:spacing w:after="0" w:before="200"/>
+              <w:spacing w:after="0" w:before="100"/>
             </w:pPr>
           </w:p>
           <w:p>
@@ -2467,7 +2640,7 @@
                 <w:sz w:val="19"/>
                 <w:szCs w:val="19"/>
               </w:rPr>
-              <w:t xml:space="preserve">SGB TREASURER</w:t>
+              <w:t xml:space="preserve">SGB SECRATARY</w:t>
             </w:r>
           </w:p>
           <w:p>
@@ -2495,374 +2668,6 @@
               </w:rPr>
               <w:t xml:space="preserve">__________________</w:t>
             </w:r>
-          </w:p>
-        </w:tc>
-        <w:tc>
-          <w:tcPr>
-            <w:tcW w:type="dxa" w:w="283"/>
-            <w:tcBorders>
-              <w:top w:val="none"/>
-              <w:left w:val="none"/>
-              <w:bottom w:val="none"/>
-              <w:right w:val="none"/>
-            </w:tcBorders>
-            <w:tcMar>
-              <w:top w:type="dxa" w:w="0"/>
-              <w:left w:type="dxa" w:w="0"/>
-              <w:bottom w:type="dxa" w:w="0"/>
-              <w:right w:type="dxa" w:w="0"/>
-            </w:tcMar>
-          </w:tcPr>
-          <w:p>
-            <w:pPr>
-              <w:spacing w:after="0" w:before="0"/>
-            </w:pPr>
-          </w:p>
-        </w:tc>
-        <w:tc>
-          <w:tcPr>
-            <w:tcW w:type="dxa" w:w="3401"/>
-            <w:tcBorders>
-              <w:top w:val="single" w:color="CBD5E1" w:sz="4"/>
-              <w:left w:val="single" w:color="CBD5E1" w:sz="4"/>
-              <w:bottom w:val="single" w:color="CBD5E1" w:sz="4"/>
-              <w:right w:val="single" w:color="CBD5E1" w:sz="4"/>
-            </w:tcBorders>
-            <w:tcMar>
-              <w:top w:type="dxa" w:w="120"/>
-              <w:left w:type="dxa" w:w="140"/>
-              <w:bottom w:type="dxa" w:w="120"/>
-              <w:right w:type="dxa" w:w="140"/>
-            </w:tcMar>
-          </w:tcPr>
-          <w:p>
-            <w:pPr>
-              <w:spacing w:after="0" w:before="200"/>
-            </w:pPr>
-          </w:p>
-          <w:p>
-            <w:pPr>
-              <w:pBdr>
-                <w:bottom w:val="single" w:color="0C2340" w:sz="8"/>
-              </w:pBdr>
-              <w:spacing w:after="10" w:before="0"/>
-            </w:pPr>
-          </w:p>
-          <w:p>
-            <w:pPr>
-              <w:spacing w:after="90" w:before="0"/>
-            </w:pPr>
-            <w:r>
-              <w:rPr>
-                <w:rFonts w:ascii="Aptos" w:cs="Aptos" w:eastAsia="Aptos" w:hAnsi="Aptos"/>
-                <w:b/>
-                <w:bCs/>
-                <w:color w:val="64748B"/>
-                <w:sz w:val="14"/>
-                <w:szCs w:val="14"/>
-              </w:rPr>
-              <w:t xml:space="preserve">SIGNATURE</w:t>
-            </w:r>
-          </w:p>
-          <w:p>
-            <w:pPr>
-              <w:spacing w:after="15" w:before="0"/>
-            </w:pPr>
-            <w:r>
-              <w:rPr>
-                <w:rFonts w:ascii="Aptos" w:cs="Aptos" w:eastAsia="Aptos" w:hAnsi="Aptos"/>
-                <w:b/>
-                <w:bCs/>
-                <w:color w:val="64748B"/>
-                <w:sz w:val="18"/>
-                <w:szCs w:val="18"/>
-              </w:rPr>
-              <w:t xml:space="preserve">NAME: </w:t>
-            </w:r>
-            <w:r>
-              <w:rPr>
-                <w:rFonts w:ascii="Aptos" w:cs="Aptos" w:eastAsia="Aptos" w:hAnsi="Aptos"/>
-                <w:color w:val="94A3B8"/>
-                <w:sz w:val="18"/>
-                <w:szCs w:val="18"/>
-              </w:rPr>
-              <w:t xml:space="preserve">______________________</w:t>
-            </w:r>
-          </w:p>
-          <w:p>
-            <w:pPr>
-              <w:spacing w:after="20" w:before="0"/>
-            </w:pPr>
-            <w:r>
-              <w:rPr>
-                <w:rFonts w:ascii="Aptos" w:cs="Aptos" w:eastAsia="Aptos" w:hAnsi="Aptos"/>
-                <w:b/>
-                <w:bCs/>
-                <w:color w:val="0C2340"/>
-                <w:sz w:val="19"/>
-                <w:szCs w:val="19"/>
-              </w:rPr>
-              <w:t xml:space="preserve">SCHOOL PRINCIPAL</w:t>
-            </w:r>
-          </w:p>
-          <w:p>
-            <w:pPr>
-              <w:spacing w:after="0" w:before="40"/>
-              <w:jc w:val="right"/>
-            </w:pPr>
-            <w:r>
-              <w:rPr>
-                <w:rFonts w:ascii="Aptos" w:cs="Aptos" w:eastAsia="Aptos" w:hAnsi="Aptos"/>
-                <w:b/>
-                <w:bCs/>
-                <w:color w:val="64748B"/>
-                <w:sz w:val="18"/>
-                <w:szCs w:val="18"/>
-              </w:rPr>
-              <w:t xml:space="preserve">DATE: </w:t>
-            </w:r>
-            <w:r>
-              <w:rPr>
-                <w:rFonts w:ascii="Aptos" w:cs="Aptos" w:eastAsia="Aptos" w:hAnsi="Aptos"/>
-                <w:color w:val="94A3B8"/>
-                <w:sz w:val="18"/>
-                <w:szCs w:val="18"/>
-              </w:rPr>
-              <w:t xml:space="preserve">__________________</w:t>
-            </w:r>
-          </w:p>
-        </w:tc>
-      </w:tr>
-      <w:tr>
-        <w:trPr>
-          <w:cantSplit/>
-        </w:trPr>
-        <w:tc>
-          <w:tcPr>
-            <w:gridSpan w:val="5"/>
-            <w:tcBorders>
-              <w:top w:val="none"/>
-              <w:left w:val="none"/>
-              <w:bottom w:val="none"/>
-              <w:right w:val="none"/>
-            </w:tcBorders>
-            <w:tcMar>
-              <w:top w:type="dxa" w:w="0"/>
-              <w:left w:type="dxa" w:w="0"/>
-              <w:bottom w:type="dxa" w:w="0"/>
-              <w:right w:type="dxa" w:w="0"/>
-            </w:tcMar>
-          </w:tcPr>
-          <w:p>
-            <w:pPr>
-              <w:spacing w:after="0" w:before="140"/>
-            </w:pPr>
-          </w:p>
-        </w:tc>
-      </w:tr>
-      <w:tr>
-        <w:trPr>
-          <w:cantSplit/>
-        </w:trPr>
-        <w:tc>
-          <w:tcPr>
-            <w:tcW w:type="dxa" w:w="3401"/>
-            <w:tcBorders>
-              <w:top w:val="single" w:color="CBD5E1" w:sz="4"/>
-              <w:left w:val="single" w:color="CBD5E1" w:sz="4"/>
-              <w:bottom w:val="single" w:color="CBD5E1" w:sz="4"/>
-              <w:right w:val="single" w:color="CBD5E1" w:sz="4"/>
-            </w:tcBorders>
-            <w:tcMar>
-              <w:top w:type="dxa" w:w="120"/>
-              <w:left w:type="dxa" w:w="140"/>
-              <w:bottom w:type="dxa" w:w="120"/>
-              <w:right w:type="dxa" w:w="140"/>
-            </w:tcMar>
-          </w:tcPr>
-          <w:p>
-            <w:pPr>
-              <w:spacing w:after="0" w:before="200"/>
-            </w:pPr>
-          </w:p>
-          <w:p>
-            <w:pPr>
-              <w:pBdr>
-                <w:bottom w:val="single" w:color="0C2340" w:sz="8"/>
-              </w:pBdr>
-              <w:spacing w:after="10" w:before="0"/>
-            </w:pPr>
-          </w:p>
-          <w:p>
-            <w:pPr>
-              <w:spacing w:after="90" w:before="0"/>
-            </w:pPr>
-            <w:r>
-              <w:rPr>
-                <w:rFonts w:ascii="Aptos" w:cs="Aptos" w:eastAsia="Aptos" w:hAnsi="Aptos"/>
-                <w:b/>
-                <w:bCs/>
-                <w:color w:val="64748B"/>
-                <w:sz w:val="14"/>
-                <w:szCs w:val="14"/>
-              </w:rPr>
-              <w:t xml:space="preserve">SIGNATURE</w:t>
-            </w:r>
-          </w:p>
-          <w:p>
-            <w:pPr>
-              <w:spacing w:after="15" w:before="0"/>
-            </w:pPr>
-            <w:r>
-              <w:rPr>
-                <w:rFonts w:ascii="Aptos" w:cs="Aptos" w:eastAsia="Aptos" w:hAnsi="Aptos"/>
-                <w:b/>
-                <w:bCs/>
-                <w:color w:val="64748B"/>
-                <w:sz w:val="18"/>
-                <w:szCs w:val="18"/>
-              </w:rPr>
-              <w:t xml:space="preserve">NAME: </w:t>
-            </w:r>
-            <w:r>
-              <w:rPr>
-                <w:rFonts w:ascii="Aptos" w:cs="Aptos" w:eastAsia="Aptos" w:hAnsi="Aptos"/>
-                <w:color w:val="94A3B8"/>
-                <w:sz w:val="18"/>
-                <w:szCs w:val="18"/>
-              </w:rPr>
-              <w:t xml:space="preserve">______________________</w:t>
-            </w:r>
-          </w:p>
-          <w:p>
-            <w:pPr>
-              <w:spacing w:after="20" w:before="0"/>
-            </w:pPr>
-            <w:r>
-              <w:rPr>
-                <w:rFonts w:ascii="Aptos" w:cs="Aptos" w:eastAsia="Aptos" w:hAnsi="Aptos"/>
-                <w:b/>
-                <w:bCs/>
-                <w:color w:val="0C2340"/>
-                <w:sz w:val="19"/>
-                <w:szCs w:val="19"/>
-              </w:rPr>
-              <w:t xml:space="preserve">SGB SECRATARY</w:t>
-            </w:r>
-          </w:p>
-          <w:p>
-            <w:pPr>
-              <w:spacing w:after="0" w:before="40"/>
-              <w:jc w:val="right"/>
-            </w:pPr>
-            <w:r>
-              <w:rPr>
-                <w:rFonts w:ascii="Aptos" w:cs="Aptos" w:eastAsia="Aptos" w:hAnsi="Aptos"/>
-                <w:b/>
-                <w:bCs/>
-                <w:color w:val="64748B"/>
-                <w:sz w:val="18"/>
-                <w:szCs w:val="18"/>
-              </w:rPr>
-              <w:t xml:space="preserve">DATE: </w:t>
-            </w:r>
-            <w:r>
-              <w:rPr>
-                <w:rFonts w:ascii="Aptos" w:cs="Aptos" w:eastAsia="Aptos" w:hAnsi="Aptos"/>
-                <w:color w:val="94A3B8"/>
-                <w:sz w:val="18"/>
-                <w:szCs w:val="18"/>
-              </w:rPr>
-              <w:t xml:space="preserve">__________________</w:t>
-            </w:r>
-          </w:p>
-        </w:tc>
-        <w:tc>
-          <w:tcPr>
-            <w:tcW w:type="dxa" w:w="283"/>
-            <w:tcBorders>
-              <w:top w:val="none"/>
-              <w:left w:val="none"/>
-              <w:bottom w:val="none"/>
-              <w:right w:val="none"/>
-            </w:tcBorders>
-            <w:tcMar>
-              <w:top w:type="dxa" w:w="0"/>
-              <w:left w:type="dxa" w:w="0"/>
-              <w:bottom w:type="dxa" w:w="0"/>
-              <w:right w:type="dxa" w:w="0"/>
-            </w:tcMar>
-          </w:tcPr>
-          <w:p>
-            <w:pPr>
-              <w:spacing w:after="0" w:before="0"/>
-            </w:pPr>
-          </w:p>
-        </w:tc>
-        <w:tc>
-          <w:tcPr>
-            <w:tcW w:type="dxa" w:w="3401"/>
-            <w:tcBorders>
-              <w:top w:val="none"/>
-              <w:left w:val="none"/>
-              <w:bottom w:val="none"/>
-              <w:right w:val="none"/>
-            </w:tcBorders>
-            <w:tcMar>
-              <w:top w:type="dxa" w:w="0"/>
-              <w:left w:type="dxa" w:w="0"/>
-              <w:bottom w:type="dxa" w:w="0"/>
-              <w:right w:type="dxa" w:w="0"/>
-            </w:tcMar>
-          </w:tcPr>
-          <w:p>
-            <w:pPr>
-              <w:spacing w:after="0" w:before="0"/>
-            </w:pPr>
-          </w:p>
-        </w:tc>
-        <w:tc>
-          <w:tcPr>
-            <w:tcW w:type="dxa" w:w="283"/>
-            <w:tcBorders>
-              <w:top w:val="none"/>
-              <w:left w:val="none"/>
-              <w:bottom w:val="none"/>
-              <w:right w:val="none"/>
-            </w:tcBorders>
-            <w:tcMar>
-              <w:top w:type="dxa" w:w="0"/>
-              <w:left w:type="dxa" w:w="0"/>
-              <w:bottom w:type="dxa" w:w="0"/>
-              <w:right w:type="dxa" w:w="0"/>
-            </w:tcMar>
-          </w:tcPr>
-          <w:p>
-            <w:pPr>
-              <w:spacing w:after="0" w:before="0"/>
-            </w:pPr>
-          </w:p>
-        </w:tc>
-        <w:tc>
-          <w:tcPr>
-            <w:tcW w:type="dxa" w:w="3401"/>
-            <w:tcBorders>
-              <w:top w:val="none"/>
-              <w:left w:val="none"/>
-              <w:bottom w:val="none"/>
-              <w:right w:val="none"/>
-            </w:tcBorders>
-            <w:tcMar>
-              <w:top w:type="dxa" w:w="0"/>
-              <w:left w:type="dxa" w:w="0"/>
-              <w:bottom w:type="dxa" w:w="0"/>
-              <w:right w:type="dxa" w:w="0"/>
-            </w:tcMar>
-          </w:tcPr>
-          <w:p>
-            <w:pPr>
-              <w:spacing w:after="0" w:before="0"/>
-            </w:pPr>
           </w:p>
         </w:tc>
       </w:tr>

--- a/SGB_Functionality_Audit_2026/02_School_Mission_Statement/SGB_Mission_and_Vision_Statement_2026.docx
+++ b/SGB_Functionality_Audit_2026/02_School_Mission_Statement/SGB_Mission_and_Vision_Statement_2026.docx
@@ -760,7 +760,7 @@
     <w:p>
       <w:pPr>
         <w:keepLines/>
-        <w:spacing w:after="0" w:before="0" w:line="300"/>
+        <w:spacing w:after="0" w:before="0" w:line="276"/>
         <w:ind w:left="0"/>
         <w:jc w:val="both"/>
       </w:pPr>
@@ -776,6 +776,7 @@
     </w:p>
     <w:p>
       <w:pPr>
+        <w:keepLines/>
         <w:tabs>
           <w:tab w:val="left" w:pos="566"/>
         </w:tabs>
@@ -816,7 +817,7 @@
     <w:p>
       <w:pPr>
         <w:keepLines/>
-        <w:spacing w:after="0" w:before="0" w:line="300"/>
+        <w:spacing w:after="0" w:before="0" w:line="276"/>
         <w:ind w:left="566"/>
         <w:jc w:val="both"/>
       </w:pPr>
@@ -832,6 +833,7 @@
     </w:p>
     <w:p>
       <w:pPr>
+        <w:keepLines/>
         <w:tabs>
           <w:tab w:val="left" w:pos="566"/>
         </w:tabs>
@@ -872,7 +874,7 @@
     <w:p>
       <w:pPr>
         <w:keepLines/>
-        <w:spacing w:after="0" w:before="0" w:line="300"/>
+        <w:spacing w:after="0" w:before="0" w:line="276"/>
         <w:ind w:left="566"/>
         <w:jc w:val="both"/>
       </w:pPr>
@@ -889,7 +891,7 @@
     <w:p>
       <w:pPr>
         <w:keepLines/>
-        <w:spacing w:after="0" w:before="100" w:line="300"/>
+        <w:spacing w:after="0" w:before="100" w:line="276"/>
         <w:ind w:left="566"/>
         <w:jc w:val="both"/>
       </w:pPr>
@@ -905,6 +907,7 @@
     </w:p>
     <w:p>
       <w:pPr>
+        <w:keepLines/>
         <w:tabs>
           <w:tab w:val="left" w:pos="566"/>
         </w:tabs>
@@ -945,7 +948,7 @@
     <w:p>
       <w:pPr>
         <w:keepLines/>
-        <w:spacing w:after="0" w:before="0" w:line="300"/>
+        <w:spacing w:after="0" w:before="0" w:line="276"/>
         <w:ind w:left="566"/>
         <w:jc w:val="both"/>
       </w:pPr>
@@ -961,6 +964,7 @@
     </w:p>
     <w:p>
       <w:pPr>
+        <w:keepLines/>
         <w:tabs>
           <w:tab w:val="left" w:pos="566"/>
         </w:tabs>
@@ -1001,7 +1005,7 @@
     <w:p>
       <w:pPr>
         <w:keepLines/>
-        <w:spacing w:after="0" w:before="0" w:line="300"/>
+        <w:spacing w:after="0" w:before="0" w:line="276"/>
         <w:ind w:left="566"/>
         <w:jc w:val="both"/>
       </w:pPr>
@@ -1018,7 +1022,7 @@
     <w:p>
       <w:pPr>
         <w:keepLines/>
-        <w:spacing w:after="0" w:before="100" w:line="300"/>
+        <w:spacing w:after="0" w:before="100" w:line="276"/>
         <w:ind w:left="566"/>
         <w:jc w:val="both"/>
       </w:pPr>
@@ -1035,7 +1039,7 @@
     <w:p>
       <w:pPr>
         <w:keepLines/>
-        <w:spacing w:after="0" w:before="100" w:line="300"/>
+        <w:spacing w:after="0" w:before="100" w:line="276"/>
         <w:ind w:left="566"/>
         <w:jc w:val="both"/>
       </w:pPr>
@@ -1052,7 +1056,7 @@
     <w:p>
       <w:pPr>
         <w:keepLines/>
-        <w:spacing w:after="0" w:before="100" w:line="300"/>
+        <w:spacing w:after="0" w:before="100" w:line="276"/>
         <w:ind w:left="566"/>
         <w:jc w:val="both"/>
       </w:pPr>
@@ -1069,7 +1073,7 @@
     <w:p>
       <w:pPr>
         <w:keepLines/>
-        <w:spacing w:after="0" w:before="100" w:line="300"/>
+        <w:spacing w:after="0" w:before="100" w:line="276"/>
         <w:ind w:left="566"/>
         <w:jc w:val="both"/>
       </w:pPr>
@@ -1086,7 +1090,7 @@
     <w:p>
       <w:pPr>
         <w:keepLines/>
-        <w:spacing w:after="0" w:before="100" w:line="300"/>
+        <w:spacing w:after="0" w:before="100" w:line="276"/>
         <w:ind w:left="566"/>
         <w:jc w:val="both"/>
       </w:pPr>
@@ -1102,6 +1106,7 @@
     </w:p>
     <w:p>
       <w:pPr>
+        <w:keepLines/>
         <w:tabs>
           <w:tab w:val="left" w:pos="566"/>
         </w:tabs>
@@ -1141,10 +1146,11 @@
     </w:p>
     <w:p>
       <w:pPr>
+        <w:keepLines/>
         <w:tabs>
           <w:tab w:val="left" w:pos="566"/>
         </w:tabs>
-        <w:spacing w:after="0" w:before="100" w:line="300"/>
+        <w:spacing w:after="0" w:before="100" w:line="276"/>
         <w:ind w:left="566" w:hanging="566"/>
         <w:jc w:val="both"/>
       </w:pPr>
@@ -1182,7 +1188,7 @@
     <w:p>
       <w:pPr>
         <w:keepLines/>
-        <w:spacing w:after="0" w:before="0" w:line="300"/>
+        <w:spacing w:after="0" w:before="0" w:line="276"/>
         <w:ind w:left="566"/>
         <w:jc w:val="both"/>
       </w:pPr>
@@ -1198,10 +1204,11 @@
     </w:p>
     <w:p>
       <w:pPr>
+        <w:keepLines/>
         <w:tabs>
           <w:tab w:val="left" w:pos="566"/>
         </w:tabs>
-        <w:spacing w:after="0" w:before="100" w:line="300"/>
+        <w:spacing w:after="0" w:before="100" w:line="276"/>
         <w:ind w:left="566" w:hanging="566"/>
         <w:jc w:val="both"/>
       </w:pPr>
@@ -1239,7 +1246,7 @@
     <w:p>
       <w:pPr>
         <w:keepLines/>
-        <w:spacing w:after="0" w:before="0" w:line="300"/>
+        <w:spacing w:after="0" w:before="0" w:line="276"/>
         <w:ind w:left="566"/>
         <w:jc w:val="both"/>
       </w:pPr>
@@ -1259,7 +1266,7 @@
         <w:tabs>
           <w:tab w:val="left" w:pos="1247"/>
         </w:tabs>
-        <w:spacing w:after="0" w:before="100" w:line="300"/>
+        <w:spacing w:after="0" w:before="100" w:line="276"/>
         <w:ind w:left="1247" w:hanging="680"/>
         <w:jc w:val="both"/>
       </w:pPr>
@@ -1297,7 +1304,7 @@
     <w:p>
       <w:pPr>
         <w:keepLines/>
-        <w:spacing w:after="0" w:before="0" w:line="300"/>
+        <w:spacing w:after="0" w:before="0" w:line="276"/>
         <w:ind w:left="1247"/>
         <w:jc w:val="both"/>
       </w:pPr>
@@ -1317,7 +1324,7 @@
         <w:tabs>
           <w:tab w:val="left" w:pos="1247"/>
         </w:tabs>
-        <w:spacing w:after="0" w:before="100" w:line="300"/>
+        <w:spacing w:after="0" w:before="100" w:line="276"/>
         <w:ind w:left="1247" w:hanging="680"/>
         <w:jc w:val="both"/>
       </w:pPr>
@@ -1355,7 +1362,7 @@
     <w:p>
       <w:pPr>
         <w:keepLines/>
-        <w:spacing w:after="0" w:before="0" w:line="300"/>
+        <w:spacing w:after="0" w:before="0" w:line="276"/>
         <w:ind w:left="1247"/>
         <w:jc w:val="both"/>
       </w:pPr>
@@ -1372,7 +1379,7 @@
     <w:p>
       <w:pPr>
         <w:keepLines/>
-        <w:spacing w:after="0" w:before="100" w:line="300"/>
+        <w:spacing w:after="0" w:before="100" w:line="276"/>
         <w:ind w:left="1247"/>
         <w:jc w:val="both"/>
       </w:pPr>
@@ -1392,7 +1399,7 @@
         <w:tabs>
           <w:tab w:val="left" w:pos="1247"/>
         </w:tabs>
-        <w:spacing w:after="0" w:before="100" w:line="300"/>
+        <w:spacing w:after="0" w:before="100" w:line="276"/>
         <w:ind w:left="1247" w:hanging="680"/>
         <w:jc w:val="both"/>
       </w:pPr>
@@ -1430,7 +1437,7 @@
     <w:p>
       <w:pPr>
         <w:keepLines/>
-        <w:spacing w:after="0" w:before="0" w:line="300"/>
+        <w:spacing w:after="0" w:before="0" w:line="276"/>
         <w:ind w:left="1247"/>
         <w:jc w:val="both"/>
       </w:pPr>
@@ -1447,7 +1454,7 @@
     <w:p>
       <w:pPr>
         <w:keepLines/>
-        <w:spacing w:after="0" w:before="100" w:line="300"/>
+        <w:spacing w:after="0" w:before="100" w:line="276"/>
         <w:ind w:left="1247"/>
         <w:jc w:val="both"/>
       </w:pPr>
@@ -1467,7 +1474,7 @@
         <w:tabs>
           <w:tab w:val="left" w:pos="1247"/>
         </w:tabs>
-        <w:spacing w:after="0" w:before="100" w:line="300"/>
+        <w:spacing w:after="0" w:before="100" w:line="276"/>
         <w:ind w:left="1247" w:hanging="680"/>
         <w:jc w:val="both"/>
       </w:pPr>
@@ -1505,7 +1512,7 @@
     <w:p>
       <w:pPr>
         <w:keepLines/>
-        <w:spacing w:after="0" w:before="0" w:line="300"/>
+        <w:spacing w:after="0" w:before="0" w:line="276"/>
         <w:ind w:left="1247"/>
         <w:jc w:val="both"/>
       </w:pPr>
@@ -1525,7 +1532,7 @@
         <w:tabs>
           <w:tab w:val="left" w:pos="1247"/>
         </w:tabs>
-        <w:spacing w:after="0" w:before="100" w:line="300"/>
+        <w:spacing w:after="0" w:before="100" w:line="276"/>
         <w:ind w:left="1247" w:hanging="680"/>
         <w:jc w:val="both"/>
       </w:pPr>
@@ -1563,7 +1570,7 @@
     <w:p>
       <w:pPr>
         <w:keepLines/>
-        <w:spacing w:after="0" w:before="0" w:line="300"/>
+        <w:spacing w:after="0" w:before="0" w:line="276"/>
         <w:ind w:left="1247"/>
         <w:jc w:val="both"/>
       </w:pPr>
@@ -1580,7 +1587,7 @@
     <w:p>
       <w:pPr>
         <w:keepLines/>
-        <w:spacing w:after="0" w:before="100" w:line="300"/>
+        <w:spacing w:after="0" w:before="100" w:line="276"/>
         <w:ind w:left="1247"/>
         <w:jc w:val="both"/>
       </w:pPr>
@@ -1597,7 +1604,7 @@
     <w:p>
       <w:pPr>
         <w:keepLines/>
-        <w:spacing w:after="0" w:before="100" w:line="300"/>
+        <w:spacing w:after="0" w:before="100" w:line="276"/>
         <w:ind w:left="1247"/>
         <w:jc w:val="both"/>
       </w:pPr>
@@ -1617,7 +1624,7 @@
         <w:tabs>
           <w:tab w:val="left" w:pos="1247"/>
         </w:tabs>
-        <w:spacing w:after="0" w:before="100" w:line="300"/>
+        <w:spacing w:after="0" w:before="100" w:line="276"/>
         <w:ind w:left="1247" w:hanging="680"/>
         <w:jc w:val="both"/>
       </w:pPr>
@@ -1655,7 +1662,7 @@
     <w:p>
       <w:pPr>
         <w:keepLines/>
-        <w:spacing w:after="0" w:before="0" w:line="300"/>
+        <w:spacing w:after="0" w:before="0" w:line="276"/>
         <w:ind w:left="1247"/>
         <w:jc w:val="both"/>
       </w:pPr>
@@ -1675,7 +1682,7 @@
         <w:tabs>
           <w:tab w:val="left" w:pos="1247"/>
         </w:tabs>
-        <w:spacing w:after="0" w:before="100" w:line="300"/>
+        <w:spacing w:after="0" w:before="100" w:line="276"/>
         <w:ind w:left="1247" w:hanging="680"/>
         <w:jc w:val="both"/>
       </w:pPr>
@@ -1713,7 +1720,7 @@
     <w:p>
       <w:pPr>
         <w:keepLines/>
-        <w:spacing w:after="0" w:before="0" w:line="300"/>
+        <w:spacing w:after="0" w:before="0" w:line="276"/>
         <w:ind w:left="1247"/>
         <w:jc w:val="both"/>
       </w:pPr>
@@ -1733,7 +1740,7 @@
         <w:tabs>
           <w:tab w:val="left" w:pos="1247"/>
         </w:tabs>
-        <w:spacing w:after="0" w:before="100" w:line="300"/>
+        <w:spacing w:after="0" w:before="100" w:line="276"/>
         <w:ind w:left="1247" w:hanging="680"/>
         <w:jc w:val="both"/>
       </w:pPr>
@@ -1771,7 +1778,7 @@
     <w:p>
       <w:pPr>
         <w:keepLines/>
-        <w:spacing w:after="0" w:before="0" w:line="300"/>
+        <w:spacing w:after="0" w:before="0" w:line="276"/>
         <w:ind w:left="1247"/>
         <w:jc w:val="both"/>
       </w:pPr>
@@ -1788,7 +1795,7 @@
     <w:p>
       <w:pPr>
         <w:keepLines/>
-        <w:spacing w:after="0" w:before="100" w:line="300"/>
+        <w:spacing w:after="0" w:before="100" w:line="276"/>
         <w:ind w:left="1247"/>
         <w:jc w:val="both"/>
       </w:pPr>
@@ -1808,7 +1815,7 @@
         <w:tabs>
           <w:tab w:val="left" w:pos="1247"/>
         </w:tabs>
-        <w:spacing w:after="0" w:before="100" w:line="300"/>
+        <w:spacing w:after="0" w:before="100" w:line="276"/>
         <w:ind w:left="1247" w:hanging="680"/>
         <w:jc w:val="both"/>
       </w:pPr>
@@ -1846,7 +1853,7 @@
     <w:p>
       <w:pPr>
         <w:keepLines/>
-        <w:spacing w:after="0" w:before="0" w:line="300"/>
+        <w:spacing w:after="0" w:before="0" w:line="276"/>
         <w:ind w:left="1247"/>
         <w:jc w:val="both"/>
       </w:pPr>
@@ -1866,7 +1873,7 @@
         <w:tabs>
           <w:tab w:val="left" w:pos="1247"/>
         </w:tabs>
-        <w:spacing w:after="0" w:before="100" w:line="300"/>
+        <w:spacing w:after="0" w:before="100" w:line="276"/>
         <w:ind w:left="1247" w:hanging="680"/>
         <w:jc w:val="both"/>
       </w:pPr>
@@ -1904,7 +1911,7 @@
     <w:p>
       <w:pPr>
         <w:keepLines/>
-        <w:spacing w:after="0" w:before="0" w:line="300"/>
+        <w:spacing w:after="0" w:before="0" w:line="276"/>
         <w:ind w:left="1247"/>
         <w:jc w:val="both"/>
       </w:pPr>
@@ -1921,7 +1928,7 @@
     <w:p>
       <w:pPr>
         <w:keepLines/>
-        <w:spacing w:after="0" w:before="100" w:line="300"/>
+        <w:spacing w:after="0" w:before="100" w:line="276"/>
         <w:ind w:left="1247"/>
         <w:jc w:val="both"/>
       </w:pPr>
@@ -1938,7 +1945,7 @@
     <w:p>
       <w:pPr>
         <w:keepLines/>
-        <w:spacing w:after="0" w:before="100" w:line="300"/>
+        <w:spacing w:after="0" w:before="100" w:line="276"/>
         <w:ind w:left="1247"/>
         <w:jc w:val="both"/>
       </w:pPr>
@@ -1955,7 +1962,7 @@
     <w:p>
       <w:pPr>
         <w:keepLines/>
-        <w:spacing w:after="0" w:before="100" w:line="300"/>
+        <w:spacing w:after="0" w:before="100" w:line="276"/>
         <w:ind w:left="1247"/>
         <w:jc w:val="both"/>
       </w:pPr>
@@ -1975,7 +1982,7 @@
         <w:tabs>
           <w:tab w:val="left" w:pos="1247"/>
         </w:tabs>
-        <w:spacing w:after="0" w:before="100" w:line="300"/>
+        <w:spacing w:after="0" w:before="100" w:line="276"/>
         <w:ind w:left="1247" w:hanging="680"/>
         <w:jc w:val="both"/>
       </w:pPr>
@@ -2013,7 +2020,7 @@
     <w:p>
       <w:pPr>
         <w:keepLines/>
-        <w:spacing w:after="0" w:before="0" w:line="300"/>
+        <w:spacing w:after="0" w:before="0" w:line="276"/>
         <w:ind w:left="1247"/>
         <w:jc w:val="both"/>
       </w:pPr>
@@ -2030,7 +2037,7 @@
     <w:p>
       <w:pPr>
         <w:keepLines/>
-        <w:spacing w:after="0" w:before="100" w:line="300"/>
+        <w:spacing w:after="0" w:before="100" w:line="276"/>
         <w:ind w:left="1247"/>
         <w:jc w:val="both"/>
       </w:pPr>
@@ -2047,7 +2054,7 @@
     <w:p>
       <w:pPr>
         <w:keepLines/>
-        <w:spacing w:after="0" w:before="100" w:line="300"/>
+        <w:spacing w:after="0" w:before="100" w:line="276"/>
         <w:ind w:left="1247"/>
         <w:jc w:val="both"/>
       </w:pPr>
@@ -2064,7 +2071,7 @@
     <w:p>
       <w:pPr>
         <w:keepLines/>
-        <w:spacing w:after="0" w:before="100" w:line="300"/>
+        <w:spacing w:after="0" w:before="100" w:line="276"/>
         <w:ind w:left="1247"/>
         <w:jc w:val="both"/>
       </w:pPr>
@@ -2080,10 +2087,11 @@
     </w:p>
     <w:p>
       <w:pPr>
+        <w:keepLines/>
         <w:tabs>
           <w:tab w:val="left" w:pos="566"/>
         </w:tabs>
-        <w:spacing w:after="0" w:before="100" w:line="300"/>
+        <w:spacing w:after="0" w:before="100" w:line="276"/>
         <w:ind w:left="566" w:hanging="566"/>
         <w:jc w:val="both"/>
       </w:pPr>
@@ -2121,7 +2129,7 @@
     <w:p>
       <w:pPr>
         <w:keepLines/>
-        <w:spacing w:after="0" w:before="0" w:line="300"/>
+        <w:spacing w:after="0" w:before="0" w:line="276"/>
         <w:ind w:left="566"/>
         <w:jc w:val="both"/>
       </w:pPr>
@@ -2138,7 +2146,7 @@
     <w:p>
       <w:pPr>
         <w:keepLines/>
-        <w:spacing w:after="0" w:before="100" w:line="300"/>
+        <w:spacing w:after="0" w:before="100" w:line="276"/>
         <w:ind w:left="566"/>
         <w:jc w:val="both"/>
       </w:pPr>
@@ -2178,7 +2186,7 @@
     <w:p>
       <w:pPr>
         <w:keepLines/>
-        <w:spacing w:after="120" w:before="20" w:line="300"/>
+        <w:spacing w:after="120" w:before="20" w:line="276"/>
         <w:jc w:val="both"/>
       </w:pPr>
       <w:r>
@@ -2208,6 +2216,8 @@
         <w:gridCol w:w="100"/>
         <w:gridCol w:w="100"/>
         <w:gridCol w:w="100"/>
+        <w:gridCol w:w="100"/>
+        <w:gridCol w:w="100"/>
       </w:tblGrid>
       <w:tr>
         <w:trPr>
@@ -2215,7 +2225,120 @@
         </w:trPr>
         <w:tc>
           <w:tcPr>
-            <w:tcW w:type="dxa" w:w="3590"/>
+            <w:tcW w:type="dxa" w:w="3401"/>
+            <w:tcBorders>
+              <w:top w:val="single" w:color="94A3B8" w:sz="6"/>
+              <w:left w:val="single" w:color="94A3B8" w:sz="6"/>
+              <w:bottom w:val="single" w:color="94A3B8" w:sz="6"/>
+              <w:right w:val="single" w:color="94A3B8" w:sz="6"/>
+            </w:tcBorders>
+            <w:tcMar>
+              <w:top w:type="dxa" w:w="100"/>
+              <w:left w:type="dxa" w:w="160"/>
+              <w:bottom w:type="dxa" w:w="100"/>
+              <w:right w:type="dxa" w:w="160"/>
+            </w:tcMar>
+          </w:tcPr>
+          <w:p>
+            <w:pPr>
+              <w:spacing w:after="0" w:before="180"/>
+            </w:pPr>
+          </w:p>
+          <w:p>
+            <w:pPr>
+              <w:pBdr>
+                <w:bottom w:val="single" w:color="0C2340" w:sz="8"/>
+              </w:pBdr>
+              <w:spacing w:after="10" w:before="0"/>
+            </w:pPr>
+          </w:p>
+          <w:p>
+            <w:pPr>
+              <w:spacing w:after="90" w:before="0"/>
+            </w:pPr>
+            <w:r>
+              <w:rPr>
+                <w:rFonts w:ascii="Aptos" w:cs="Aptos" w:eastAsia="Aptos" w:hAnsi="Aptos"/>
+                <w:b/>
+                <w:bCs/>
+                <w:color w:val="64748B"/>
+                <w:sz w:val="14"/>
+                <w:szCs w:val="14"/>
+              </w:rPr>
+              <w:t xml:space="preserve">SIGNATURE</w:t>
+            </w:r>
+          </w:p>
+          <w:p>
+            <w:pPr>
+              <w:spacing w:after="15" w:before="0"/>
+            </w:pPr>
+            <w:r>
+              <w:rPr>
+                <w:rFonts w:ascii="Aptos" w:cs="Aptos" w:eastAsia="Aptos" w:hAnsi="Aptos"/>
+                <w:b/>
+                <w:bCs/>
+                <w:color w:val="64748B"/>
+                <w:sz w:val="18"/>
+                <w:szCs w:val="18"/>
+              </w:rPr>
+              <w:t xml:space="preserve">NAME: </w:t>
+            </w:r>
+            <w:r>
+              <w:rPr>
+                <w:rFonts w:ascii="Aptos" w:cs="Aptos" w:eastAsia="Aptos" w:hAnsi="Aptos"/>
+                <w:color w:val="94A3B8"/>
+                <w:sz w:val="18"/>
+                <w:szCs w:val="18"/>
+              </w:rPr>
+              <w:t xml:space="preserve">______________________</w:t>
+            </w:r>
+          </w:p>
+          <w:p>
+            <w:pPr>
+              <w:spacing w:after="20" w:before="0"/>
+            </w:pPr>
+            <w:r>
+              <w:rPr>
+                <w:rFonts w:ascii="Aptos" w:cs="Aptos" w:eastAsia="Aptos" w:hAnsi="Aptos"/>
+                <w:b/>
+                <w:bCs/>
+                <w:color w:val="0C2340"/>
+                <w:sz w:val="19"/>
+                <w:szCs w:val="19"/>
+              </w:rPr>
+              <w:t xml:space="preserve">SGB CHAIRPERSON</w:t>
+            </w:r>
+          </w:p>
+          <w:p>
+            <w:pPr>
+              <w:spacing w:after="0" w:before="40"/>
+              <w:jc w:val="right"/>
+            </w:pPr>
+            <w:r>
+              <w:rPr>
+                <w:rFonts w:ascii="Aptos" w:cs="Aptos" w:eastAsia="Aptos" w:hAnsi="Aptos"/>
+                <w:b/>
+                <w:bCs/>
+                <w:color w:val="64748B"/>
+                <w:sz w:val="18"/>
+                <w:szCs w:val="18"/>
+              </w:rPr>
+              <w:t xml:space="preserve">DATE: </w:t>
+            </w:r>
+            <w:r>
+              <w:rPr>
+                <w:rFonts w:ascii="Aptos" w:cs="Aptos" w:eastAsia="Aptos" w:hAnsi="Aptos"/>
+                <w:color w:val="94A3B8"/>
+                <w:sz w:val="18"/>
+                <w:szCs w:val="18"/>
+              </w:rPr>
+              <w:t xml:space="preserve">__________________</w:t>
+            </w:r>
+          </w:p>
+        </w:tc>
+        <w:tc>
+          <w:tcPr>
+            <w:tcW w:type="dxa" w:w="283"/>
             <w:tcBorders>
               <w:top w:val="none"/>
               <w:left w:val="none"/>
@@ -2223,10 +2346,32 @@
               <w:right w:val="none"/>
             </w:tcBorders>
             <w:tcMar>
-              <w:top w:type="dxa" w:w="40"/>
-              <w:left w:type="dxa" w:w="140"/>
-              <w:bottom w:type="dxa" w:w="80"/>
-              <w:right w:type="dxa" w:w="140"/>
+              <w:top w:type="dxa" w:w="0"/>
+              <w:left w:type="dxa" w:w="0"/>
+              <w:bottom w:type="dxa" w:w="0"/>
+              <w:right w:type="dxa" w:w="0"/>
+            </w:tcMar>
+          </w:tcPr>
+          <w:p>
+            <w:pPr>
+              <w:spacing w:after="0" w:before="0"/>
+            </w:pPr>
+          </w:p>
+        </w:tc>
+        <w:tc>
+          <w:tcPr>
+            <w:tcW w:type="dxa" w:w="3401"/>
+            <w:tcBorders>
+              <w:top w:val="single" w:color="94A3B8" w:sz="6"/>
+              <w:left w:val="single" w:color="94A3B8" w:sz="6"/>
+              <w:bottom w:val="single" w:color="94A3B8" w:sz="6"/>
+              <w:right w:val="single" w:color="94A3B8" w:sz="6"/>
+            </w:tcBorders>
+            <w:tcMar>
+              <w:top w:type="dxa" w:w="100"/>
+              <w:left w:type="dxa" w:w="160"/>
+              <w:bottom w:type="dxa" w:w="100"/>
+              <w:right w:type="dxa" w:w="160"/>
             </w:tcMar>
           </w:tcPr>
           <w:p>
@@ -2296,7 +2441,7 @@
                 <w:sz w:val="19"/>
                 <w:szCs w:val="19"/>
               </w:rPr>
-              <w:t xml:space="preserve">SGB CHAIRPERSON</w:t>
+              <w:t xml:space="preserve">SGB TREASURER</w:t>
             </w:r>
           </w:p>
           <w:p>
@@ -2328,7 +2473,7 @@
         </w:tc>
         <w:tc>
           <w:tcPr>
-            <w:tcW w:type="dxa" w:w="3590"/>
+            <w:tcW w:type="dxa" w:w="283"/>
             <w:tcBorders>
               <w:top w:val="none"/>
               <w:left w:val="none"/>
@@ -2336,123 +2481,32 @@
               <w:right w:val="none"/>
             </w:tcBorders>
             <w:tcMar>
-              <w:top w:type="dxa" w:w="40"/>
-              <w:left w:type="dxa" w:w="140"/>
-              <w:bottom w:type="dxa" w:w="80"/>
-              <w:right w:type="dxa" w:w="140"/>
+              <w:top w:type="dxa" w:w="0"/>
+              <w:left w:type="dxa" w:w="0"/>
+              <w:bottom w:type="dxa" w:w="0"/>
+              <w:right w:type="dxa" w:w="0"/>
             </w:tcMar>
           </w:tcPr>
           <w:p>
             <w:pPr>
-              <w:spacing w:after="0" w:before="180"/>
-            </w:pPr>
-          </w:p>
-          <w:p>
-            <w:pPr>
-              <w:pBdr>
-                <w:bottom w:val="single" w:color="0C2340" w:sz="8"/>
-              </w:pBdr>
-              <w:spacing w:after="10" w:before="0"/>
-            </w:pPr>
-          </w:p>
-          <w:p>
-            <w:pPr>
-              <w:spacing w:after="90" w:before="0"/>
-            </w:pPr>
-            <w:r>
-              <w:rPr>
-                <w:rFonts w:ascii="Aptos" w:cs="Aptos" w:eastAsia="Aptos" w:hAnsi="Aptos"/>
-                <w:b/>
-                <w:bCs/>
-                <w:color w:val="64748B"/>
-                <w:sz w:val="14"/>
-                <w:szCs w:val="14"/>
-              </w:rPr>
-              <w:t xml:space="preserve">SIGNATURE</w:t>
-            </w:r>
-          </w:p>
-          <w:p>
-            <w:pPr>
-              <w:spacing w:after="15" w:before="0"/>
-            </w:pPr>
-            <w:r>
-              <w:rPr>
-                <w:rFonts w:ascii="Aptos" w:cs="Aptos" w:eastAsia="Aptos" w:hAnsi="Aptos"/>
-                <w:b/>
-                <w:bCs/>
-                <w:color w:val="64748B"/>
-                <w:sz w:val="18"/>
-                <w:szCs w:val="18"/>
-              </w:rPr>
-              <w:t xml:space="preserve">NAME: </w:t>
-            </w:r>
-            <w:r>
-              <w:rPr>
-                <w:rFonts w:ascii="Aptos" w:cs="Aptos" w:eastAsia="Aptos" w:hAnsi="Aptos"/>
-                <w:color w:val="94A3B8"/>
-                <w:sz w:val="18"/>
-                <w:szCs w:val="18"/>
-              </w:rPr>
-              <w:t xml:space="preserve">______________________</w:t>
-            </w:r>
-          </w:p>
-          <w:p>
-            <w:pPr>
-              <w:spacing w:after="20" w:before="0"/>
-            </w:pPr>
-            <w:r>
-              <w:rPr>
-                <w:rFonts w:ascii="Aptos" w:cs="Aptos" w:eastAsia="Aptos" w:hAnsi="Aptos"/>
-                <w:b/>
-                <w:bCs/>
-                <w:color w:val="0C2340"/>
-                <w:sz w:val="19"/>
-                <w:szCs w:val="19"/>
-              </w:rPr>
-              <w:t xml:space="preserve">SGB TREASURER</w:t>
-            </w:r>
-          </w:p>
-          <w:p>
-            <w:pPr>
-              <w:spacing w:after="0" w:before="40"/>
-              <w:jc w:val="right"/>
-            </w:pPr>
-            <w:r>
-              <w:rPr>
-                <w:rFonts w:ascii="Aptos" w:cs="Aptos" w:eastAsia="Aptos" w:hAnsi="Aptos"/>
-                <w:b/>
-                <w:bCs/>
-                <w:color w:val="64748B"/>
-                <w:sz w:val="18"/>
-                <w:szCs w:val="18"/>
-              </w:rPr>
-              <w:t xml:space="preserve">DATE: </w:t>
-            </w:r>
-            <w:r>
-              <w:rPr>
-                <w:rFonts w:ascii="Aptos" w:cs="Aptos" w:eastAsia="Aptos" w:hAnsi="Aptos"/>
-                <w:color w:val="94A3B8"/>
-                <w:sz w:val="18"/>
-                <w:szCs w:val="18"/>
-              </w:rPr>
-              <w:t xml:space="preserve">__________________</w:t>
-            </w:r>
+              <w:spacing w:after="0" w:before="0"/>
+            </w:pPr>
           </w:p>
         </w:tc>
         <w:tc>
           <w:tcPr>
-            <w:tcW w:type="dxa" w:w="3590"/>
+            <w:tcW w:type="dxa" w:w="3401"/>
             <w:tcBorders>
-              <w:top w:val="none"/>
-              <w:left w:val="none"/>
-              <w:bottom w:val="none"/>
-              <w:right w:val="none"/>
+              <w:top w:val="single" w:color="94A3B8" w:sz="6"/>
+              <w:left w:val="single" w:color="94A3B8" w:sz="6"/>
+              <w:bottom w:val="single" w:color="94A3B8" w:sz="6"/>
+              <w:right w:val="single" w:color="94A3B8" w:sz="6"/>
             </w:tcBorders>
             <w:tcMar>
-              <w:top w:type="dxa" w:w="40"/>
-              <w:left w:type="dxa" w:w="140"/>
-              <w:bottom w:type="dxa" w:w="80"/>
-              <w:right w:type="dxa" w:w="140"/>
+              <w:top w:type="dxa" w:w="100"/>
+              <w:left w:type="dxa" w:w="160"/>
+              <w:bottom w:type="dxa" w:w="100"/>
+              <w:right w:type="dxa" w:w="160"/>
             </w:tcMar>
           </w:tcPr>
           <w:p>
@@ -2559,7 +2613,6 @@
         </w:trPr>
         <w:tc>
           <w:tcPr>
-            <w:tcW w:type="dxa" w:w="3590"/>
             <w:tcBorders>
               <w:top w:val="none"/>
               <w:left w:val="none"/>
@@ -2567,15 +2620,126 @@
               <w:right w:val="none"/>
             </w:tcBorders>
             <w:tcMar>
-              <w:top w:type="dxa" w:w="40"/>
-              <w:left w:type="dxa" w:w="140"/>
-              <w:bottom w:type="dxa" w:w="80"/>
-              <w:right w:type="dxa" w:w="140"/>
+              <w:top w:type="dxa" w:w="0"/>
+              <w:left w:type="dxa" w:w="0"/>
+              <w:bottom w:type="dxa" w:w="0"/>
+              <w:right w:type="dxa" w:w="0"/>
             </w:tcMar>
           </w:tcPr>
           <w:p>
             <w:pPr>
-              <w:spacing w:after="0" w:before="100"/>
+              <w:spacing w:after="0" w:before="160"/>
+            </w:pPr>
+          </w:p>
+        </w:tc>
+        <w:tc>
+          <w:tcPr>
+            <w:tcBorders>
+              <w:top w:val="none"/>
+              <w:left w:val="none"/>
+              <w:bottom w:val="none"/>
+              <w:right w:val="none"/>
+            </w:tcBorders>
+            <w:tcMar>
+              <w:top w:type="dxa" w:w="0"/>
+              <w:left w:type="dxa" w:w="0"/>
+              <w:bottom w:type="dxa" w:w="0"/>
+              <w:right w:type="dxa" w:w="0"/>
+            </w:tcMar>
+          </w:tcPr>
+          <w:p>
+            <w:pPr>
+              <w:spacing w:after="0" w:before="160"/>
+            </w:pPr>
+          </w:p>
+        </w:tc>
+        <w:tc>
+          <w:tcPr>
+            <w:tcBorders>
+              <w:top w:val="none"/>
+              <w:left w:val="none"/>
+              <w:bottom w:val="none"/>
+              <w:right w:val="none"/>
+            </w:tcBorders>
+            <w:tcMar>
+              <w:top w:type="dxa" w:w="0"/>
+              <w:left w:type="dxa" w:w="0"/>
+              <w:bottom w:type="dxa" w:w="0"/>
+              <w:right w:type="dxa" w:w="0"/>
+            </w:tcMar>
+          </w:tcPr>
+          <w:p>
+            <w:pPr>
+              <w:spacing w:after="0" w:before="160"/>
+            </w:pPr>
+          </w:p>
+        </w:tc>
+        <w:tc>
+          <w:tcPr>
+            <w:tcBorders>
+              <w:top w:val="none"/>
+              <w:left w:val="none"/>
+              <w:bottom w:val="none"/>
+              <w:right w:val="none"/>
+            </w:tcBorders>
+            <w:tcMar>
+              <w:top w:type="dxa" w:w="0"/>
+              <w:left w:type="dxa" w:w="0"/>
+              <w:bottom w:type="dxa" w:w="0"/>
+              <w:right w:type="dxa" w:w="0"/>
+            </w:tcMar>
+          </w:tcPr>
+          <w:p>
+            <w:pPr>
+              <w:spacing w:after="0" w:before="160"/>
+            </w:pPr>
+          </w:p>
+        </w:tc>
+        <w:tc>
+          <w:tcPr>
+            <w:tcBorders>
+              <w:top w:val="none"/>
+              <w:left w:val="none"/>
+              <w:bottom w:val="none"/>
+              <w:right w:val="none"/>
+            </w:tcBorders>
+            <w:tcMar>
+              <w:top w:type="dxa" w:w="0"/>
+              <w:left w:type="dxa" w:w="0"/>
+              <w:bottom w:type="dxa" w:w="0"/>
+              <w:right w:type="dxa" w:w="0"/>
+            </w:tcMar>
+          </w:tcPr>
+          <w:p>
+            <w:pPr>
+              <w:spacing w:after="0" w:before="160"/>
+            </w:pPr>
+          </w:p>
+        </w:tc>
+      </w:tr>
+      <w:tr>
+        <w:trPr>
+          <w:cantSplit/>
+        </w:trPr>
+        <w:tc>
+          <w:tcPr>
+            <w:tcW w:type="dxa" w:w="3401"/>
+            <w:tcBorders>
+              <w:top w:val="single" w:color="94A3B8" w:sz="6"/>
+              <w:left w:val="single" w:color="94A3B8" w:sz="6"/>
+              <w:bottom w:val="single" w:color="94A3B8" w:sz="6"/>
+              <w:right w:val="single" w:color="94A3B8" w:sz="6"/>
+            </w:tcBorders>
+            <w:tcMar>
+              <w:top w:type="dxa" w:w="100"/>
+              <w:left w:type="dxa" w:w="160"/>
+              <w:bottom w:type="dxa" w:w="100"/>
+              <w:right w:type="dxa" w:w="160"/>
+            </w:tcMar>
+          </w:tcPr>
+          <w:p>
+            <w:pPr>
+              <w:spacing w:after="0" w:before="180"/>
             </w:pPr>
           </w:p>
           <w:p>
@@ -2668,6 +2832,94 @@
               </w:rPr>
               <w:t xml:space="preserve">__________________</w:t>
             </w:r>
+          </w:p>
+        </w:tc>
+        <w:tc>
+          <w:tcPr>
+            <w:tcW w:type="dxa" w:w="283"/>
+            <w:tcBorders>
+              <w:top w:val="none"/>
+              <w:left w:val="none"/>
+              <w:bottom w:val="none"/>
+              <w:right w:val="none"/>
+            </w:tcBorders>
+            <w:tcMar>
+              <w:top w:type="dxa" w:w="0"/>
+              <w:left w:type="dxa" w:w="0"/>
+              <w:bottom w:type="dxa" w:w="0"/>
+              <w:right w:type="dxa" w:w="0"/>
+            </w:tcMar>
+          </w:tcPr>
+          <w:p>
+            <w:pPr>
+              <w:spacing w:after="0" w:before="0"/>
+            </w:pPr>
+          </w:p>
+        </w:tc>
+        <w:tc>
+          <w:tcPr>
+            <w:tcW w:type="dxa" w:w="3401"/>
+            <w:tcBorders>
+              <w:top w:val="none"/>
+              <w:left w:val="none"/>
+              <w:bottom w:val="none"/>
+              <w:right w:val="none"/>
+            </w:tcBorders>
+            <w:tcMar>
+              <w:top w:type="dxa" w:w="0"/>
+              <w:left w:type="dxa" w:w="0"/>
+              <w:bottom w:type="dxa" w:w="0"/>
+              <w:right w:type="dxa" w:w="0"/>
+            </w:tcMar>
+          </w:tcPr>
+          <w:p>
+            <w:pPr>
+              <w:spacing w:after="0" w:before="0"/>
+            </w:pPr>
+          </w:p>
+        </w:tc>
+        <w:tc>
+          <w:tcPr>
+            <w:tcW w:type="dxa" w:w="283"/>
+            <w:tcBorders>
+              <w:top w:val="none"/>
+              <w:left w:val="none"/>
+              <w:bottom w:val="none"/>
+              <w:right w:val="none"/>
+            </w:tcBorders>
+            <w:tcMar>
+              <w:top w:type="dxa" w:w="0"/>
+              <w:left w:type="dxa" w:w="0"/>
+              <w:bottom w:type="dxa" w:w="0"/>
+              <w:right w:type="dxa" w:w="0"/>
+            </w:tcMar>
+          </w:tcPr>
+          <w:p>
+            <w:pPr>
+              <w:spacing w:after="0" w:before="0"/>
+            </w:pPr>
+          </w:p>
+        </w:tc>
+        <w:tc>
+          <w:tcPr>
+            <w:tcW w:type="dxa" w:w="3401"/>
+            <w:tcBorders>
+              <w:top w:val="none"/>
+              <w:left w:val="none"/>
+              <w:bottom w:val="none"/>
+              <w:right w:val="none"/>
+            </w:tcBorders>
+            <w:tcMar>
+              <w:top w:type="dxa" w:w="0"/>
+              <w:left w:type="dxa" w:w="0"/>
+              <w:bottom w:type="dxa" w:w="0"/>
+              <w:right w:type="dxa" w:w="0"/>
+            </w:tcMar>
+          </w:tcPr>
+          <w:p>
+            <w:pPr>
+              <w:spacing w:after="0" w:before="0"/>
+            </w:pPr>
           </w:p>
         </w:tc>
       </w:tr>

--- a/SGB_Functionality_Audit_2026/02_School_Mission_Statement/SGB_Mission_and_Vision_Statement_2026.docx
+++ b/SGB_Functionality_Audit_2026/02_School_Mission_Statement/SGB_Mission_and_Vision_Statement_2026.docx
@@ -2270,6 +2270,9 @@
           </w:p>
           <w:p>
             <w:pPr>
+              <w:tabs>
+                <w:tab w:val="right" w:pos="3081" w:leader="underscore"/>
+              </w:tabs>
               <w:spacing w:after="15" w:before="0"/>
             </w:pPr>
             <w:r>
@@ -2281,16 +2284,7 @@
                 <w:sz w:val="18"/>
                 <w:szCs w:val="18"/>
               </w:rPr>
-              <w:t xml:space="preserve">NAME: </w:t>
-            </w:r>
-            <w:r>
-              <w:rPr>
-                <w:rFonts w:ascii="Aptos" w:cs="Aptos" w:eastAsia="Aptos" w:hAnsi="Aptos"/>
-                <w:color w:val="94A3B8"/>
-                <w:sz w:val="18"/>
-                <w:szCs w:val="18"/>
-              </w:rPr>
-              <w:t xml:space="preserve">______________________</w:t>
+              <w:t xml:space="preserve">NAME:	</w:t>
             </w:r>
           </w:p>
           <w:p>
@@ -2332,7 +2326,7 @@
                 <w:sz w:val="18"/>
                 <w:szCs w:val="18"/>
               </w:rPr>
-              <w:t xml:space="preserve">__________________</w:t>
+              <w:t xml:space="preserve">________________________</w:t>
             </w:r>
           </w:p>
         </w:tc>
@@ -2405,6 +2399,9 @@
           </w:p>
           <w:p>
             <w:pPr>
+              <w:tabs>
+                <w:tab w:val="right" w:pos="3081" w:leader="underscore"/>
+              </w:tabs>
               <w:spacing w:after="15" w:before="0"/>
             </w:pPr>
             <w:r>
@@ -2416,16 +2413,7 @@
                 <w:sz w:val="18"/>
                 <w:szCs w:val="18"/>
               </w:rPr>
-              <w:t xml:space="preserve">NAME: </w:t>
-            </w:r>
-            <w:r>
-              <w:rPr>
-                <w:rFonts w:ascii="Aptos" w:cs="Aptos" w:eastAsia="Aptos" w:hAnsi="Aptos"/>
-                <w:color w:val="94A3B8"/>
-                <w:sz w:val="18"/>
-                <w:szCs w:val="18"/>
-              </w:rPr>
-              <w:t xml:space="preserve">______________________</w:t>
+              <w:t xml:space="preserve">NAME:	</w:t>
             </w:r>
           </w:p>
           <w:p>
@@ -2467,7 +2455,7 @@
                 <w:sz w:val="18"/>
                 <w:szCs w:val="18"/>
               </w:rPr>
-              <w:t xml:space="preserve">__________________</w:t>
+              <w:t xml:space="preserve">________________________</w:t>
             </w:r>
           </w:p>
         </w:tc>
@@ -2540,6 +2528,9 @@
           </w:p>
           <w:p>
             <w:pPr>
+              <w:tabs>
+                <w:tab w:val="right" w:pos="3081" w:leader="underscore"/>
+              </w:tabs>
               <w:spacing w:after="15" w:before="0"/>
             </w:pPr>
             <w:r>
@@ -2551,16 +2542,7 @@
                 <w:sz w:val="18"/>
                 <w:szCs w:val="18"/>
               </w:rPr>
-              <w:t xml:space="preserve">NAME: </w:t>
-            </w:r>
-            <w:r>
-              <w:rPr>
-                <w:rFonts w:ascii="Aptos" w:cs="Aptos" w:eastAsia="Aptos" w:hAnsi="Aptos"/>
-                <w:color w:val="94A3B8"/>
-                <w:sz w:val="18"/>
-                <w:szCs w:val="18"/>
-              </w:rPr>
-              <w:t xml:space="preserve">______________________</w:t>
+              <w:t xml:space="preserve">NAME:	</w:t>
             </w:r>
           </w:p>
           <w:p>
@@ -2602,7 +2584,7 @@
                 <w:sz w:val="18"/>
                 <w:szCs w:val="18"/>
               </w:rPr>
-              <w:t xml:space="preserve">__________________</w:t>
+              <w:t xml:space="preserve">________________________</w:t>
             </w:r>
           </w:p>
         </w:tc>
@@ -2768,6 +2750,9 @@
           </w:p>
           <w:p>
             <w:pPr>
+              <w:tabs>
+                <w:tab w:val="right" w:pos="3081" w:leader="underscore"/>
+              </w:tabs>
               <w:spacing w:after="15" w:before="0"/>
             </w:pPr>
             <w:r>
@@ -2779,16 +2764,7 @@
                 <w:sz w:val="18"/>
                 <w:szCs w:val="18"/>
               </w:rPr>
-              <w:t xml:space="preserve">NAME: </w:t>
-            </w:r>
-            <w:r>
-              <w:rPr>
-                <w:rFonts w:ascii="Aptos" w:cs="Aptos" w:eastAsia="Aptos" w:hAnsi="Aptos"/>
-                <w:color w:val="94A3B8"/>
-                <w:sz w:val="18"/>
-                <w:szCs w:val="18"/>
-              </w:rPr>
-              <w:t xml:space="preserve">______________________</w:t>
+              <w:t xml:space="preserve">NAME:	</w:t>
             </w:r>
           </w:p>
           <w:p>
@@ -2830,7 +2806,7 @@
                 <w:sz w:val="18"/>
                 <w:szCs w:val="18"/>
               </w:rPr>
-              <w:t xml:space="preserve">__________________</w:t>
+              <w:t xml:space="preserve">________________________</w:t>
             </w:r>
           </w:p>
         </w:tc>
@@ -3068,6 +3044,9 @@
       <w:pBdr>
         <w:bottom w:val="single" w:color="CBD5E1" w:sz="6"/>
       </w:pBdr>
+      <w:tabs>
+        <w:tab w:val="right" w:pos="10771"/>
+      </w:tabs>
       <w:spacing w:after="80" w:before="0"/>
     </w:pPr>
     <w:r>

--- a/SGB_Functionality_Audit_2026/02_School_Mission_Statement/SGB_Mission_and_Vision_Statement_2026.docx
+++ b/SGB_Functionality_Audit_2026/02_School_Mission_Statement/SGB_Mission_and_Vision_Statement_2026.docx
@@ -2896,6 +2896,312 @@
             <w:pPr>
               <w:spacing w:after="0" w:before="0"/>
             </w:pPr>
+          </w:p>
+        </w:tc>
+      </w:tr>
+    </w:tbl>
+    <w:p>
+      <w:pPr>
+        <w:spacing w:after="0" w:before="140"/>
+      </w:pPr>
+    </w:p>
+    <w:tbl>
+      <w:tblPr>
+        <w:tblW w:type="dxa" w:w="3590"/>
+        <w:jc w:val="left"/>
+        <w:tblBorders>
+          <w:top w:val="dashed" w:color="94A3B8" w:sz="6"/>
+          <w:left w:val="dashed" w:color="94A3B8" w:sz="6"/>
+          <w:bottom w:val="dashed" w:color="94A3B8" w:sz="6"/>
+          <w:right w:val="dashed" w:color="94A3B8" w:sz="6"/>
+          <w:insideH w:val="single" w:color="auto" w:sz="4"/>
+          <w:insideV w:val="single" w:color="auto" w:sz="4"/>
+        </w:tblBorders>
+      </w:tblPr>
+      <w:tblGrid>
+        <w:gridCol w:w="100"/>
+      </w:tblGrid>
+      <w:tr>
+        <w:trPr>
+          <w:cantSplit/>
+        </w:trPr>
+        <w:tc>
+          <w:tcPr>
+            <w:tcW w:type="dxa" w:w="3590"/>
+            <w:shd w:fill="F8FAFC" w:val="clear"/>
+            <w:tcMar>
+              <w:top w:type="dxa" w:w="100"/>
+              <w:left w:type="dxa" w:w="140"/>
+              <w:bottom w:type="dxa" w:w="100"/>
+              <w:right w:type="dxa" w:w="140"/>
+            </w:tcMar>
+          </w:tcPr>
+          <w:p>
+            <w:pPr>
+              <w:spacing w:after="30" w:before="60"/>
+              <w:jc w:val="center"/>
+            </w:pPr>
+            <w:r>
+              <w:rPr>
+                <w:rFonts w:ascii="Aptos" w:cs="Aptos" w:eastAsia="Aptos" w:hAnsi="Aptos"/>
+                <w:b/>
+                <w:bCs/>
+                <w:color w:val="475569"/>
+                <w:sz w:val="15"/>
+                <w:szCs w:val="15"/>
+              </w:rPr>
+              <w:t xml:space="preserve">OFFICIAL SCHOOL STAMP</w:t>
+            </w:r>
+          </w:p>
+          <w:p>
+            <w:pPr>
+              <w:spacing w:after="80" w:before="80"/>
+              <w:jc w:val="center"/>
+            </w:pPr>
+            <w:r>
+              <w:rPr>
+                <w:rFonts w:ascii="Aptos" w:cs="Aptos" w:eastAsia="Aptos" w:hAnsi="Aptos"/>
+                <w:color w:val="94A3B8"/>
+                <w:sz w:val="14"/>
+                <w:szCs w:val="14"/>
+              </w:rPr>
+              <w:t xml:space="preserve">(Place Official School Date Stamp Here)</w:t>
+            </w:r>
+          </w:p>
+        </w:tc>
+      </w:tr>
+    </w:tbl>
+    <w:p>
+      <w:pPr>
+        <w:keepLines/>
+        <w:spacing w:after="30" w:before="180"/>
+      </w:pPr>
+      <w:r>
+        <w:rPr>
+          <w:rFonts w:ascii="Aptos" w:cs="Aptos" w:eastAsia="Aptos" w:hAnsi="Aptos"/>
+          <w:b/>
+          <w:bCs/>
+          <w:color w:val="0C2340"/>
+          <w:sz w:val="18"/>
+          <w:szCs w:val="18"/>
+        </w:rPr>
+        <w:t xml:space="preserve">DISTRICT ENDORSEMENT &amp; RECORD OF RECEIPT</w:t>
+      </w:r>
+    </w:p>
+    <w:p>
+      <w:pPr>
+        <w:keepLines/>
+        <w:spacing w:after="60" w:before="0"/>
+      </w:pPr>
+      <w:r>
+        <w:rPr>
+          <w:rFonts w:ascii="Aptos" w:cs="Aptos" w:eastAsia="Aptos" w:hAnsi="Aptos"/>
+          <w:color w:val="1A1A1A"/>
+          <w:sz w:val="18"/>
+          <w:szCs w:val="18"/>
+        </w:rPr>
+        <w:t xml:space="preserve">Received, verified, and endorsed for departmental records by the District Office:</w:t>
+      </w:r>
+    </w:p>
+    <w:tbl>
+      <w:tblPr>
+        <w:tblW w:type="dxa" w:w="10771"/>
+        <w:jc w:val="center"/>
+        <w:tblBorders>
+          <w:top w:val="none"/>
+          <w:left w:val="none"/>
+          <w:bottom w:val="none"/>
+          <w:right w:val="none"/>
+          <w:insideH w:val="none"/>
+          <w:insideV w:val="none"/>
+        </w:tblBorders>
+      </w:tblPr>
+      <w:tblGrid>
+        <w:gridCol w:w="100"/>
+        <w:gridCol w:w="100"/>
+        <w:gridCol w:w="100"/>
+      </w:tblGrid>
+      <w:tr>
+        <w:trPr>
+          <w:cantSplit/>
+        </w:trPr>
+        <w:tc>
+          <w:tcPr>
+            <w:tcW w:type="dxa" w:w="5244"/>
+            <w:tcBorders>
+              <w:top w:val="dashed" w:color="94A3B8" w:sz="6"/>
+              <w:left w:val="dashed" w:color="94A3B8" w:sz="6"/>
+              <w:bottom w:val="dashed" w:color="94A3B8" w:sz="6"/>
+              <w:right w:val="dashed" w:color="94A3B8" w:sz="6"/>
+            </w:tcBorders>
+            <w:shd w:fill="F8FAFC" w:val="clear"/>
+            <w:tcMar>
+              <w:top w:type="dxa" w:w="120"/>
+              <w:left w:type="dxa" w:w="160"/>
+              <w:bottom w:type="dxa" w:w="120"/>
+              <w:right w:type="dxa" w:w="160"/>
+            </w:tcMar>
+          </w:tcPr>
+          <w:p>
+            <w:pPr>
+              <w:spacing w:after="40" w:before="80"/>
+              <w:jc w:val="center"/>
+            </w:pPr>
+            <w:r>
+              <w:rPr>
+                <w:rFonts w:ascii="Aptos" w:cs="Aptos" w:eastAsia="Aptos" w:hAnsi="Aptos"/>
+                <w:b/>
+                <w:bCs/>
+                <w:color w:val="475569"/>
+                <w:sz w:val="15"/>
+                <w:szCs w:val="15"/>
+              </w:rPr>
+              <w:t xml:space="preserve">OFFICIAL DISTRICT / CIRCUIT STAMP</w:t>
+            </w:r>
+          </w:p>
+          <w:p>
+            <w:pPr>
+              <w:spacing w:after="160" w:before="180"/>
+              <w:jc w:val="center"/>
+            </w:pPr>
+            <w:r>
+              <w:rPr>
+                <w:rFonts w:ascii="Aptos" w:cs="Aptos" w:eastAsia="Aptos" w:hAnsi="Aptos"/>
+                <w:color w:val="94A3B8"/>
+                <w:sz w:val="14"/>
+                <w:szCs w:val="14"/>
+              </w:rPr>
+              <w:t xml:space="preserve">(Place District Registry / Circuit Office Date Stamp Here)</w:t>
+            </w:r>
+          </w:p>
+        </w:tc>
+        <w:tc>
+          <w:tcPr>
+            <w:tcW w:type="dxa" w:w="283"/>
+            <w:tcBorders>
+              <w:top w:val="none"/>
+              <w:left w:val="none"/>
+              <w:bottom w:val="none"/>
+              <w:right w:val="none"/>
+            </w:tcBorders>
+            <w:tcMar>
+              <w:top w:type="dxa" w:w="0"/>
+              <w:left w:type="dxa" w:w="0"/>
+              <w:bottom w:type="dxa" w:w="0"/>
+              <w:right w:type="dxa" w:w="0"/>
+            </w:tcMar>
+          </w:tcPr>
+          <w:p>
+            <w:pPr>
+              <w:spacing w:after="0" w:before="0"/>
+            </w:pPr>
+          </w:p>
+        </w:tc>
+        <w:tc>
+          <w:tcPr>
+            <w:tcW w:type="dxa" w:w="5244"/>
+            <w:tcBorders>
+              <w:top w:val="single" w:color="94A3B8" w:sz="6"/>
+              <w:left w:val="single" w:color="94A3B8" w:sz="6"/>
+              <w:bottom w:val="single" w:color="94A3B8" w:sz="6"/>
+              <w:right w:val="single" w:color="94A3B8" w:sz="6"/>
+            </w:tcBorders>
+            <w:tcMar>
+              <w:top w:type="dxa" w:w="100"/>
+              <w:left w:type="dxa" w:w="160"/>
+              <w:bottom w:type="dxa" w:w="100"/>
+              <w:right w:type="dxa" w:w="160"/>
+            </w:tcMar>
+          </w:tcPr>
+          <w:p>
+            <w:pPr>
+              <w:spacing w:after="0" w:before="180"/>
+            </w:pPr>
+          </w:p>
+          <w:p>
+            <w:pPr>
+              <w:pBdr>
+                <w:bottom w:val="single" w:color="0C2340" w:sz="8"/>
+              </w:pBdr>
+              <w:spacing w:after="10" w:before="0"/>
+            </w:pPr>
+          </w:p>
+          <w:p>
+            <w:pPr>
+              <w:spacing w:after="90" w:before="0"/>
+            </w:pPr>
+            <w:r>
+              <w:rPr>
+                <w:rFonts w:ascii="Aptos" w:cs="Aptos" w:eastAsia="Aptos" w:hAnsi="Aptos"/>
+                <w:b/>
+                <w:bCs/>
+                <w:color w:val="64748B"/>
+                <w:sz w:val="14"/>
+                <w:szCs w:val="14"/>
+              </w:rPr>
+              <w:t xml:space="preserve">SIGNATURE</w:t>
+            </w:r>
+          </w:p>
+          <w:p>
+            <w:pPr>
+              <w:tabs>
+                <w:tab w:val="right" w:pos="4924" w:leader="underscore"/>
+              </w:tabs>
+              <w:spacing w:after="15" w:before="0"/>
+            </w:pPr>
+            <w:r>
+              <w:rPr>
+                <w:rFonts w:ascii="Aptos" w:cs="Aptos" w:eastAsia="Aptos" w:hAnsi="Aptos"/>
+                <w:b/>
+                <w:bCs/>
+                <w:color w:val="64748B"/>
+                <w:sz w:val="18"/>
+                <w:szCs w:val="18"/>
+              </w:rPr>
+              <w:t xml:space="preserve">NAME:	</w:t>
+            </w:r>
+          </w:p>
+          <w:p>
+            <w:pPr>
+              <w:spacing w:after="20" w:before="0"/>
+            </w:pPr>
+            <w:r>
+              <w:rPr>
+                <w:rFonts w:ascii="Aptos" w:cs="Aptos" w:eastAsia="Aptos" w:hAnsi="Aptos"/>
+                <w:b/>
+                <w:bCs/>
+                <w:color w:val="0C2340"/>
+                <w:sz w:val="19"/>
+                <w:szCs w:val="19"/>
+              </w:rPr>
+              <w:t xml:space="preserve">CIRCUIT MANAGER</w:t>
+            </w:r>
+          </w:p>
+          <w:p>
+            <w:pPr>
+              <w:spacing w:after="0" w:before="40"/>
+              <w:jc w:val="right"/>
+            </w:pPr>
+            <w:r>
+              <w:rPr>
+                <w:rFonts w:ascii="Aptos" w:cs="Aptos" w:eastAsia="Aptos" w:hAnsi="Aptos"/>
+                <w:b/>
+                <w:bCs/>
+                <w:color w:val="64748B"/>
+                <w:sz w:val="18"/>
+                <w:szCs w:val="18"/>
+              </w:rPr>
+              <w:t xml:space="preserve">DATE: </w:t>
+            </w:r>
+            <w:r>
+              <w:rPr>
+                <w:rFonts w:ascii="Aptos" w:cs="Aptos" w:eastAsia="Aptos" w:hAnsi="Aptos"/>
+                <w:color w:val="94A3B8"/>
+                <w:sz w:val="18"/>
+                <w:szCs w:val="18"/>
+              </w:rPr>
+              <w:t xml:space="preserve">________________________</w:t>
+            </w:r>
           </w:p>
         </w:tc>
       </w:tr>
